--- a/docs/ВКРч2.docx
+++ b/docs/ВКРч2.docx
@@ -644,12 +644,21 @@
           <w:szCs w:val="28"/>
         </w:rPr>
       </w:pPr>
-      <w:r>
-        <w:rPr>
-          <w:sz w:val="28"/>
-          <w:szCs w:val="28"/>
-        </w:rPr>
-        <w:t>i(x, t) — доля (плотность) популяции, инфицированная в данный момент штаммом с координатой x;</w:t>
+      <w:proofErr w:type="gramStart"/>
+      <w:r>
+        <w:rPr>
+          <w:sz w:val="28"/>
+          <w:szCs w:val="28"/>
+        </w:rPr>
+        <w:t>i(</w:t>
+      </w:r>
+      <w:proofErr w:type="gramEnd"/>
+      <w:r>
+        <w:rPr>
+          <w:sz w:val="28"/>
+          <w:szCs w:val="28"/>
+        </w:rPr>
+        <w:t>x, t) — доля (плотность) популяции, инфицированная в данный момент штаммом с координатой x;</w:t>
       </w:r>
     </w:p>
     <w:p>
@@ -667,12 +676,21 @@
           <w:szCs w:val="28"/>
         </w:rPr>
       </w:pPr>
-      <w:r>
-        <w:rPr>
-          <w:sz w:val="28"/>
-          <w:szCs w:val="28"/>
-        </w:rPr>
-        <w:t>r(x, t) — доля (плотность) популяции, чьей последней перенесенной инфекцией был штамм x, после чего они выздоровели и приобрели специфический иммунитет.</w:t>
+      <w:proofErr w:type="gramStart"/>
+      <w:r>
+        <w:rPr>
+          <w:sz w:val="28"/>
+          <w:szCs w:val="28"/>
+        </w:rPr>
+        <w:t>r(</w:t>
+      </w:r>
+      <w:proofErr w:type="gramEnd"/>
+      <w:r>
+        <w:rPr>
+          <w:sz w:val="28"/>
+          <w:szCs w:val="28"/>
+        </w:rPr>
+        <w:t>x, t) — доля (плотность) популяции, чьей последней перенесенной инфекцией был штамм x, после чего они выздоровели и приобрели специфический иммунитет.</w:t>
       </w:r>
     </w:p>
     <w:p>
@@ -1369,7 +1387,23 @@
           <w:sz w:val="28"/>
           <w:szCs w:val="28"/>
         </w:rPr>
-        <w:t>Ландшафт восприимчивости Q(x, t) — определяет долю населения, доступную для заражения штаммом x, с учетом перекрестного иммунитета ко всем ранее циркулировавшим вирусам:</w:t>
+        <w:t xml:space="preserve">Ландшафт восприимчивости </w:t>
+      </w:r>
+      <w:proofErr w:type="gramStart"/>
+      <w:r>
+        <w:rPr>
+          <w:sz w:val="28"/>
+          <w:szCs w:val="28"/>
+        </w:rPr>
+        <w:t>Q(</w:t>
+      </w:r>
+      <w:proofErr w:type="gramEnd"/>
+      <w:r>
+        <w:rPr>
+          <w:sz w:val="28"/>
+          <w:szCs w:val="28"/>
+        </w:rPr>
+        <w:t>x, t) — определяет долю населения, доступную для заражения штаммом x, с учетом перекрестного иммунитета ко всем ранее циркулировавшим вирусам:</w:t>
       </w:r>
     </w:p>
     <w:p>
@@ -1761,7 +1795,23 @@
           <w:sz w:val="28"/>
           <w:szCs w:val="28"/>
         </w:rPr>
-        <w:t>Глобальное давление инфекции P(x, t) — описывает риск потери популяцией иммунного статуса к старому штамму x вследствие заражения новыми циркулирующими вариантами:</w:t>
+        <w:t xml:space="preserve">Глобальное давление инфекции </w:t>
+      </w:r>
+      <w:proofErr w:type="gramStart"/>
+      <w:r>
+        <w:rPr>
+          <w:sz w:val="28"/>
+          <w:szCs w:val="28"/>
+        </w:rPr>
+        <w:t>P(</w:t>
+      </w:r>
+      <w:proofErr w:type="gramEnd"/>
+      <w:r>
+        <w:rPr>
+          <w:sz w:val="28"/>
+          <w:szCs w:val="28"/>
+        </w:rPr>
+        <w:t>x, t) — описывает риск потери популяцией иммунного статуса к старому штамму x вследствие заражения новыми циркулирующими вариантами:</w:t>
       </w:r>
     </w:p>
     <w:p>
@@ -3736,7 +3786,23 @@
           <w:sz w:val="28"/>
           <w:szCs w:val="28"/>
         </w:rPr>
-        <w:t>) детерминированное обновление заменяется стохастическим биномиальным сэмплингом (метод "Broken stick"). Кроме того, вводится порог отсечения: если число носителей штамма падает ниже одной особи (E &lt; 1), данный штамм физически удаляется из симуляции (i(x) = 0). Именно этот механизм обеспечивает локализацию инфекционного фронта и подавляет «обратные волны» инфекции.</w:t>
+        <w:t xml:space="preserve">) детерминированное обновление заменяется стохастическим биномиальным сэмплингом (метод "Broken stick"). Кроме того, вводится порог отсечения: если число носителей штамма падает ниже одной особи (E </w:t>
+      </w:r>
+      <w:proofErr w:type="gramStart"/>
+      <w:r>
+        <w:rPr>
+          <w:sz w:val="28"/>
+          <w:szCs w:val="28"/>
+        </w:rPr>
+        <w:t>&lt; 1</w:t>
+      </w:r>
+      <w:proofErr w:type="gramEnd"/>
+      <w:r>
+        <w:rPr>
+          <w:sz w:val="28"/>
+          <w:szCs w:val="28"/>
+        </w:rPr>
+        <w:t>), данный штамм физически удаляется из симуляции (i(x) = 0). Именно этот механизм обеспечивает локализацию инфекционного фронта и подавляет «обратные волны» инфекции.</w:t>
       </w:r>
     </w:p>
     <w:p>
@@ -4338,19 +4404,7 @@
               <w:szCs w:val="28"/>
               <w:lang w:val="en-US"/>
             </w:rPr>
-            <m:t>=</m:t>
-          </m:r>
-          <m:r>
-            <m:rPr>
-              <m:sty m:val="p"/>
-            </m:rPr>
-            <w:rPr>
-              <w:rFonts w:ascii="Cambria Math" w:hAnsi="Cambria Math"/>
-              <w:sz w:val="28"/>
-              <w:szCs w:val="28"/>
-              <w:lang w:val="en-US"/>
-            </w:rPr>
-            <m:t>i</m:t>
+            <m:t>=i</m:t>
           </m:r>
           <m:d>
             <m:dPr>
@@ -4435,19 +4489,7 @@
                   <w:szCs w:val="28"/>
                   <w:lang w:val="en-US"/>
                 </w:rPr>
-                <m:t>t</m:t>
-              </m:r>
-              <m:r>
-                <m:rPr>
-                  <m:sty m:val="p"/>
-                </m:rPr>
-                <w:rPr>
-                  <w:rFonts w:ascii="Cambria Math" w:hAnsi="Cambria Math"/>
-                  <w:sz w:val="28"/>
-                  <w:szCs w:val="28"/>
-                  <w:lang w:val="en-US"/>
-                </w:rPr>
-                <m:t>⋅</m:t>
+                <m:t>t⋅</m:t>
               </m:r>
               <m:d>
                 <m:dPr>
@@ -4987,19 +5029,7 @@
               <w:szCs w:val="28"/>
               <w:lang w:val="en-US"/>
             </w:rPr>
-            <m:t>t</m:t>
-          </m:r>
-          <m:r>
-            <m:rPr>
-              <m:sty m:val="p"/>
-            </m:rPr>
-            <w:rPr>
-              <w:rFonts w:ascii="Cambria Math" w:hAnsi="Cambria Math"/>
-              <w:sz w:val="28"/>
-              <w:szCs w:val="28"/>
-              <w:lang w:val="en-US"/>
-            </w:rPr>
-            <m:t>⋅</m:t>
+            <m:t>t⋅</m:t>
           </m:r>
           <m:sSub>
             <m:sSubPr>
@@ -5098,19 +5128,7 @@
                       <w:szCs w:val="28"/>
                       <w:lang w:val="en-US"/>
                     </w:rPr>
-                    <m:t>j</m:t>
-                  </m:r>
-                  <m:r>
-                    <m:rPr>
-                      <m:sty m:val="p"/>
-                    </m:rPr>
-                    <w:rPr>
-                      <w:rFonts w:ascii="Cambria Math" w:hAnsi="Cambria Math"/>
-                      <w:sz w:val="28"/>
-                      <w:szCs w:val="28"/>
-                      <w:lang w:val="en-US"/>
-                    </w:rPr>
-                    <m:t>+1</m:t>
+                    <m:t>j+1</m:t>
                   </m:r>
                 </m:e>
               </m:d>
@@ -5124,19 +5142,7 @@
                   <w:szCs w:val="28"/>
                   <w:lang w:val="en-US"/>
                 </w:rPr>
-                <m:t>+</m:t>
-              </m:r>
-              <m:r>
-                <m:rPr>
-                  <m:sty m:val="p"/>
-                </m:rPr>
-                <w:rPr>
-                  <w:rFonts w:ascii="Cambria Math" w:hAnsi="Cambria Math"/>
-                  <w:sz w:val="28"/>
-                  <w:szCs w:val="28"/>
-                  <w:lang w:val="en-US"/>
-                </w:rPr>
-                <m:t>i</m:t>
+                <m:t>+i</m:t>
               </m:r>
               <m:d>
                 <m:dPr>
@@ -5159,19 +5165,7 @@
                       <w:szCs w:val="28"/>
                       <w:lang w:val="en-US"/>
                     </w:rPr>
-                    <m:t>j</m:t>
-                  </m:r>
-                  <m:r>
-                    <m:rPr>
-                      <m:sty m:val="p"/>
-                    </m:rPr>
-                    <w:rPr>
-                      <w:rFonts w:ascii="Cambria Math" w:hAnsi="Cambria Math"/>
-                      <w:sz w:val="28"/>
-                      <w:szCs w:val="28"/>
-                      <w:lang w:val="en-US"/>
-                    </w:rPr>
-                    <m:t>-1</m:t>
+                    <m:t>j-1</m:t>
                   </m:r>
                 </m:e>
               </m:d>
@@ -5185,19 +5179,7 @@
                   <w:szCs w:val="28"/>
                   <w:lang w:val="en-US"/>
                 </w:rPr>
-                <m:t>-2</m:t>
-              </m:r>
-              <m:r>
-                <m:rPr>
-                  <m:sty m:val="p"/>
-                </m:rPr>
-                <w:rPr>
-                  <w:rFonts w:ascii="Cambria Math" w:hAnsi="Cambria Math"/>
-                  <w:sz w:val="28"/>
-                  <w:szCs w:val="28"/>
-                  <w:lang w:val="en-US"/>
-                </w:rPr>
-                <m:t>i</m:t>
+                <m:t>-2i</m:t>
               </m:r>
               <m:d>
                 <m:dPr>
@@ -6571,7 +6553,15 @@
           <w:sz w:val="28"/>
           <w:szCs w:val="28"/>
         </w:rPr>
-        <w:t>Иммунный шлейф («хвост» волны):</w:t>
+        <w:t>Иммунный шлейф («хвост» волны)</w:t>
+      </w:r>
+      <w:proofErr w:type="gramStart"/>
+      <w:r>
+        <w:rPr>
+          <w:sz w:val="28"/>
+          <w:szCs w:val="28"/>
+        </w:rPr>
+        <w:t>:</w:t>
       </w:r>
       <w:r>
         <w:rPr>
@@ -6585,7 +6575,15 @@
           <w:sz w:val="28"/>
           <w:szCs w:val="28"/>
         </w:rPr>
-        <w:t xml:space="preserve">Позади движущегося пика инфекции формируется длинный, медленно затухающий след иммунной памяти шириной </w:t>
+        <w:t>Позади</w:t>
+      </w:r>
+      <w:proofErr w:type="gramEnd"/>
+      <w:r>
+        <w:rPr>
+          <w:sz w:val="28"/>
+          <w:szCs w:val="28"/>
+        </w:rPr>
+        <w:t xml:space="preserve"> движущегося пика инфекции формируется длинный, медленно затухающий след иммунной памяти шириной </w:t>
       </w:r>
       <m:oMath>
         <m:sSub>
@@ -6982,7 +6980,23 @@
           <w:sz w:val="28"/>
           <w:szCs w:val="28"/>
         </w:rPr>
-        <w:t xml:space="preserve">демонстрирует двухэтапный процесс выхода системы на стационарный режим. На этапе t &lt; 500 наблюдается первичная релаксация волны, сопровождающаяся затухающими колебаниями доли больных. В момент времени </w:t>
+        <w:t xml:space="preserve">демонстрирует двухэтапный процесс выхода системы на стационарный режим. На этапе t </w:t>
+      </w:r>
+      <w:proofErr w:type="gramStart"/>
+      <w:r>
+        <w:rPr>
+          <w:sz w:val="28"/>
+          <w:szCs w:val="28"/>
+        </w:rPr>
+        <w:t>&lt; 500</w:t>
+      </w:r>
+      <w:proofErr w:type="gramEnd"/>
+      <w:r>
+        <w:rPr>
+          <w:sz w:val="28"/>
+          <w:szCs w:val="28"/>
+        </w:rPr>
+        <w:t xml:space="preserve"> наблюдается первичная релаксация волны, сопровождающаяся затухающими колебаниями доли больных. В момент времени </w:t>
       </w:r>
       <m:oMath>
         <m:r>
@@ -7620,7 +7634,23 @@
           <w:sz w:val="28"/>
           <w:szCs w:val="28"/>
         </w:rPr>
-        <w:t>Глобальные интегральные показатели — ландшафт восприимчивости Q(x) и инфекционное давление P(x) — становятся постоянными вдоль нейтральной оси Y. Для их вычисления предварительно выполняется суммирование плотностей i(x,</w:t>
+        <w:t xml:space="preserve">Глобальные интегральные показатели — ландшафт восприимчивости Q(x) и инфекционное давление P(x) — становятся постоянными вдоль нейтральной оси Y. Для их вычисления предварительно выполняется суммирование плотностей </w:t>
+      </w:r>
+      <w:proofErr w:type="gramStart"/>
+      <w:r>
+        <w:rPr>
+          <w:sz w:val="28"/>
+          <w:szCs w:val="28"/>
+        </w:rPr>
+        <w:t>i(</w:t>
+      </w:r>
+      <w:proofErr w:type="gramEnd"/>
+      <w:r>
+        <w:rPr>
+          <w:sz w:val="28"/>
+          <w:szCs w:val="28"/>
+        </w:rPr>
+        <w:t>x,</w:t>
       </w:r>
       <w:r>
         <w:rPr>
@@ -8802,7 +8832,23 @@
           <w:sz w:val="28"/>
           <w:szCs w:val="28"/>
         </w:rPr>
-        <w:t xml:space="preserve">(x &lt; 15) </w:t>
+        <w:t xml:space="preserve">(x </w:t>
+      </w:r>
+      <w:proofErr w:type="gramStart"/>
+      <w:r>
+        <w:rPr>
+          <w:sz w:val="28"/>
+          <w:szCs w:val="28"/>
+        </w:rPr>
+        <w:t>&lt; 15</w:t>
+      </w:r>
+      <w:proofErr w:type="gramEnd"/>
+      <w:r>
+        <w:rPr>
+          <w:sz w:val="28"/>
+          <w:szCs w:val="28"/>
+        </w:rPr>
+        <w:t xml:space="preserve">) </w:t>
       </w:r>
       <w:r>
         <w:rPr>
@@ -8823,7 +8869,23 @@
           <w:sz w:val="28"/>
           <w:szCs w:val="28"/>
         </w:rPr>
-        <w:t>у». Пространство впереди (x &gt; 15) полностью восприимчиво.</w:t>
+        <w:t>у». Пространство впереди (</w:t>
+      </w:r>
+      <w:proofErr w:type="gramStart"/>
+      <w:r>
+        <w:rPr>
+          <w:sz w:val="28"/>
+          <w:szCs w:val="28"/>
+        </w:rPr>
+        <w:t>x &gt;</w:t>
+      </w:r>
+      <w:proofErr w:type="gramEnd"/>
+      <w:r>
+        <w:rPr>
+          <w:sz w:val="28"/>
+          <w:szCs w:val="28"/>
+        </w:rPr>
+        <w:t xml:space="preserve"> 15) полностью восприимчиво.</w:t>
       </w:r>
     </w:p>
     <w:p>
@@ -8841,7 +8903,23 @@
           <w:sz w:val="28"/>
           <w:szCs w:val="28"/>
         </w:rPr>
-        <w:t>Два масштаба времени: Для детального анализа физики процесса симуляция проводилась в двух режимах: коротком (Short: M=500 шагов) для наблюдения за пространственной конкуренцией и длинном (Long: M=5000 шагов) для анализа стационарной динамики.</w:t>
+        <w:t>Два масштаба времени</w:t>
+      </w:r>
+      <w:proofErr w:type="gramStart"/>
+      <w:r>
+        <w:rPr>
+          <w:sz w:val="28"/>
+          <w:szCs w:val="28"/>
+        </w:rPr>
+        <w:t>: Для</w:t>
+      </w:r>
+      <w:proofErr w:type="gramEnd"/>
+      <w:r>
+        <w:rPr>
+          <w:sz w:val="28"/>
+          <w:szCs w:val="28"/>
+        </w:rPr>
+        <w:t xml:space="preserve"> детального анализа физики процесса симуляция проводилась в двух режимах: коротком (Short: M=500 шагов) для наблюдения за пространственной конкуренцией и длинном (Long: M=5000 шагов) для анализа стационарной динамики.</w:t>
       </w:r>
     </w:p>
     <w:p>
@@ -10757,7 +10835,23 @@
           <w:sz w:val="28"/>
           <w:szCs w:val="28"/>
         </w:rPr>
-        <w:t>Глобальные интегральные показатели ландшафта восприимчивости Q(x,</w:t>
+        <w:t xml:space="preserve">Глобальные интегральные показатели ландшафта восприимчивости </w:t>
+      </w:r>
+      <w:proofErr w:type="gramStart"/>
+      <w:r>
+        <w:rPr>
+          <w:sz w:val="28"/>
+          <w:szCs w:val="28"/>
+        </w:rPr>
+        <w:t>Q(</w:t>
+      </w:r>
+      <w:proofErr w:type="gramEnd"/>
+      <w:r>
+        <w:rPr>
+          <w:sz w:val="28"/>
+          <w:szCs w:val="28"/>
+        </w:rPr>
+        <w:t>x,</w:t>
       </w:r>
       <w:r>
         <w:rPr>
@@ -11877,21 +11971,7 @@
           <w:sz w:val="22"/>
           <w:szCs w:val="22"/>
         </w:rPr>
-        <w:t>Рисунок 5</w:t>
-      </w:r>
-      <w:r>
-        <w:rPr>
-          <w:sz w:val="22"/>
-          <w:szCs w:val="22"/>
-        </w:rPr>
-        <w:t xml:space="preserve">. </w:t>
-      </w:r>
-      <w:r>
-        <w:rPr>
-          <w:sz w:val="22"/>
-          <w:szCs w:val="22"/>
-        </w:rPr>
-        <w:t>Пространственная динамика инфекционного фронта в изотропном 2D-пространстве (эффект «геометрического взрыва»)</w:t>
+        <w:t>Рисунок 5. Пространственная динамика инфекционного фронта в изотропном 2D-пространстве (эффект «геометрического взрыва»)</w:t>
       </w:r>
       <w:r>
         <w:rPr>
@@ -12038,7 +12118,23 @@
           <w:sz w:val="28"/>
           <w:szCs w:val="28"/>
         </w:rPr>
-        <w:t xml:space="preserve"> фиксируется геометрический взрыв заболеваемости — доля инфицированных стремительно достигает пандемического уровня в 28%. Такое беспрецедентное количество больных генерирует мощнейшее глобальное давление инфекции P(x,</w:t>
+        <w:t xml:space="preserve"> фиксируется геометрический взрыв заболеваемости — доля инфицированных стремительно достигает пандемического уровня в 28%. Такое беспрецедентное количество больных генерирует мощнейшее глобальное давление инфекции </w:t>
+      </w:r>
+      <w:proofErr w:type="gramStart"/>
+      <w:r>
+        <w:rPr>
+          <w:sz w:val="28"/>
+          <w:szCs w:val="28"/>
+        </w:rPr>
+        <w:t>P(</w:t>
+      </w:r>
+      <w:proofErr w:type="gramEnd"/>
+      <w:r>
+        <w:rPr>
+          <w:sz w:val="28"/>
+          <w:szCs w:val="28"/>
+        </w:rPr>
+        <w:t>x,</w:t>
       </w:r>
       <w:r>
         <w:rPr>
@@ -12406,21 +12502,7 @@
           <w:sz w:val="22"/>
           <w:szCs w:val="22"/>
         </w:rPr>
-        <w:t>Пространственная динамика вирусной инфекции при фланговом обходе стартового иммунного барьера</w:t>
-      </w:r>
-      <w:r>
-        <w:rPr>
-          <w:sz w:val="22"/>
-          <w:szCs w:val="22"/>
-        </w:rPr>
-        <w:t xml:space="preserve"> и д</w:t>
-      </w:r>
-      <w:r>
-        <w:rPr>
-          <w:sz w:val="22"/>
-          <w:szCs w:val="22"/>
-        </w:rPr>
-        <w:t xml:space="preserve">инамика доли инфицированных особей </w:t>
+        <w:t xml:space="preserve">Пространственная динамика вирусной инфекции при фланговом обходе стартового иммунного барьера и динамика доли инфицированных особей </w:t>
       </w:r>
       <m:oMath>
         <m:sSub>
@@ -12900,14 +12982,7 @@
           <w:sz w:val="22"/>
           <w:szCs w:val="22"/>
         </w:rPr>
-        <w:t>.</w:t>
-      </w:r>
-      <w:r>
-        <w:rPr>
-          <w:sz w:val="22"/>
-          <w:szCs w:val="22"/>
-        </w:rPr>
-        <w:t xml:space="preserve"> Пространственная динамика и стабилизация бегущей волны при эллиптической анизотропии пространства (</w:t>
+        <w:t>. Пространственная динамика и стабилизация бегущей волны при эллиптической анизотропии пространства (</w:t>
       </w:r>
       <m:oMath>
         <m:r>
@@ -12935,21 +13010,7 @@
           <w:sz w:val="22"/>
           <w:szCs w:val="22"/>
         </w:rPr>
-        <w:t>)</w:t>
-      </w:r>
-      <w:r>
-        <w:rPr>
-          <w:sz w:val="22"/>
-          <w:szCs w:val="22"/>
-        </w:rPr>
-        <w:t xml:space="preserve"> и д</w:t>
-      </w:r>
-      <w:r>
-        <w:rPr>
-          <w:sz w:val="22"/>
-          <w:szCs w:val="22"/>
-        </w:rPr>
-        <w:t xml:space="preserve">инамика доли инфицированных особей </w:t>
+        <w:t xml:space="preserve">) и динамика доли инфицированных особей </w:t>
       </w:r>
       <m:oMath>
         <m:sSub>
@@ -13089,21 +13150,23 @@
           <w:sz w:val="28"/>
           <w:szCs w:val="28"/>
         </w:rPr>
-        <w:t xml:space="preserve"> стремительно падает до эндемического минимума (около 0.3%). Благодаря низкой заболеваемости матрица давления P(x,</w:t>
-      </w:r>
-      <w:r>
-        <w:rPr>
-          <w:sz w:val="28"/>
-          <w:szCs w:val="28"/>
-        </w:rPr>
-        <w:t xml:space="preserve"> </w:t>
-      </w:r>
-      <w:r>
-        <w:rPr>
-          <w:sz w:val="28"/>
-          <w:szCs w:val="28"/>
-        </w:rPr>
-        <w:t>y) больше не выжигает иммунитет. Впервые в 2D-симуляции формируется идеальная, стабильная солитон-подобная комета с узкой головой и длинным иммунным хвостом.</w:t>
+        <w:t xml:space="preserve"> стремительно падает до эндемического минимума (около 0.3%). Благодаря низкой заболеваемости матрица давления </w:t>
+      </w:r>
+      <w:proofErr w:type="gramStart"/>
+      <w:r>
+        <w:rPr>
+          <w:sz w:val="28"/>
+          <w:szCs w:val="28"/>
+        </w:rPr>
+        <w:t>P(</w:t>
+      </w:r>
+      <w:proofErr w:type="gramEnd"/>
+      <w:r>
+        <w:rPr>
+          <w:sz w:val="28"/>
+          <w:szCs w:val="28"/>
+        </w:rPr>
+        <w:t>x, y) больше не выжигает иммунитет. Впервые в 2D-симуляции формируется идеальная, стабильная солитон-подобная комета с узкой головой и длинным иммунным хвостом.</w:t>
       </w:r>
     </w:p>
     <w:p>
@@ -13242,35 +13305,7 @@
           <w:sz w:val="22"/>
           <w:szCs w:val="22"/>
         </w:rPr>
-        <w:t xml:space="preserve">Рисунок </w:t>
-      </w:r>
-      <w:r>
-        <w:rPr>
-          <w:sz w:val="22"/>
-          <w:szCs w:val="22"/>
-        </w:rPr>
-        <w:t xml:space="preserve">8. </w:t>
-      </w:r>
-      <w:r>
-        <w:rPr>
-          <w:sz w:val="22"/>
-          <w:szCs w:val="22"/>
-        </w:rPr>
-        <w:t>Долгосрочная пространственная динамика и дивергенция очагов при обходе тороидального пространства</w:t>
-      </w:r>
-      <w:r>
-        <w:rPr>
-          <w:sz w:val="22"/>
-          <w:szCs w:val="22"/>
-        </w:rPr>
-        <w:t xml:space="preserve"> и</w:t>
-      </w:r>
-      <w:r>
-        <w:rPr>
-          <w:sz w:val="22"/>
-          <w:szCs w:val="22"/>
-        </w:rPr>
-        <w:t xml:space="preserve"> </w:t>
+        <w:t xml:space="preserve">Рисунок 8. Долгосрочная пространственная динамика и дивергенция очагов при обходе тороидального пространства и </w:t>
       </w:r>
       <w:r>
         <w:rPr>
@@ -13349,7 +13384,23 @@
           <w:sz w:val="28"/>
           <w:szCs w:val="28"/>
         </w:rPr>
-        <w:t>Для оценки асимптотического поведения стабильной волны симуляция была продлена. На временах t &gt; 1500 проявляется фундаментальный эффект конечного размера решетки (самоинтерференция на торе). Стабильная комета успевает совершить полный оборот вокруг фенотипического тора и наталкивается на свой собственный, еще не угасший иммунный след от предыдущего цикла</w:t>
+        <w:t xml:space="preserve">Для оценки асимптотического поведения стабильной волны симуляция была продлена. На временах </w:t>
+      </w:r>
+      <w:proofErr w:type="gramStart"/>
+      <w:r>
+        <w:rPr>
+          <w:sz w:val="28"/>
+          <w:szCs w:val="28"/>
+        </w:rPr>
+        <w:t>t &gt;</w:t>
+      </w:r>
+      <w:proofErr w:type="gramEnd"/>
+      <w:r>
+        <w:rPr>
+          <w:sz w:val="28"/>
+          <w:szCs w:val="28"/>
+        </w:rPr>
+        <w:t xml:space="preserve"> 1500 проявляется фундаментальный эффект конечного размера решетки (самоинтерференция на торе). Стабильная комета успевает совершить полный оборот вокруг фенотипического тора и наталкивается на свой собственный, еще не угасший иммунный след от предыдущего цикла</w:t>
       </w:r>
       <w:r>
         <w:rPr>
@@ -13447,6 +13498,165 @@
         <w:spacing w:before="0" w:beforeAutospacing="0" w:after="0" w:afterAutospacing="0"/>
         <w:jc w:val="both"/>
         <w:rPr>
+          <w:sz w:val="28"/>
+          <w:szCs w:val="28"/>
+        </w:rPr>
+      </w:pPr>
+      <w:r>
+        <w:rPr>
+          <w:sz w:val="28"/>
+          <w:szCs w:val="28"/>
+        </w:rPr>
+        <w:t>Несмотря на то, что разработанная 2D-модель успешно воспроизводит фундаментальные механизмы антигенного дрейфа и спонтанного видообразования, она опирается на ряд математических и биологических допущений. Для корректной интерпретации результатов необходимо учитывать следующие ограничения системы:</w:t>
+      </w:r>
+    </w:p>
+    <w:p>
+      <w:pPr>
+        <w:pStyle w:val="ac"/>
+        <w:numPr>
+          <w:ilvl w:val="0"/>
+          <w:numId w:val="50"/>
+        </w:numPr>
+        <w:spacing w:before="0" w:beforeAutospacing="0" w:after="0" w:afterAutospacing="0"/>
+        <w:jc w:val="both"/>
+        <w:rPr>
+          <w:sz w:val="28"/>
+          <w:szCs w:val="28"/>
+        </w:rPr>
+      </w:pPr>
+      <w:r>
+        <w:rPr>
+          <w:sz w:val="28"/>
+          <w:szCs w:val="28"/>
+        </w:rPr>
+        <w:t xml:space="preserve">Статичность иммунной памяти во времени. В представленной модели коллективный иммунитет </w:t>
+      </w:r>
+      <w:proofErr w:type="gramStart"/>
+      <w:r>
+        <w:rPr>
+          <w:sz w:val="28"/>
+          <w:szCs w:val="28"/>
+        </w:rPr>
+        <w:t>R(</w:t>
+      </w:r>
+      <w:proofErr w:type="gramEnd"/>
+      <w:r>
+        <w:rPr>
+          <w:sz w:val="28"/>
+          <w:szCs w:val="28"/>
+        </w:rPr>
+        <w:t xml:space="preserve">x, t) убывает исключительно вследствие </w:t>
+      </w:r>
+      <w:r>
+        <w:rPr>
+          <w:sz w:val="28"/>
+          <w:szCs w:val="28"/>
+        </w:rPr>
+        <w:lastRenderedPageBreak/>
+        <w:t>антигенной эволюции вируса (смещения штамма в фенотипическом пространстве). В реальных популяциях иммунная защита также подвержена хронологическому угасанию (снижение титра антител с течением времени), независимо от мутаций патогена. Учет этого фактора потребовал бы введения дополнительных дифференциальных членов стока для пула R.</w:t>
+      </w:r>
+    </w:p>
+    <w:p>
+      <w:pPr>
+        <w:pStyle w:val="ac"/>
+        <w:numPr>
+          <w:ilvl w:val="0"/>
+          <w:numId w:val="50"/>
+        </w:numPr>
+        <w:spacing w:before="0" w:beforeAutospacing="0" w:after="0" w:afterAutospacing="0"/>
+        <w:jc w:val="both"/>
+        <w:rPr>
+          <w:sz w:val="28"/>
+          <w:szCs w:val="28"/>
+        </w:rPr>
+      </w:pPr>
+      <w:r>
+        <w:rPr>
+          <w:sz w:val="28"/>
+          <w:szCs w:val="28"/>
+        </w:rPr>
+        <w:t>Артефакты дискретной пространственной решетки. Моделирование на декартовой квадратной сетке неизбежно порождает топологические артефакты при вычислении двумерной диффузии. В частности, радиально распространяющаяся волна в изотропном случае со временем принимает крестообразную форму. Несмотря на то, что введение эллиптической анизотропии и случайного угла поворота $\theta$ успешно компенсирует этот эффект, непрерывное пространство описало бы радиальную динамику более точно.</w:t>
+      </w:r>
+    </w:p>
+    <w:p>
+      <w:pPr>
+        <w:pStyle w:val="ac"/>
+        <w:numPr>
+          <w:ilvl w:val="0"/>
+          <w:numId w:val="50"/>
+        </w:numPr>
+        <w:spacing w:before="0" w:beforeAutospacing="0" w:after="0" w:afterAutospacing="0"/>
+        <w:jc w:val="both"/>
+        <w:rPr>
+          <w:sz w:val="28"/>
+          <w:szCs w:val="28"/>
+        </w:rPr>
+      </w:pPr>
+      <w:r>
+        <w:rPr>
+          <w:sz w:val="28"/>
+          <w:szCs w:val="28"/>
+        </w:rPr>
+        <w:t>Допущение о гомогенном перемешивании (Mass-action mixing). Классические компартментные модели предполагают идеальное, однородное перемешивание популяции: любой инфицированный индивид может с равной вероятностью заразить любого восприимчивого. В реальности распространение вируса строго ограничено социальными графами контактов, географической кластеризацией и транспортными потоками хозяев.</w:t>
+      </w:r>
+    </w:p>
+    <w:p>
+      <w:pPr>
+        <w:pStyle w:val="ac"/>
+        <w:numPr>
+          <w:ilvl w:val="0"/>
+          <w:numId w:val="50"/>
+        </w:numPr>
+        <w:spacing w:before="0" w:beforeAutospacing="0" w:after="0" w:afterAutospacing="0"/>
+        <w:jc w:val="both"/>
+        <w:rPr>
+          <w:sz w:val="28"/>
+          <w:szCs w:val="28"/>
+        </w:rPr>
+      </w:pPr>
+      <w:r>
+        <w:rPr>
+          <w:sz w:val="28"/>
+          <w:szCs w:val="28"/>
+        </w:rPr>
+        <w:t>Упрощенная топология фенотипа. Использование 2D-плоскости с метрикой эллипса является значительным шагом вперед по сравнению с 1D-моделями, однако реальное антигенное пространство многомерно (насчитывает десятки значимых аминокислотных замен). Эволюционные ограничения в многомерном пространстве могут иметь форму сложных нелинейных многообразий, а не простых геометрических фигур.</w:t>
+      </w:r>
+    </w:p>
+    <w:p>
+      <w:pPr>
+        <w:pStyle w:val="ac"/>
+        <w:spacing w:before="0" w:beforeAutospacing="0" w:after="0" w:afterAutospacing="0"/>
+        <w:jc w:val="both"/>
+        <w:rPr>
+          <w:sz w:val="28"/>
+          <w:szCs w:val="28"/>
+        </w:rPr>
+      </w:pPr>
+      <w:r>
+        <w:rPr>
+          <w:sz w:val="28"/>
+          <w:szCs w:val="28"/>
+        </w:rPr>
+        <w:t>Указанные ограничения не отменяют справедливости полученных глобальных термодинамических результатов (стабилизации волны при наличии анизотропии), однако указывают векторы для дальнейшего развития и усложнения модели.</w:t>
+      </w:r>
+    </w:p>
+    <w:p>
+      <w:pPr>
+        <w:pStyle w:val="ac"/>
+        <w:spacing w:before="0" w:beforeAutospacing="0" w:after="0" w:afterAutospacing="0"/>
+        <w:jc w:val="both"/>
+        <w:rPr>
+          <w:sz w:val="28"/>
+          <w:szCs w:val="28"/>
+        </w:rPr>
+      </w:pPr>
+    </w:p>
+    <w:p>
+      <w:pPr>
+        <w:pStyle w:val="ac"/>
+        <w:spacing w:before="0" w:beforeAutospacing="0" w:after="0" w:afterAutospacing="0"/>
+        <w:jc w:val="both"/>
+        <w:rPr>
           <w:b/>
           <w:bCs/>
           <w:sz w:val="28"/>
@@ -13496,7 +13706,6 @@
           <w:sz w:val="28"/>
           <w:szCs w:val="28"/>
         </w:rPr>
-        <w:lastRenderedPageBreak/>
         <w:t>Удержание вируса в режиме эндемического антигенного дрейфа (в виде стабильной кометы) возможно исключительно при одновременном выполнении двух условий:</w:t>
       </w:r>
     </w:p>
@@ -13541,6 +13750,7 @@
           <w:sz w:val="28"/>
           <w:szCs w:val="28"/>
         </w:rPr>
+        <w:lastRenderedPageBreak/>
         <w:t>Биологически обусловленной анизотропии самого фенотипического пространства (</w:t>
       </w:r>
       <m:oMath>
@@ -13599,6 +13809,35 @@
         <w:spacing w:before="0" w:beforeAutospacing="0" w:after="0" w:afterAutospacing="0"/>
         <w:jc w:val="both"/>
         <w:rPr>
+          <w:sz w:val="28"/>
+          <w:szCs w:val="28"/>
+        </w:rPr>
+      </w:pPr>
+      <w:r>
+        <w:rPr>
+          <w:sz w:val="28"/>
+          <w:szCs w:val="28"/>
+        </w:rPr>
+        <w:t>Столь радикальное отличие 2D-динамики от 1D-случая объясняется геометрическим расширением доступного пространства ресурсов. В одномерной модели инфекционный фронт имеет строго ограниченную ширину (одна точка). Все возникающие мутации вынуждены жестко конкурировать между собой за узкий пул восприимчивых носителей впереди фронта. Выживает лишь самый приспособленный штамм, подавляя остальные. В изотропном же 2D-пространстве длина инфекционного фронта (его периметр) непрерывно растет пропорционально радиусу распространения. Каждая новая мутация, смещающая вирус латерально, выводит его в абсолютно «чистую», не занятую конкурентами зону восприимчивой популяции. Изобилие доступного ресурса (восприимчивых людей во всех направлениях) полностью снимает селективное давление. Штаммам больше не нужно конкурировать друг с другом — места хватает всем. Именно это отсутствие пространственной конкуренции приводит к выживанию огромного числа параллельных вирусных линий и, как следствие, геометрическому, пандемическому взрыву заболеваемости.</w:t>
+      </w:r>
+    </w:p>
+    <w:p>
+      <w:pPr>
+        <w:pStyle w:val="ac"/>
+        <w:spacing w:before="0" w:beforeAutospacing="0" w:after="0" w:afterAutospacing="0"/>
+        <w:jc w:val="both"/>
+        <w:rPr>
+          <w:sz w:val="28"/>
+          <w:szCs w:val="28"/>
+        </w:rPr>
+      </w:pPr>
+    </w:p>
+    <w:p>
+      <w:pPr>
+        <w:pStyle w:val="ac"/>
+        <w:spacing w:before="0" w:beforeAutospacing="0" w:after="0" w:afterAutospacing="0"/>
+        <w:jc w:val="both"/>
+        <w:rPr>
           <w:b/>
           <w:bCs/>
           <w:sz w:val="28"/>
@@ -13963,6 +14202,7 @@
           <w:szCs w:val="28"/>
           <w:lang w:val="en-US"/>
         </w:rPr>
+        <w:lastRenderedPageBreak/>
         <w:t xml:space="preserve">Bedford T. et al. Environmental and ecological factors driving antigenic diversity in viruses // Proceedings of the Royal Society B: Biological Sciences. – 2012. – Vol. 279. – №. </w:t>
       </w:r>
       <w:r>
@@ -16512,6 +16752,119 @@
     </w:lvl>
   </w:abstractNum>
   <w:abstractNum w:abstractNumId="18" w15:restartNumberingAfterBreak="0">
+    <w:nsid w:val="3033427F"/>
+    <w:multiLevelType w:val="multilevel"/>
+    <w:tmpl w:val="99247234"/>
+    <w:lvl w:ilvl="0">
+      <w:start w:val="1"/>
+      <w:numFmt w:val="decimal"/>
+      <w:lvlText w:val="%1."/>
+      <w:lvlJc w:val="left"/>
+      <w:pPr>
+        <w:tabs>
+          <w:tab w:val="num" w:pos="720"/>
+        </w:tabs>
+        <w:ind w:left="720" w:hanging="360"/>
+      </w:pPr>
+    </w:lvl>
+    <w:lvl w:ilvl="1" w:tentative="1">
+      <w:start w:val="1"/>
+      <w:numFmt w:val="decimal"/>
+      <w:lvlText w:val="%2."/>
+      <w:lvlJc w:val="left"/>
+      <w:pPr>
+        <w:tabs>
+          <w:tab w:val="num" w:pos="1440"/>
+        </w:tabs>
+        <w:ind w:left="1440" w:hanging="360"/>
+      </w:pPr>
+    </w:lvl>
+    <w:lvl w:ilvl="2" w:tentative="1">
+      <w:start w:val="1"/>
+      <w:numFmt w:val="decimal"/>
+      <w:lvlText w:val="%3."/>
+      <w:lvlJc w:val="left"/>
+      <w:pPr>
+        <w:tabs>
+          <w:tab w:val="num" w:pos="2160"/>
+        </w:tabs>
+        <w:ind w:left="2160" w:hanging="360"/>
+      </w:pPr>
+    </w:lvl>
+    <w:lvl w:ilvl="3" w:tentative="1">
+      <w:start w:val="1"/>
+      <w:numFmt w:val="decimal"/>
+      <w:lvlText w:val="%4."/>
+      <w:lvlJc w:val="left"/>
+      <w:pPr>
+        <w:tabs>
+          <w:tab w:val="num" w:pos="2880"/>
+        </w:tabs>
+        <w:ind w:left="2880" w:hanging="360"/>
+      </w:pPr>
+    </w:lvl>
+    <w:lvl w:ilvl="4" w:tentative="1">
+      <w:start w:val="1"/>
+      <w:numFmt w:val="decimal"/>
+      <w:lvlText w:val="%5."/>
+      <w:lvlJc w:val="left"/>
+      <w:pPr>
+        <w:tabs>
+          <w:tab w:val="num" w:pos="3600"/>
+        </w:tabs>
+        <w:ind w:left="3600" w:hanging="360"/>
+      </w:pPr>
+    </w:lvl>
+    <w:lvl w:ilvl="5" w:tentative="1">
+      <w:start w:val="1"/>
+      <w:numFmt w:val="decimal"/>
+      <w:lvlText w:val="%6."/>
+      <w:lvlJc w:val="left"/>
+      <w:pPr>
+        <w:tabs>
+          <w:tab w:val="num" w:pos="4320"/>
+        </w:tabs>
+        <w:ind w:left="4320" w:hanging="360"/>
+      </w:pPr>
+    </w:lvl>
+    <w:lvl w:ilvl="6" w:tentative="1">
+      <w:start w:val="1"/>
+      <w:numFmt w:val="decimal"/>
+      <w:lvlText w:val="%7."/>
+      <w:lvlJc w:val="left"/>
+      <w:pPr>
+        <w:tabs>
+          <w:tab w:val="num" w:pos="5040"/>
+        </w:tabs>
+        <w:ind w:left="5040" w:hanging="360"/>
+      </w:pPr>
+    </w:lvl>
+    <w:lvl w:ilvl="7" w:tentative="1">
+      <w:start w:val="1"/>
+      <w:numFmt w:val="decimal"/>
+      <w:lvlText w:val="%8."/>
+      <w:lvlJc w:val="left"/>
+      <w:pPr>
+        <w:tabs>
+          <w:tab w:val="num" w:pos="5760"/>
+        </w:tabs>
+        <w:ind w:left="5760" w:hanging="360"/>
+      </w:pPr>
+    </w:lvl>
+    <w:lvl w:ilvl="8" w:tentative="1">
+      <w:start w:val="1"/>
+      <w:numFmt w:val="decimal"/>
+      <w:lvlText w:val="%9."/>
+      <w:lvlJc w:val="left"/>
+      <w:pPr>
+        <w:tabs>
+          <w:tab w:val="num" w:pos="6480"/>
+        </w:tabs>
+        <w:ind w:left="6480" w:hanging="360"/>
+      </w:pPr>
+    </w:lvl>
+  </w:abstractNum>
+  <w:abstractNum w:abstractNumId="19" w15:restartNumberingAfterBreak="0">
     <w:nsid w:val="3120522B"/>
     <w:multiLevelType w:val="multilevel"/>
     <w:tmpl w:val="29DEB19C"/>
@@ -16624,7 +16977,7 @@
       </w:pPr>
     </w:lvl>
   </w:abstractNum>
-  <w:abstractNum w:abstractNumId="19" w15:restartNumberingAfterBreak="0">
+  <w:abstractNum w:abstractNumId="20" w15:restartNumberingAfterBreak="0">
     <w:nsid w:val="31430D37"/>
     <w:multiLevelType w:val="multilevel"/>
     <w:tmpl w:val="6FAC7FB2"/>
@@ -16737,7 +17090,7 @@
       </w:pPr>
     </w:lvl>
   </w:abstractNum>
-  <w:abstractNum w:abstractNumId="20" w15:restartNumberingAfterBreak="0">
+  <w:abstractNum w:abstractNumId="21" w15:restartNumberingAfterBreak="0">
     <w:nsid w:val="34CB1963"/>
     <w:multiLevelType w:val="multilevel"/>
     <w:tmpl w:val="1E0CFC82"/>
@@ -16886,7 +17239,7 @@
       </w:rPr>
     </w:lvl>
   </w:abstractNum>
-  <w:abstractNum w:abstractNumId="21" w15:restartNumberingAfterBreak="0">
+  <w:abstractNum w:abstractNumId="22" w15:restartNumberingAfterBreak="0">
     <w:nsid w:val="3A6574B5"/>
     <w:multiLevelType w:val="multilevel"/>
     <w:tmpl w:val="108E5972"/>
@@ -17035,7 +17388,7 @@
       </w:rPr>
     </w:lvl>
   </w:abstractNum>
-  <w:abstractNum w:abstractNumId="22" w15:restartNumberingAfterBreak="0">
+  <w:abstractNum w:abstractNumId="23" w15:restartNumberingAfterBreak="0">
     <w:nsid w:val="3D774CD0"/>
     <w:multiLevelType w:val="multilevel"/>
     <w:tmpl w:val="161C9364"/>
@@ -17184,7 +17537,7 @@
       </w:rPr>
     </w:lvl>
   </w:abstractNum>
-  <w:abstractNum w:abstractNumId="23" w15:restartNumberingAfterBreak="0">
+  <w:abstractNum w:abstractNumId="24" w15:restartNumberingAfterBreak="0">
     <w:nsid w:val="3DD97234"/>
     <w:multiLevelType w:val="multilevel"/>
     <w:tmpl w:val="2878C9F0"/>
@@ -17297,7 +17650,7 @@
       </w:pPr>
     </w:lvl>
   </w:abstractNum>
-  <w:abstractNum w:abstractNumId="24" w15:restartNumberingAfterBreak="0">
+  <w:abstractNum w:abstractNumId="25" w15:restartNumberingAfterBreak="0">
     <w:nsid w:val="41191EDC"/>
     <w:multiLevelType w:val="multilevel"/>
     <w:tmpl w:val="3EDCDB2A"/>
@@ -17410,7 +17763,7 @@
       </w:pPr>
     </w:lvl>
   </w:abstractNum>
-  <w:abstractNum w:abstractNumId="25" w15:restartNumberingAfterBreak="0">
+  <w:abstractNum w:abstractNumId="26" w15:restartNumberingAfterBreak="0">
     <w:nsid w:val="43BD66CA"/>
     <w:multiLevelType w:val="multilevel"/>
     <w:tmpl w:val="1BA28E84"/>
@@ -17523,7 +17876,7 @@
       </w:pPr>
     </w:lvl>
   </w:abstractNum>
-  <w:abstractNum w:abstractNumId="26" w15:restartNumberingAfterBreak="0">
+  <w:abstractNum w:abstractNumId="27" w15:restartNumberingAfterBreak="0">
     <w:nsid w:val="43C927C2"/>
     <w:multiLevelType w:val="hybridMultilevel"/>
     <w:tmpl w:val="06FE858C"/>
@@ -17609,7 +17962,7 @@
       </w:pPr>
     </w:lvl>
   </w:abstractNum>
-  <w:abstractNum w:abstractNumId="27" w15:restartNumberingAfterBreak="0">
+  <w:abstractNum w:abstractNumId="28" w15:restartNumberingAfterBreak="0">
     <w:nsid w:val="493C4616"/>
     <w:multiLevelType w:val="multilevel"/>
     <w:tmpl w:val="FE802632"/>
@@ -17758,7 +18111,7 @@
       </w:rPr>
     </w:lvl>
   </w:abstractNum>
-  <w:abstractNum w:abstractNumId="28" w15:restartNumberingAfterBreak="0">
+  <w:abstractNum w:abstractNumId="29" w15:restartNumberingAfterBreak="0">
     <w:nsid w:val="4B8E5E86"/>
     <w:multiLevelType w:val="multilevel"/>
     <w:tmpl w:val="E7DC9610"/>
@@ -17871,7 +18224,7 @@
       </w:pPr>
     </w:lvl>
   </w:abstractNum>
-  <w:abstractNum w:abstractNumId="29" w15:restartNumberingAfterBreak="0">
+  <w:abstractNum w:abstractNumId="30" w15:restartNumberingAfterBreak="0">
     <w:nsid w:val="4E4A2199"/>
     <w:multiLevelType w:val="multilevel"/>
     <w:tmpl w:val="6278043A"/>
@@ -17984,7 +18337,7 @@
       </w:pPr>
     </w:lvl>
   </w:abstractNum>
-  <w:abstractNum w:abstractNumId="30" w15:restartNumberingAfterBreak="0">
+  <w:abstractNum w:abstractNumId="31" w15:restartNumberingAfterBreak="0">
     <w:nsid w:val="4F8F5A36"/>
     <w:multiLevelType w:val="multilevel"/>
     <w:tmpl w:val="30884FE6"/>
@@ -18133,7 +18486,7 @@
       </w:rPr>
     </w:lvl>
   </w:abstractNum>
-  <w:abstractNum w:abstractNumId="31" w15:restartNumberingAfterBreak="0">
+  <w:abstractNum w:abstractNumId="32" w15:restartNumberingAfterBreak="0">
     <w:nsid w:val="529E4CC4"/>
     <w:multiLevelType w:val="multilevel"/>
     <w:tmpl w:val="6A363692"/>
@@ -18282,7 +18635,7 @@
       </w:rPr>
     </w:lvl>
   </w:abstractNum>
-  <w:abstractNum w:abstractNumId="32" w15:restartNumberingAfterBreak="0">
+  <w:abstractNum w:abstractNumId="33" w15:restartNumberingAfterBreak="0">
     <w:nsid w:val="569A179A"/>
     <w:multiLevelType w:val="multilevel"/>
     <w:tmpl w:val="69CEA388"/>
@@ -18395,7 +18748,7 @@
       </w:pPr>
     </w:lvl>
   </w:abstractNum>
-  <w:abstractNum w:abstractNumId="33" w15:restartNumberingAfterBreak="0">
+  <w:abstractNum w:abstractNumId="34" w15:restartNumberingAfterBreak="0">
     <w:nsid w:val="56FB22F8"/>
     <w:multiLevelType w:val="hybridMultilevel"/>
     <w:tmpl w:val="9A6E12AA"/>
@@ -18481,7 +18834,7 @@
       </w:pPr>
     </w:lvl>
   </w:abstractNum>
-  <w:abstractNum w:abstractNumId="34" w15:restartNumberingAfterBreak="0">
+  <w:abstractNum w:abstractNumId="35" w15:restartNumberingAfterBreak="0">
     <w:nsid w:val="57DF4559"/>
     <w:multiLevelType w:val="multilevel"/>
     <w:tmpl w:val="60287752"/>
@@ -18630,7 +18983,7 @@
       </w:rPr>
     </w:lvl>
   </w:abstractNum>
-  <w:abstractNum w:abstractNumId="35" w15:restartNumberingAfterBreak="0">
+  <w:abstractNum w:abstractNumId="36" w15:restartNumberingAfterBreak="0">
     <w:nsid w:val="59596288"/>
     <w:multiLevelType w:val="multilevel"/>
     <w:tmpl w:val="A32E85FC"/>
@@ -18779,7 +19132,7 @@
       </w:rPr>
     </w:lvl>
   </w:abstractNum>
-  <w:abstractNum w:abstractNumId="36" w15:restartNumberingAfterBreak="0">
+  <w:abstractNum w:abstractNumId="37" w15:restartNumberingAfterBreak="0">
     <w:nsid w:val="5BC01386"/>
     <w:multiLevelType w:val="multilevel"/>
     <w:tmpl w:val="4DF64846"/>
@@ -18928,7 +19281,7 @@
       </w:rPr>
     </w:lvl>
   </w:abstractNum>
-  <w:abstractNum w:abstractNumId="37" w15:restartNumberingAfterBreak="0">
+  <w:abstractNum w:abstractNumId="38" w15:restartNumberingAfterBreak="0">
     <w:nsid w:val="5CD06AB1"/>
     <w:multiLevelType w:val="multilevel"/>
     <w:tmpl w:val="BF665F80"/>
@@ -19077,7 +19430,7 @@
       </w:rPr>
     </w:lvl>
   </w:abstractNum>
-  <w:abstractNum w:abstractNumId="38" w15:restartNumberingAfterBreak="0">
+  <w:abstractNum w:abstractNumId="39" w15:restartNumberingAfterBreak="0">
     <w:nsid w:val="646F2FF9"/>
     <w:multiLevelType w:val="multilevel"/>
     <w:tmpl w:val="492A4400"/>
@@ -19226,7 +19579,7 @@
       </w:rPr>
     </w:lvl>
   </w:abstractNum>
-  <w:abstractNum w:abstractNumId="39" w15:restartNumberingAfterBreak="0">
+  <w:abstractNum w:abstractNumId="40" w15:restartNumberingAfterBreak="0">
     <w:nsid w:val="6691098E"/>
     <w:multiLevelType w:val="multilevel"/>
     <w:tmpl w:val="6C2A1772"/>
@@ -19375,7 +19728,7 @@
       </w:rPr>
     </w:lvl>
   </w:abstractNum>
-  <w:abstractNum w:abstractNumId="40" w15:restartNumberingAfterBreak="0">
+  <w:abstractNum w:abstractNumId="41" w15:restartNumberingAfterBreak="0">
     <w:nsid w:val="6A910F64"/>
     <w:multiLevelType w:val="multilevel"/>
     <w:tmpl w:val="4A5AC2BE"/>
@@ -19524,7 +19877,7 @@
       </w:rPr>
     </w:lvl>
   </w:abstractNum>
-  <w:abstractNum w:abstractNumId="41" w15:restartNumberingAfterBreak="0">
+  <w:abstractNum w:abstractNumId="42" w15:restartNumberingAfterBreak="0">
     <w:nsid w:val="6DD850D4"/>
     <w:multiLevelType w:val="hybridMultilevel"/>
     <w:tmpl w:val="260C0EF0"/>
@@ -19610,7 +19963,7 @@
       </w:pPr>
     </w:lvl>
   </w:abstractNum>
-  <w:abstractNum w:abstractNumId="42" w15:restartNumberingAfterBreak="0">
+  <w:abstractNum w:abstractNumId="43" w15:restartNumberingAfterBreak="0">
     <w:nsid w:val="6DF643C9"/>
     <w:multiLevelType w:val="multilevel"/>
     <w:tmpl w:val="8BE0B452"/>
@@ -19723,7 +20076,7 @@
       </w:pPr>
     </w:lvl>
   </w:abstractNum>
-  <w:abstractNum w:abstractNumId="43" w15:restartNumberingAfterBreak="0">
+  <w:abstractNum w:abstractNumId="44" w15:restartNumberingAfterBreak="0">
     <w:nsid w:val="6E9C37EB"/>
     <w:multiLevelType w:val="multilevel"/>
     <w:tmpl w:val="CDC0F7C8"/>
@@ -19836,7 +20189,93 @@
       </w:pPr>
     </w:lvl>
   </w:abstractNum>
-  <w:abstractNum w:abstractNumId="44" w15:restartNumberingAfterBreak="0">
+  <w:abstractNum w:abstractNumId="45" w15:restartNumberingAfterBreak="0">
+    <w:nsid w:val="7339255F"/>
+    <w:multiLevelType w:val="hybridMultilevel"/>
+    <w:tmpl w:val="C0F8719E"/>
+    <w:lvl w:ilvl="0" w:tplc="0419000F">
+      <w:start w:val="1"/>
+      <w:numFmt w:val="decimal"/>
+      <w:lvlText w:val="%1."/>
+      <w:lvlJc w:val="left"/>
+      <w:pPr>
+        <w:ind w:left="720" w:hanging="360"/>
+      </w:pPr>
+    </w:lvl>
+    <w:lvl w:ilvl="1" w:tplc="04190019" w:tentative="1">
+      <w:start w:val="1"/>
+      <w:numFmt w:val="lowerLetter"/>
+      <w:lvlText w:val="%2."/>
+      <w:lvlJc w:val="left"/>
+      <w:pPr>
+        <w:ind w:left="1440" w:hanging="360"/>
+      </w:pPr>
+    </w:lvl>
+    <w:lvl w:ilvl="2" w:tplc="0419001B" w:tentative="1">
+      <w:start w:val="1"/>
+      <w:numFmt w:val="lowerRoman"/>
+      <w:lvlText w:val="%3."/>
+      <w:lvlJc w:val="right"/>
+      <w:pPr>
+        <w:ind w:left="2160" w:hanging="180"/>
+      </w:pPr>
+    </w:lvl>
+    <w:lvl w:ilvl="3" w:tplc="0419000F" w:tentative="1">
+      <w:start w:val="1"/>
+      <w:numFmt w:val="decimal"/>
+      <w:lvlText w:val="%4."/>
+      <w:lvlJc w:val="left"/>
+      <w:pPr>
+        <w:ind w:left="2880" w:hanging="360"/>
+      </w:pPr>
+    </w:lvl>
+    <w:lvl w:ilvl="4" w:tplc="04190019" w:tentative="1">
+      <w:start w:val="1"/>
+      <w:numFmt w:val="lowerLetter"/>
+      <w:lvlText w:val="%5."/>
+      <w:lvlJc w:val="left"/>
+      <w:pPr>
+        <w:ind w:left="3600" w:hanging="360"/>
+      </w:pPr>
+    </w:lvl>
+    <w:lvl w:ilvl="5" w:tplc="0419001B" w:tentative="1">
+      <w:start w:val="1"/>
+      <w:numFmt w:val="lowerRoman"/>
+      <w:lvlText w:val="%6."/>
+      <w:lvlJc w:val="right"/>
+      <w:pPr>
+        <w:ind w:left="4320" w:hanging="180"/>
+      </w:pPr>
+    </w:lvl>
+    <w:lvl w:ilvl="6" w:tplc="0419000F" w:tentative="1">
+      <w:start w:val="1"/>
+      <w:numFmt w:val="decimal"/>
+      <w:lvlText w:val="%7."/>
+      <w:lvlJc w:val="left"/>
+      <w:pPr>
+        <w:ind w:left="5040" w:hanging="360"/>
+      </w:pPr>
+    </w:lvl>
+    <w:lvl w:ilvl="7" w:tplc="04190019" w:tentative="1">
+      <w:start w:val="1"/>
+      <w:numFmt w:val="lowerLetter"/>
+      <w:lvlText w:val="%8."/>
+      <w:lvlJc w:val="left"/>
+      <w:pPr>
+        <w:ind w:left="5760" w:hanging="360"/>
+      </w:pPr>
+    </w:lvl>
+    <w:lvl w:ilvl="8" w:tplc="0419001B" w:tentative="1">
+      <w:start w:val="1"/>
+      <w:numFmt w:val="lowerRoman"/>
+      <w:lvlText w:val="%9."/>
+      <w:lvlJc w:val="right"/>
+      <w:pPr>
+        <w:ind w:left="6480" w:hanging="180"/>
+      </w:pPr>
+    </w:lvl>
+  </w:abstractNum>
+  <w:abstractNum w:abstractNumId="46" w15:restartNumberingAfterBreak="0">
     <w:nsid w:val="777F2712"/>
     <w:multiLevelType w:val="hybridMultilevel"/>
     <w:tmpl w:val="54E4280A"/>
@@ -19922,7 +20361,7 @@
       </w:pPr>
     </w:lvl>
   </w:abstractNum>
-  <w:abstractNum w:abstractNumId="45" w15:restartNumberingAfterBreak="0">
+  <w:abstractNum w:abstractNumId="47" w15:restartNumberingAfterBreak="0">
     <w:nsid w:val="79B97AE7"/>
     <w:multiLevelType w:val="multilevel"/>
     <w:tmpl w:val="A18AC4D2"/>
@@ -20071,7 +20510,7 @@
       </w:rPr>
     </w:lvl>
   </w:abstractNum>
-  <w:abstractNum w:abstractNumId="46" w15:restartNumberingAfterBreak="0">
+  <w:abstractNum w:abstractNumId="48" w15:restartNumberingAfterBreak="0">
     <w:nsid w:val="7A2D5488"/>
     <w:multiLevelType w:val="hybridMultilevel"/>
     <w:tmpl w:val="79089232"/>
@@ -20184,7 +20623,7 @@
       </w:rPr>
     </w:lvl>
   </w:abstractNum>
-  <w:abstractNum w:abstractNumId="47" w15:restartNumberingAfterBreak="0">
+  <w:abstractNum w:abstractNumId="49" w15:restartNumberingAfterBreak="0">
     <w:nsid w:val="7D6E41E1"/>
     <w:multiLevelType w:val="multilevel"/>
     <w:tmpl w:val="18E6895A"/>
@@ -20334,7 +20773,7 @@
     </w:lvl>
   </w:abstractNum>
   <w:num w:numId="1">
-    <w:abstractNumId w:val="36"/>
+    <w:abstractNumId w:val="37"/>
   </w:num>
   <w:num w:numId="2">
     <w:abstractNumId w:val="15"/>
@@ -20346,13 +20785,13 @@
     <w:abstractNumId w:val="13"/>
   </w:num>
   <w:num w:numId="5">
-    <w:abstractNumId w:val="40"/>
+    <w:abstractNumId w:val="41"/>
   </w:num>
   <w:num w:numId="6">
     <w:abstractNumId w:val="7"/>
   </w:num>
   <w:num w:numId="7">
-    <w:abstractNumId w:val="37"/>
+    <w:abstractNumId w:val="38"/>
   </w:num>
   <w:num w:numId="8">
     <w:abstractNumId w:val="5"/>
@@ -20364,13 +20803,13 @@
     <w:abstractNumId w:val="16"/>
   </w:num>
   <w:num w:numId="11">
-    <w:abstractNumId w:val="19"/>
+    <w:abstractNumId w:val="20"/>
   </w:num>
   <w:num w:numId="12">
-    <w:abstractNumId w:val="42"/>
+    <w:abstractNumId w:val="43"/>
   </w:num>
   <w:num w:numId="13">
-    <w:abstractNumId w:val="20"/>
+    <w:abstractNumId w:val="21"/>
   </w:num>
   <w:num w:numId="14">
     <w:abstractNumId w:val="9"/>
@@ -20379,31 +20818,31 @@
     <w:abstractNumId w:val="0"/>
   </w:num>
   <w:num w:numId="16">
+    <w:abstractNumId w:val="30"/>
+  </w:num>
+  <w:num w:numId="17">
     <w:abstractNumId w:val="29"/>
   </w:num>
-  <w:num w:numId="17">
-    <w:abstractNumId w:val="28"/>
-  </w:num>
   <w:num w:numId="18">
-    <w:abstractNumId w:val="44"/>
+    <w:abstractNumId w:val="46"/>
   </w:num>
   <w:num w:numId="19">
     <w:abstractNumId w:val="11"/>
   </w:num>
   <w:num w:numId="20">
-    <w:abstractNumId w:val="46"/>
+    <w:abstractNumId w:val="48"/>
   </w:num>
   <w:num w:numId="21">
-    <w:abstractNumId w:val="47"/>
+    <w:abstractNumId w:val="49"/>
   </w:num>
   <w:num w:numId="22">
     <w:abstractNumId w:val="3"/>
   </w:num>
   <w:num w:numId="23">
-    <w:abstractNumId w:val="34"/>
+    <w:abstractNumId w:val="35"/>
   </w:num>
   <w:num w:numId="24">
-    <w:abstractNumId w:val="25"/>
+    <w:abstractNumId w:val="26"/>
   </w:num>
   <w:num w:numId="25">
     <w:abstractNumId w:val="4"/>
@@ -20412,22 +20851,22 @@
     <w:abstractNumId w:val="1"/>
   </w:num>
   <w:num w:numId="27">
-    <w:abstractNumId w:val="21"/>
+    <w:abstractNumId w:val="22"/>
   </w:num>
   <w:num w:numId="28">
-    <w:abstractNumId w:val="39"/>
+    <w:abstractNumId w:val="40"/>
   </w:num>
   <w:num w:numId="29">
-    <w:abstractNumId w:val="23"/>
+    <w:abstractNumId w:val="24"/>
   </w:num>
   <w:num w:numId="30">
     <w:abstractNumId w:val="10"/>
   </w:num>
   <w:num w:numId="31">
-    <w:abstractNumId w:val="32"/>
+    <w:abstractNumId w:val="33"/>
   </w:num>
   <w:num w:numId="32">
-    <w:abstractNumId w:val="45"/>
+    <w:abstractNumId w:val="47"/>
   </w:num>
   <w:num w:numId="33">
     <w:abstractNumId w:val="17"/>
@@ -20439,43 +20878,49 @@
     <w:abstractNumId w:val="12"/>
   </w:num>
   <w:num w:numId="36">
-    <w:abstractNumId w:val="31"/>
+    <w:abstractNumId w:val="32"/>
   </w:num>
   <w:num w:numId="37">
+    <w:abstractNumId w:val="28"/>
+  </w:num>
+  <w:num w:numId="38">
+    <w:abstractNumId w:val="36"/>
+  </w:num>
+  <w:num w:numId="39">
+    <w:abstractNumId w:val="19"/>
+  </w:num>
+  <w:num w:numId="40">
+    <w:abstractNumId w:val="42"/>
+  </w:num>
+  <w:num w:numId="41">
+    <w:abstractNumId w:val="44"/>
+  </w:num>
+  <w:num w:numId="42">
     <w:abstractNumId w:val="27"/>
   </w:num>
-  <w:num w:numId="38">
-    <w:abstractNumId w:val="35"/>
-  </w:num>
-  <w:num w:numId="39">
-    <w:abstractNumId w:val="18"/>
-  </w:num>
-  <w:num w:numId="40">
-    <w:abstractNumId w:val="41"/>
-  </w:num>
-  <w:num w:numId="41">
-    <w:abstractNumId w:val="43"/>
-  </w:num>
-  <w:num w:numId="42">
-    <w:abstractNumId w:val="26"/>
-  </w:num>
   <w:num w:numId="43">
-    <w:abstractNumId w:val="22"/>
+    <w:abstractNumId w:val="23"/>
   </w:num>
   <w:num w:numId="44">
-    <w:abstractNumId w:val="38"/>
+    <w:abstractNumId w:val="39"/>
   </w:num>
   <w:num w:numId="45">
     <w:abstractNumId w:val="6"/>
   </w:num>
   <w:num w:numId="46">
-    <w:abstractNumId w:val="30"/>
+    <w:abstractNumId w:val="31"/>
   </w:num>
   <w:num w:numId="47">
-    <w:abstractNumId w:val="24"/>
+    <w:abstractNumId w:val="25"/>
   </w:num>
   <w:num w:numId="48">
-    <w:abstractNumId w:val="33"/>
+    <w:abstractNumId w:val="34"/>
+  </w:num>
+  <w:num w:numId="49">
+    <w:abstractNumId w:val="18"/>
+  </w:num>
+  <w:num w:numId="50">
+    <w:abstractNumId w:val="45"/>
   </w:num>
 </w:numbering>
 </file>

--- a/docs/ВКРч2.docx
+++ b/docs/ВКРч2.docx
@@ -1,6 +1,6 @@
 
 <file path=word/document.xml><?xml version="1.0" encoding="utf-8"?>
-<w:document xmlns:wpc="http://schemas.microsoft.com/office/word/2010/wordprocessingCanvas" xmlns:cx="http://schemas.microsoft.com/office/drawing/2014/chartex" xmlns:cx1="http://schemas.microsoft.com/office/drawing/2015/9/8/chartex" xmlns:cx2="http://schemas.microsoft.com/office/drawing/2015/10/21/chartex" xmlns:cx3="http://schemas.microsoft.com/office/drawing/2016/5/9/chartex" xmlns:cx4="http://schemas.microsoft.com/office/drawing/2016/5/10/chartex" xmlns:cx5="http://schemas.microsoft.com/office/drawing/2016/5/11/chartex" xmlns:cx6="http://schemas.microsoft.com/office/drawing/2016/5/12/chartex" xmlns:cx7="http://schemas.microsoft.com/office/drawing/2016/5/13/chartex" xmlns:cx8="http://schemas.microsoft.com/office/drawing/2016/5/14/chartex" xmlns:mc="http://schemas.openxmlformats.org/markup-compatibility/2006" xmlns:aink="http://schemas.microsoft.com/office/drawing/2016/ink" xmlns:am3d="http://schemas.microsoft.com/office/drawing/2017/model3d" xmlns:o="urn:schemas-microsoft-com:office:office" xmlns:r="http://schemas.openxmlformats.org/officeDocument/2006/relationships" xmlns:m="http://schemas.openxmlformats.org/officeDocument/2006/math" xmlns:v="urn:schemas-microsoft-com:vml" xmlns:wp14="http://schemas.microsoft.com/office/word/2010/wordprocessingDrawing" xmlns:wp="http://schemas.openxmlformats.org/drawingml/2006/wordprocessingDrawing" xmlns:w10="urn:schemas-microsoft-com:office:word" xmlns:w="http://schemas.openxmlformats.org/wordprocessingml/2006/main" xmlns:w14="http://schemas.microsoft.com/office/word/2010/wordml" xmlns:w15="http://schemas.microsoft.com/office/word/2012/wordml" xmlns:w16cex="http://schemas.microsoft.com/office/word/2018/wordml/cex" xmlns:w16cid="http://schemas.microsoft.com/office/word/2016/wordml/cid" xmlns:w16="http://schemas.microsoft.com/office/word/2018/wordml" xmlns:w16sdtdh="http://schemas.microsoft.com/office/word/2020/wordml/sdtdatahash" xmlns:w16se="http://schemas.microsoft.com/office/word/2015/wordml/symex" xmlns:wpg="http://schemas.microsoft.com/office/word/2010/wordprocessingGroup" xmlns:wpi="http://schemas.microsoft.com/office/word/2010/wordprocessingInk" xmlns:wne="http://schemas.microsoft.com/office/word/2006/wordml" xmlns:wps="http://schemas.microsoft.com/office/word/2010/wordprocessingShape" mc:Ignorable="w14 w15 w16se w16cid w16 w16cex w16sdtdh wp14">
+<w:document xmlns:wpc="http://schemas.microsoft.com/office/word/2010/wordprocessingCanvas" xmlns:cx="http://schemas.microsoft.com/office/drawing/2014/chartex" xmlns:cx1="http://schemas.microsoft.com/office/drawing/2015/9/8/chartex" xmlns:cx2="http://schemas.microsoft.com/office/drawing/2015/10/21/chartex" xmlns:cx3="http://schemas.microsoft.com/office/drawing/2016/5/9/chartex" xmlns:cx4="http://schemas.microsoft.com/office/drawing/2016/5/10/chartex" xmlns:cx5="http://schemas.microsoft.com/office/drawing/2016/5/11/chartex" xmlns:cx6="http://schemas.microsoft.com/office/drawing/2016/5/12/chartex" xmlns:cx7="http://schemas.microsoft.com/office/drawing/2016/5/13/chartex" xmlns:cx8="http://schemas.microsoft.com/office/drawing/2016/5/14/chartex" xmlns:mc="http://schemas.openxmlformats.org/markup-compatibility/2006" xmlns:aink="http://schemas.microsoft.com/office/drawing/2016/ink" xmlns:am3d="http://schemas.microsoft.com/office/drawing/2017/model3d" xmlns:o="urn:schemas-microsoft-com:office:office" xmlns:oel="http://schemas.microsoft.com/office/2019/extlst" xmlns:r="http://schemas.openxmlformats.org/officeDocument/2006/relationships" xmlns:m="http://schemas.openxmlformats.org/officeDocument/2006/math" xmlns:v="urn:schemas-microsoft-com:vml" xmlns:wp14="http://schemas.microsoft.com/office/word/2010/wordprocessingDrawing" xmlns:wp="http://schemas.openxmlformats.org/drawingml/2006/wordprocessingDrawing" xmlns:w10="urn:schemas-microsoft-com:office:word" xmlns:w="http://schemas.openxmlformats.org/wordprocessingml/2006/main" xmlns:w14="http://schemas.microsoft.com/office/word/2010/wordml" xmlns:w15="http://schemas.microsoft.com/office/word/2012/wordml" xmlns:w16cex="http://schemas.microsoft.com/office/word/2018/wordml/cex" xmlns:w16cid="http://schemas.microsoft.com/office/word/2016/wordml/cid" xmlns:w16="http://schemas.microsoft.com/office/word/2018/wordml" xmlns:w16du="http://schemas.microsoft.com/office/word/2023/wordml/word16du" xmlns:w16sdtdh="http://schemas.microsoft.com/office/word/2020/wordml/sdtdatahash" xmlns:w16sdtfl="http://schemas.microsoft.com/office/word/2024/wordml/sdtformatlock" xmlns:w16se="http://schemas.microsoft.com/office/word/2015/wordml/symex" xmlns:wpg="http://schemas.microsoft.com/office/word/2010/wordprocessingGroup" xmlns:wpi="http://schemas.microsoft.com/office/word/2010/wordprocessingInk" xmlns:wne="http://schemas.microsoft.com/office/word/2006/wordml" xmlns:wps="http://schemas.microsoft.com/office/word/2010/wordprocessingShape" mc:Ignorable="w14 w15 w16se w16cid w16 w16cex w16sdtdh w16sdtfl w16du wp14">
   <w:body>
     <w:p>
       <w:pPr>
@@ -21,9 +21,8 @@
           <w:sz w:val="28"/>
           <w:szCs w:val="28"/>
         </w:rPr>
-        <w:t xml:space="preserve">Моделирование </w:t>
-      </w:r>
-      <w:proofErr w:type="spellStart"/>
+        <w:t>Моделирование пространственно</w:t>
+      </w:r>
       <w:r>
         <w:rPr>
           <w:b/>
@@ -31,9 +30,8 @@
           <w:sz w:val="28"/>
           <w:szCs w:val="28"/>
         </w:rPr>
-        <w:t>пространственно</w:t>
-      </w:r>
-      <w:proofErr w:type="spellEnd"/>
+        <w:t>-</w:t>
+      </w:r>
       <w:r>
         <w:rPr>
           <w:b/>
@@ -41,7 +39,7 @@
           <w:sz w:val="28"/>
           <w:szCs w:val="28"/>
         </w:rPr>
-        <w:t xml:space="preserve"> - </w:t>
+        <w:t xml:space="preserve">временной динамики и антигенной </w:t>
       </w:r>
       <w:r>
         <w:rPr>
@@ -50,21 +48,17 @@
           <w:sz w:val="28"/>
           <w:szCs w:val="28"/>
         </w:rPr>
-        <w:t>временной динамики и антигенной эволюции вирусных популяций</w:t>
-      </w:r>
-    </w:p>
-    <w:p>
-      <w:pPr>
-        <w:pStyle w:val="ac"/>
-        <w:spacing w:before="0" w:beforeAutospacing="0" w:afterLines="80" w:after="192" w:afterAutospacing="0"/>
-        <w:jc w:val="both"/>
+        <w:t xml:space="preserve">эволюции </w:t>
+      </w:r>
+      <w:r>
         <w:rPr>
           <w:b/>
           <w:bCs/>
           <w:sz w:val="28"/>
           <w:szCs w:val="28"/>
         </w:rPr>
-      </w:pPr>
+        <w:t>респираторных</w:t>
+      </w:r>
       <w:r>
         <w:rPr>
           <w:b/>
@@ -72,6 +66,46 @@
           <w:sz w:val="28"/>
           <w:szCs w:val="28"/>
         </w:rPr>
+        <w:t xml:space="preserve"> </w:t>
+      </w:r>
+      <w:r>
+        <w:rPr>
+          <w:b/>
+          <w:bCs/>
+          <w:sz w:val="28"/>
+          <w:szCs w:val="28"/>
+        </w:rPr>
+        <w:t>вирус</w:t>
+      </w:r>
+      <w:r>
+        <w:rPr>
+          <w:b/>
+          <w:bCs/>
+          <w:sz w:val="28"/>
+          <w:szCs w:val="28"/>
+        </w:rPr>
+        <w:t>ов</w:t>
+      </w:r>
+    </w:p>
+    <w:p>
+      <w:pPr>
+        <w:pStyle w:val="ac"/>
+        <w:spacing w:before="0" w:beforeAutospacing="0" w:afterLines="80" w:after="192" w:afterAutospacing="0"/>
+        <w:jc w:val="both"/>
+        <w:rPr>
+          <w:b/>
+          <w:bCs/>
+          <w:sz w:val="28"/>
+          <w:szCs w:val="28"/>
+        </w:rPr>
+      </w:pPr>
+      <w:r>
+        <w:rPr>
+          <w:b/>
+          <w:bCs/>
+          <w:sz w:val="28"/>
+          <w:szCs w:val="28"/>
+        </w:rPr>
         <w:t>1. Введение</w:t>
       </w:r>
     </w:p>
@@ -91,51 +125,182 @@
           <w:sz w:val="28"/>
           <w:szCs w:val="28"/>
         </w:rPr>
-        <w:t>Изучение механизмов антигенного дрейфа вирусов (таких как вирус гриппа, SARS</w:t>
-      </w:r>
-      <w:r>
-        <w:rPr>
-          <w:sz w:val="28"/>
-          <w:szCs w:val="28"/>
-        </w:rPr>
-        <w:t xml:space="preserve"> - </w:t>
-      </w:r>
-      <w:proofErr w:type="spellStart"/>
-      <w:r>
-        <w:rPr>
-          <w:sz w:val="28"/>
-          <w:szCs w:val="28"/>
-        </w:rPr>
-        <w:t>CoV</w:t>
-      </w:r>
-      <w:proofErr w:type="spellEnd"/>
-      <w:r>
-        <w:rPr>
-          <w:sz w:val="28"/>
-          <w:szCs w:val="28"/>
-        </w:rPr>
-        <w:t xml:space="preserve"> - </w:t>
-      </w:r>
-      <w:r>
-        <w:rPr>
-          <w:sz w:val="28"/>
-          <w:szCs w:val="28"/>
-        </w:rPr>
-        <w:t>2 и др.) является одной из важнейших задач современной математической эпидемиологии и эволюционной биологии. Непрерывная мутация вирусного генома позволяет патогену уклоняться от предсуществующего иммунитета популяции</w:t>
-      </w:r>
-      <w:r>
-        <w:rPr>
-          <w:sz w:val="28"/>
-          <w:szCs w:val="28"/>
-        </w:rPr>
-        <w:t xml:space="preserve"> - </w:t>
-      </w:r>
-      <w:r>
-        <w:rPr>
-          <w:sz w:val="28"/>
-          <w:szCs w:val="28"/>
-        </w:rPr>
-        <w:t>хозяина, что приводит к периодическому возникновению сезонных эпидемий.</w:t>
+        <w:t xml:space="preserve">Изучение механизмов антигенного дрейфа </w:t>
+      </w:r>
+      <w:r>
+        <w:rPr>
+          <w:sz w:val="28"/>
+          <w:szCs w:val="28"/>
+        </w:rPr>
+        <w:t xml:space="preserve">респираторных </w:t>
+      </w:r>
+      <w:r>
+        <w:rPr>
+          <w:sz w:val="28"/>
+          <w:szCs w:val="28"/>
+        </w:rPr>
+        <w:t>вирусов</w:t>
+      </w:r>
+      <w:r>
+        <w:rPr>
+          <w:sz w:val="28"/>
+          <w:szCs w:val="28"/>
+        </w:rPr>
+        <w:t xml:space="preserve">, </w:t>
+      </w:r>
+      <w:r>
+        <w:rPr>
+          <w:sz w:val="28"/>
+          <w:szCs w:val="28"/>
+        </w:rPr>
+        <w:t>таких как вирус гриппа</w:t>
+      </w:r>
+      <w:r>
+        <w:rPr>
+          <w:sz w:val="28"/>
+          <w:szCs w:val="28"/>
+        </w:rPr>
+        <w:t xml:space="preserve"> и коронавирусы, </w:t>
+      </w:r>
+      <w:r>
+        <w:rPr>
+          <w:sz w:val="28"/>
+          <w:szCs w:val="28"/>
+        </w:rPr>
+        <w:t xml:space="preserve">является одной из важнейших задач современной математической эпидемиологии и </w:t>
+      </w:r>
+      <w:r>
+        <w:rPr>
+          <w:sz w:val="28"/>
+          <w:szCs w:val="28"/>
+        </w:rPr>
+        <w:t>популяционной генетики</w:t>
+      </w:r>
+      <w:r>
+        <w:rPr>
+          <w:sz w:val="28"/>
+          <w:szCs w:val="28"/>
+        </w:rPr>
+        <w:t xml:space="preserve">. </w:t>
+      </w:r>
+      <w:r>
+        <w:rPr>
+          <w:sz w:val="28"/>
+          <w:szCs w:val="28"/>
+        </w:rPr>
+        <w:t>Постоянные</w:t>
+      </w:r>
+      <w:r>
+        <w:rPr>
+          <w:sz w:val="28"/>
+          <w:szCs w:val="28"/>
+        </w:rPr>
+        <w:t xml:space="preserve"> </w:t>
+      </w:r>
+      <w:r>
+        <w:rPr>
+          <w:sz w:val="28"/>
+          <w:szCs w:val="28"/>
+        </w:rPr>
+        <w:t>мутаци</w:t>
+      </w:r>
+      <w:r>
+        <w:rPr>
+          <w:sz w:val="28"/>
+          <w:szCs w:val="28"/>
+        </w:rPr>
+        <w:t>и</w:t>
+      </w:r>
+      <w:r>
+        <w:rPr>
+          <w:sz w:val="28"/>
+          <w:szCs w:val="28"/>
+        </w:rPr>
+        <w:t xml:space="preserve"> вирусного генома позволя</w:t>
+      </w:r>
+      <w:r>
+        <w:rPr>
+          <w:sz w:val="28"/>
+          <w:szCs w:val="28"/>
+        </w:rPr>
+        <w:t>ю</w:t>
+      </w:r>
+      <w:r>
+        <w:rPr>
+          <w:sz w:val="28"/>
+          <w:szCs w:val="28"/>
+        </w:rPr>
+        <w:t xml:space="preserve">т патогену уклоняться от </w:t>
+      </w:r>
+      <w:r>
+        <w:rPr>
+          <w:sz w:val="28"/>
+          <w:szCs w:val="28"/>
+        </w:rPr>
+        <w:t>пр</w:t>
+      </w:r>
+      <w:r>
+        <w:rPr>
+          <w:sz w:val="28"/>
+          <w:szCs w:val="28"/>
+        </w:rPr>
+        <w:t>иобретенного</w:t>
+      </w:r>
+      <w:r>
+        <w:rPr>
+          <w:sz w:val="28"/>
+          <w:szCs w:val="28"/>
+        </w:rPr>
+        <w:t xml:space="preserve"> </w:t>
+      </w:r>
+      <w:r>
+        <w:rPr>
+          <w:sz w:val="28"/>
+          <w:szCs w:val="28"/>
+        </w:rPr>
+        <w:t>иммунитета популяции</w:t>
+      </w:r>
+      <w:r>
+        <w:rPr>
+          <w:sz w:val="28"/>
+          <w:szCs w:val="28"/>
+        </w:rPr>
+        <w:t xml:space="preserve"> </w:t>
+      </w:r>
+      <w:r>
+        <w:rPr>
+          <w:sz w:val="28"/>
+          <w:szCs w:val="28"/>
+        </w:rPr>
+        <w:t>хозя</w:t>
+      </w:r>
+      <w:r>
+        <w:rPr>
+          <w:sz w:val="28"/>
+          <w:szCs w:val="28"/>
+        </w:rPr>
+        <w:t>ев</w:t>
+      </w:r>
+      <w:r>
+        <w:rPr>
+          <w:sz w:val="28"/>
+          <w:szCs w:val="28"/>
+        </w:rPr>
+        <w:t xml:space="preserve">, что приводит к </w:t>
+      </w:r>
+      <w:r>
+        <w:rPr>
+          <w:sz w:val="28"/>
+          <w:szCs w:val="28"/>
+        </w:rPr>
+        <w:t>его персистированию в мировой популяции</w:t>
+      </w:r>
+      <w:r>
+        <w:rPr>
+          <w:sz w:val="28"/>
+          <w:szCs w:val="28"/>
+        </w:rPr>
+        <w:t>.</w:t>
       </w:r>
     </w:p>
     <w:p>
@@ -154,7 +319,56 @@
           <w:sz w:val="28"/>
           <w:szCs w:val="28"/>
         </w:rPr>
-        <w:t>В современной литературе для описания этого процесса широко используется концепция фенотипического (или антигенного) пространства, в котором расстояние между циркулирующими штаммами отражает степень их кросс</w:t>
+        <w:t xml:space="preserve">В современной литературе для описания этого процесса широко используется концепция фенотипического или </w:t>
+      </w:r>
+      <w:r>
+        <w:rPr>
+          <w:sz w:val="28"/>
+          <w:szCs w:val="28"/>
+        </w:rPr>
+        <w:t>"</w:t>
+      </w:r>
+      <w:r>
+        <w:rPr>
+          <w:sz w:val="28"/>
+          <w:szCs w:val="28"/>
+        </w:rPr>
+        <w:t>антигенного</w:t>
+      </w:r>
+      <w:r>
+        <w:rPr>
+          <w:sz w:val="28"/>
+          <w:szCs w:val="28"/>
+        </w:rPr>
+        <w:t>"</w:t>
+      </w:r>
+      <w:r>
+        <w:rPr>
+          <w:sz w:val="28"/>
+          <w:szCs w:val="28"/>
+        </w:rPr>
+        <w:t xml:space="preserve"> пространства, в котором расстояние между </w:t>
+      </w:r>
+      <w:r>
+        <w:rPr>
+          <w:sz w:val="28"/>
+          <w:szCs w:val="28"/>
+        </w:rPr>
+        <w:t>вирусными</w:t>
+      </w:r>
+      <w:r>
+        <w:rPr>
+          <w:sz w:val="28"/>
+          <w:szCs w:val="28"/>
+        </w:rPr>
+        <w:t xml:space="preserve"> </w:t>
+      </w:r>
+      <w:r>
+        <w:rPr>
+          <w:sz w:val="28"/>
+          <w:szCs w:val="28"/>
+        </w:rPr>
+        <w:t>штаммами отражает степень их кросс</w:t>
       </w:r>
       <w:r>
         <w:rPr>
@@ -168,15 +382,58 @@
           <w:sz w:val="28"/>
           <w:szCs w:val="28"/>
         </w:rPr>
-        <w:t>иммунитета (перекрестной реактивности). Эволюция вируса в таком пространстве часто описывается термином «бегущая волна» (</w:t>
+        <w:t xml:space="preserve">иммунитета (перекрестной реактивности). Эволюция вируса в таком пространстве </w:t>
+      </w:r>
+      <w:r>
+        <w:rPr>
+          <w:sz w:val="28"/>
+          <w:szCs w:val="28"/>
+        </w:rPr>
+        <w:t xml:space="preserve">имеет вид одинокой </w:t>
+      </w:r>
+      <w:r>
+        <w:rPr>
+          <w:sz w:val="28"/>
+          <w:szCs w:val="28"/>
+        </w:rPr>
+        <w:t>бегущ</w:t>
+      </w:r>
+      <w:r>
+        <w:rPr>
+          <w:sz w:val="28"/>
+          <w:szCs w:val="28"/>
+        </w:rPr>
+        <w:t>ей</w:t>
+      </w:r>
+      <w:r>
+        <w:rPr>
+          <w:sz w:val="28"/>
+          <w:szCs w:val="28"/>
+        </w:rPr>
+        <w:t xml:space="preserve"> волн</w:t>
+      </w:r>
+      <w:r>
+        <w:rPr>
+          <w:sz w:val="28"/>
+          <w:szCs w:val="28"/>
+        </w:rPr>
+        <w:t>ы</w:t>
+      </w:r>
+      <w:r>
+        <w:rPr>
+          <w:sz w:val="28"/>
+          <w:szCs w:val="28"/>
+        </w:rPr>
+        <w:t xml:space="preserve"> [</w:t>
       </w:r>
       <w:proofErr w:type="spellStart"/>
       <w:r>
         <w:rPr>
           <w:sz w:val="28"/>
           <w:szCs w:val="28"/>
-        </w:rPr>
-        <w:t>traveling</w:t>
+          <w:lang w:val="en-US"/>
+        </w:rPr>
+        <w:t>Rouzine</w:t>
       </w:r>
       <w:proofErr w:type="spellEnd"/>
       <w:r>
@@ -184,327 +441,43 @@
           <w:sz w:val="28"/>
           <w:szCs w:val="28"/>
         </w:rPr>
-        <w:t xml:space="preserve"> </w:t>
-      </w:r>
-      <w:proofErr w:type="spellStart"/>
-      <w:r>
-        <w:rPr>
-          <w:sz w:val="28"/>
-          <w:szCs w:val="28"/>
-        </w:rPr>
-        <w:t>wave</w:t>
-      </w:r>
-      <w:proofErr w:type="spellEnd"/>
-      <w:r>
-        <w:rPr>
-          <w:sz w:val="28"/>
-          <w:szCs w:val="28"/>
-        </w:rPr>
-        <w:t>). Как отмечается в ряде фундаментальных работ: "</w:t>
-      </w:r>
-      <w:proofErr w:type="spellStart"/>
-      <w:r>
-        <w:rPr>
-          <w:sz w:val="28"/>
-          <w:szCs w:val="28"/>
-        </w:rPr>
-        <w:t>Antigenic</w:t>
-      </w:r>
-      <w:proofErr w:type="spellEnd"/>
-      <w:r>
-        <w:rPr>
-          <w:sz w:val="28"/>
-          <w:szCs w:val="28"/>
-        </w:rPr>
-        <w:t xml:space="preserve"> </w:t>
-      </w:r>
-      <w:proofErr w:type="spellStart"/>
-      <w:r>
-        <w:rPr>
-          <w:sz w:val="28"/>
-          <w:szCs w:val="28"/>
-        </w:rPr>
-        <w:t>drift</w:t>
-      </w:r>
-      <w:proofErr w:type="spellEnd"/>
-      <w:r>
-        <w:rPr>
-          <w:sz w:val="28"/>
-          <w:szCs w:val="28"/>
-        </w:rPr>
-        <w:t xml:space="preserve"> </w:t>
-      </w:r>
-      <w:proofErr w:type="spellStart"/>
-      <w:r>
-        <w:rPr>
-          <w:sz w:val="28"/>
-          <w:szCs w:val="28"/>
-        </w:rPr>
-        <w:t>can</w:t>
-      </w:r>
-      <w:proofErr w:type="spellEnd"/>
-      <w:r>
-        <w:rPr>
-          <w:sz w:val="28"/>
-          <w:szCs w:val="28"/>
-        </w:rPr>
-        <w:t xml:space="preserve"> </w:t>
-      </w:r>
-      <w:proofErr w:type="spellStart"/>
-      <w:r>
-        <w:rPr>
-          <w:sz w:val="28"/>
-          <w:szCs w:val="28"/>
-        </w:rPr>
-        <w:t>be</w:t>
-      </w:r>
-      <w:proofErr w:type="spellEnd"/>
-      <w:r>
-        <w:rPr>
-          <w:sz w:val="28"/>
-          <w:szCs w:val="28"/>
-        </w:rPr>
-        <w:t xml:space="preserve"> </w:t>
-      </w:r>
-      <w:proofErr w:type="spellStart"/>
-      <w:r>
-        <w:rPr>
-          <w:sz w:val="28"/>
-          <w:szCs w:val="28"/>
-        </w:rPr>
-        <w:t>viewed</w:t>
-      </w:r>
-      <w:proofErr w:type="spellEnd"/>
-      <w:r>
-        <w:rPr>
-          <w:sz w:val="28"/>
-          <w:szCs w:val="28"/>
-        </w:rPr>
-        <w:t xml:space="preserve"> </w:t>
-      </w:r>
-      <w:proofErr w:type="spellStart"/>
-      <w:r>
-        <w:rPr>
-          <w:sz w:val="28"/>
-          <w:szCs w:val="28"/>
-        </w:rPr>
-        <w:t>as</w:t>
-      </w:r>
-      <w:proofErr w:type="spellEnd"/>
-      <w:r>
-        <w:rPr>
-          <w:sz w:val="28"/>
-          <w:szCs w:val="28"/>
-        </w:rPr>
-        <w:t xml:space="preserve"> a </w:t>
-      </w:r>
-      <w:proofErr w:type="spellStart"/>
-      <w:r>
-        <w:rPr>
-          <w:sz w:val="28"/>
-          <w:szCs w:val="28"/>
-        </w:rPr>
-        <w:t>continuous</w:t>
-      </w:r>
-      <w:proofErr w:type="spellEnd"/>
-      <w:r>
-        <w:rPr>
-          <w:sz w:val="28"/>
-          <w:szCs w:val="28"/>
-        </w:rPr>
-        <w:t xml:space="preserve"> </w:t>
-      </w:r>
-      <w:proofErr w:type="spellStart"/>
-      <w:r>
-        <w:rPr>
-          <w:sz w:val="28"/>
-          <w:szCs w:val="28"/>
-        </w:rPr>
-        <w:t>process</w:t>
-      </w:r>
-      <w:proofErr w:type="spellEnd"/>
-      <w:r>
-        <w:rPr>
-          <w:sz w:val="28"/>
-          <w:szCs w:val="28"/>
-        </w:rPr>
-        <w:t xml:space="preserve"> </w:t>
-      </w:r>
-      <w:proofErr w:type="spellStart"/>
-      <w:r>
-        <w:rPr>
-          <w:sz w:val="28"/>
-          <w:szCs w:val="28"/>
-        </w:rPr>
-        <w:t>of</w:t>
-      </w:r>
-      <w:proofErr w:type="spellEnd"/>
-      <w:r>
-        <w:rPr>
-          <w:sz w:val="28"/>
-          <w:szCs w:val="28"/>
-        </w:rPr>
-        <w:t xml:space="preserve"> </w:t>
-      </w:r>
-      <w:proofErr w:type="spellStart"/>
-      <w:r>
-        <w:rPr>
-          <w:sz w:val="28"/>
-          <w:szCs w:val="28"/>
-        </w:rPr>
-        <w:t>immune</w:t>
-      </w:r>
-      <w:proofErr w:type="spellEnd"/>
-      <w:r>
-        <w:rPr>
-          <w:sz w:val="28"/>
-          <w:szCs w:val="28"/>
-        </w:rPr>
-        <w:t xml:space="preserve"> </w:t>
-      </w:r>
-      <w:proofErr w:type="spellStart"/>
-      <w:r>
-        <w:rPr>
-          <w:sz w:val="28"/>
-          <w:szCs w:val="28"/>
-        </w:rPr>
-        <w:t>evasion</w:t>
-      </w:r>
-      <w:proofErr w:type="spellEnd"/>
-      <w:r>
-        <w:rPr>
-          <w:sz w:val="28"/>
-          <w:szCs w:val="28"/>
-        </w:rPr>
-        <w:t xml:space="preserve">, </w:t>
-      </w:r>
-      <w:proofErr w:type="spellStart"/>
-      <w:r>
-        <w:rPr>
-          <w:sz w:val="28"/>
-          <w:szCs w:val="28"/>
-        </w:rPr>
-        <w:t>driving</w:t>
-      </w:r>
-      <w:proofErr w:type="spellEnd"/>
-      <w:r>
-        <w:rPr>
-          <w:sz w:val="28"/>
-          <w:szCs w:val="28"/>
-        </w:rPr>
-        <w:t xml:space="preserve"> a </w:t>
-      </w:r>
-      <w:proofErr w:type="spellStart"/>
-      <w:r>
-        <w:rPr>
-          <w:sz w:val="28"/>
-          <w:szCs w:val="28"/>
-        </w:rPr>
-        <w:t>traveling</w:t>
-      </w:r>
-      <w:proofErr w:type="spellEnd"/>
-      <w:r>
-        <w:rPr>
-          <w:sz w:val="28"/>
-          <w:szCs w:val="28"/>
-        </w:rPr>
-        <w:t xml:space="preserve"> </w:t>
-      </w:r>
-      <w:proofErr w:type="spellStart"/>
-      <w:r>
-        <w:rPr>
-          <w:sz w:val="28"/>
-          <w:szCs w:val="28"/>
-        </w:rPr>
-        <w:t>wave</w:t>
-      </w:r>
-      <w:proofErr w:type="spellEnd"/>
-      <w:r>
-        <w:rPr>
-          <w:sz w:val="28"/>
-          <w:szCs w:val="28"/>
-        </w:rPr>
-        <w:t xml:space="preserve"> </w:t>
-      </w:r>
-      <w:proofErr w:type="spellStart"/>
-      <w:r>
-        <w:rPr>
-          <w:sz w:val="28"/>
-          <w:szCs w:val="28"/>
-        </w:rPr>
-        <w:t>of</w:t>
-      </w:r>
-      <w:proofErr w:type="spellEnd"/>
-      <w:r>
-        <w:rPr>
-          <w:sz w:val="28"/>
-          <w:szCs w:val="28"/>
-        </w:rPr>
-        <w:t xml:space="preserve"> </w:t>
-      </w:r>
-      <w:proofErr w:type="spellStart"/>
-      <w:r>
-        <w:rPr>
-          <w:sz w:val="28"/>
-          <w:szCs w:val="28"/>
-        </w:rPr>
-        <w:t>infection</w:t>
-      </w:r>
-      <w:proofErr w:type="spellEnd"/>
-      <w:r>
-        <w:rPr>
-          <w:sz w:val="28"/>
-          <w:szCs w:val="28"/>
-        </w:rPr>
-        <w:t xml:space="preserve"> </w:t>
-      </w:r>
-      <w:proofErr w:type="spellStart"/>
-      <w:r>
-        <w:rPr>
-          <w:sz w:val="28"/>
-          <w:szCs w:val="28"/>
-        </w:rPr>
-        <w:t>through</w:t>
-      </w:r>
-      <w:proofErr w:type="spellEnd"/>
-      <w:r>
-        <w:rPr>
-          <w:sz w:val="28"/>
-          <w:szCs w:val="28"/>
-        </w:rPr>
-        <w:t xml:space="preserve"> </w:t>
-      </w:r>
-      <w:proofErr w:type="spellStart"/>
-      <w:r>
-        <w:rPr>
-          <w:sz w:val="28"/>
-          <w:szCs w:val="28"/>
-        </w:rPr>
-        <w:t>phenotype</w:t>
-      </w:r>
-      <w:proofErr w:type="spellEnd"/>
-      <w:r>
-        <w:rPr>
-          <w:sz w:val="28"/>
-          <w:szCs w:val="28"/>
-        </w:rPr>
-        <w:t xml:space="preserve"> </w:t>
-      </w:r>
-      <w:proofErr w:type="spellStart"/>
-      <w:r>
-        <w:rPr>
-          <w:sz w:val="28"/>
-          <w:szCs w:val="28"/>
-        </w:rPr>
-        <w:t>space</w:t>
-      </w:r>
-      <w:proofErr w:type="spellEnd"/>
-      <w:r>
-        <w:rPr>
-          <w:sz w:val="28"/>
-          <w:szCs w:val="28"/>
-        </w:rPr>
-        <w:t>" (Антигенный дрейф можно рассматривать как непрерывный процесс уклонения от иммунитета, движущий бегущую волну инфекции через фенотипическое пространство).</w:t>
+        <w:t>2020</w:t>
+      </w:r>
+      <w:r>
+        <w:rPr>
+          <w:sz w:val="28"/>
+          <w:szCs w:val="28"/>
+          <w:lang w:val="en-US"/>
+        </w:rPr>
+        <w:t>book</w:t>
+      </w:r>
+      <w:r>
+        <w:rPr>
+          <w:sz w:val="28"/>
+          <w:szCs w:val="28"/>
+        </w:rPr>
+        <w:t>]</w:t>
+      </w:r>
+      <w:r>
+        <w:rPr>
+          <w:sz w:val="28"/>
+          <w:szCs w:val="28"/>
+        </w:rPr>
+        <w:t xml:space="preserve">. Антигенный дрейф можно рассматривать как непрерывный процесс уклонения от </w:t>
+      </w:r>
+      <w:r>
+        <w:rPr>
+          <w:sz w:val="28"/>
+          <w:szCs w:val="28"/>
+        </w:rPr>
+        <w:t xml:space="preserve">накопленного коллективного </w:t>
+      </w:r>
+      <w:r>
+        <w:rPr>
+          <w:sz w:val="28"/>
+          <w:szCs w:val="28"/>
+        </w:rPr>
+        <w:t>иммунитета, движущий бегущую волну инфекции через фенотипическое пространство.</w:t>
       </w:r>
     </w:p>
     <w:p>
@@ -617,7 +590,6 @@
           <w:sz w:val="28"/>
           <w:szCs w:val="28"/>
         </w:rPr>
-        <w:lastRenderedPageBreak/>
         <w:t xml:space="preserve">Формализовать и </w:t>
       </w:r>
       <w:proofErr w:type="spellStart"/>
@@ -634,7 +606,21 @@
           <w:sz w:val="28"/>
           <w:szCs w:val="28"/>
         </w:rPr>
-        <w:t xml:space="preserve"> реализовать математическую модель эволюции вируса на основе </w:t>
+        <w:t xml:space="preserve"> реализовать математическую модель </w:t>
+      </w:r>
+      <w:r>
+        <w:rPr>
+          <w:sz w:val="28"/>
+          <w:szCs w:val="28"/>
+        </w:rPr>
+        <w:t xml:space="preserve">стохастической </w:t>
+      </w:r>
+      <w:r>
+        <w:rPr>
+          <w:sz w:val="28"/>
+          <w:szCs w:val="28"/>
+        </w:rPr>
+        <w:t xml:space="preserve">эволюции вируса на основе </w:t>
       </w:r>
       <w:r>
         <w:rPr>
@@ -720,6 +706,7 @@
           <w:sz w:val="28"/>
           <w:szCs w:val="28"/>
         </w:rPr>
+        <w:lastRenderedPageBreak/>
         <w:t>Провести моделирование эволюционной динамики в классическом одномерном (1D) пространстве штаммов.</w:t>
       </w:r>
     </w:p>
@@ -750,14 +737,35 @@
           <w:sz w:val="28"/>
           <w:szCs w:val="28"/>
         </w:rPr>
-        <w:t xml:space="preserve"> - </w:t>
-      </w:r>
-      <w:r>
-        <w:rPr>
-          <w:sz w:val="28"/>
-          <w:szCs w:val="28"/>
-        </w:rPr>
-        <w:t>одномерном случае (с ограниченной латеральной диффузией).</w:t>
+        <w:t>-</w:t>
+      </w:r>
+      <w:r>
+        <w:rPr>
+          <w:sz w:val="28"/>
+          <w:szCs w:val="28"/>
+        </w:rPr>
+        <w:t xml:space="preserve">одномерном случае с </w:t>
+      </w:r>
+      <w:r>
+        <w:rPr>
+          <w:sz w:val="28"/>
+          <w:szCs w:val="28"/>
+        </w:rPr>
+        <w:t xml:space="preserve">нейтральной </w:t>
+      </w:r>
+      <w:r>
+        <w:rPr>
+          <w:sz w:val="28"/>
+          <w:szCs w:val="28"/>
+        </w:rPr>
+        <w:t xml:space="preserve">латеральной </w:t>
+      </w:r>
+      <w:r>
+        <w:rPr>
+          <w:sz w:val="28"/>
+          <w:szCs w:val="28"/>
+        </w:rPr>
+        <w:t>координатой.</w:t>
       </w:r>
     </w:p>
     <w:p>
@@ -787,7 +795,7 @@
           <w:sz w:val="28"/>
           <w:szCs w:val="28"/>
         </w:rPr>
-        <w:t xml:space="preserve"> - </w:t>
+        <w:t>-</w:t>
       </w:r>
       <w:r>
         <w:rPr>
@@ -824,7 +832,21 @@
           <w:sz w:val="28"/>
           <w:szCs w:val="28"/>
         </w:rPr>
-        <w:t xml:space="preserve"> и предсказать</w:t>
+        <w:t xml:space="preserve"> </w:t>
+      </w:r>
+      <w:r>
+        <w:rPr>
+          <w:sz w:val="28"/>
+          <w:szCs w:val="28"/>
+        </w:rPr>
+        <w:t xml:space="preserve">модель </w:t>
+      </w:r>
+      <w:r>
+        <w:rPr>
+          <w:sz w:val="28"/>
+          <w:szCs w:val="28"/>
+        </w:rPr>
+        <w:t>и предсказать</w:t>
       </w:r>
       <w:r>
         <w:rPr>
@@ -919,21 +941,119 @@
           <w:sz w:val="28"/>
           <w:szCs w:val="28"/>
         </w:rPr>
-        <w:t>В основе математического описания эволюции патогенов лежит концепция фенотипического (или антигенного) пространства. В отличие от генотипического пространства, где координатами служат конкретные нуклеотидные последовательности, фенотипическое пространство отражает измеримые антигенные свойства вируса, определяющие его способность распознаваться иммунной системой хозяина. Каждому уникальному антигенному варианту (штамму) вируса ставится в соответствие вектор координат x в многомерном пространстве. Расстояние между двумя точками в этом пространстве пропорционально степени падения перекрестного иммунитета (кросс</w:t>
-      </w:r>
-      <w:r>
-        <w:rPr>
-          <w:sz w:val="28"/>
-          <w:szCs w:val="28"/>
-        </w:rPr>
-        <w:t xml:space="preserve"> - </w:t>
-      </w:r>
-      <w:r>
-        <w:rPr>
-          <w:sz w:val="28"/>
-          <w:szCs w:val="28"/>
-        </w:rPr>
-        <w:t>иммунитета) между соответствующими штаммами.</w:t>
+        <w:t>В основе математического описания эволюции патогенов</w:t>
+      </w:r>
+      <w:r>
+        <w:rPr>
+          <w:sz w:val="28"/>
+          <w:szCs w:val="28"/>
+        </w:rPr>
+        <w:t xml:space="preserve"> в присутствии иммунного отклика (в данном случае, антител)</w:t>
+      </w:r>
+      <w:r>
+        <w:rPr>
+          <w:sz w:val="28"/>
+          <w:szCs w:val="28"/>
+        </w:rPr>
+        <w:t xml:space="preserve"> лежит концепция антигенного пространства. В отличие от генотипического пространства, где координатами служат конкретные нуклеотидные последовательности, фенотипическое пространство отражает измеримые антигенные свойства вируса, определяющие его способность распознаваться иммунной системой хозяина. Каждому уникальному антигенному варианту (штамму) вируса ставится в соответствие вектор координат </w:t>
+      </w:r>
+      <m:oMath>
+        <m:r>
+          <m:rPr>
+            <m:sty m:val="bi"/>
+          </m:rPr>
+          <w:rPr>
+            <w:rFonts w:ascii="Cambria Math" w:hAnsi="Cambria Math"/>
+            <w:sz w:val="28"/>
+            <w:szCs w:val="28"/>
+          </w:rPr>
+          <m:t>x</m:t>
+        </m:r>
+      </m:oMath>
+      <w:r>
+        <w:rPr>
+          <w:sz w:val="28"/>
+          <w:szCs w:val="28"/>
+        </w:rPr>
+        <w:t xml:space="preserve"> в многомерном пространстве. Расстояние между двумя точками в этом пространстве </w:t>
+      </w:r>
+      <w:r>
+        <w:rPr>
+          <w:sz w:val="28"/>
+          <w:szCs w:val="28"/>
+        </w:rPr>
+        <w:t>определяет</w:t>
+      </w:r>
+      <w:r>
+        <w:rPr>
+          <w:sz w:val="28"/>
+          <w:szCs w:val="28"/>
+        </w:rPr>
+        <w:t xml:space="preserve"> степен</w:t>
+      </w:r>
+      <w:r>
+        <w:rPr>
+          <w:sz w:val="28"/>
+          <w:szCs w:val="28"/>
+        </w:rPr>
+        <w:t>ь</w:t>
+      </w:r>
+      <w:r>
+        <w:rPr>
+          <w:sz w:val="28"/>
+          <w:szCs w:val="28"/>
+        </w:rPr>
+        <w:t xml:space="preserve"> </w:t>
+      </w:r>
+      <w:r>
+        <w:rPr>
+          <w:sz w:val="28"/>
+          <w:szCs w:val="28"/>
+        </w:rPr>
+        <w:t>падения перекрестного иммунитета между соответствующими штаммами</w:t>
+      </w:r>
+      <w:r>
+        <w:rPr>
+          <w:sz w:val="28"/>
+          <w:szCs w:val="28"/>
+        </w:rPr>
+        <w:t>; как именно, определяется из данных экспериментов и наблюдений</w:t>
+      </w:r>
+      <w:r>
+        <w:rPr>
+          <w:sz w:val="28"/>
+          <w:szCs w:val="28"/>
+        </w:rPr>
+        <w:t xml:space="preserve"> </w:t>
+      </w:r>
+      <w:r>
+        <w:rPr>
+          <w:sz w:val="28"/>
+          <w:szCs w:val="28"/>
+        </w:rPr>
+        <w:t>[</w:t>
+      </w:r>
+      <w:r>
+        <w:rPr>
+          <w:sz w:val="28"/>
+          <w:szCs w:val="28"/>
+          <w:lang w:val="en-US"/>
+        </w:rPr>
+        <w:t>RR</w:t>
+      </w:r>
+      <w:r>
+        <w:rPr>
+          <w:sz w:val="28"/>
+          <w:szCs w:val="28"/>
+        </w:rPr>
+        <w:t>]</w:t>
+      </w:r>
+      <w:r>
+        <w:rPr>
+          <w:sz w:val="28"/>
+          <w:szCs w:val="28"/>
+        </w:rPr>
+        <w:t>.</w:t>
       </w:r>
     </w:p>
     <w:p>
@@ -952,23 +1072,14 @@
           <w:sz w:val="28"/>
           <w:szCs w:val="28"/>
         </w:rPr>
-        <w:t xml:space="preserve">В рамках используемой базовой модели предполагается, что эволюция вируса происходит на дискретной решетке (сетке) антигенных вариантов. Динамика инфекции описывается адаптацией классической </w:t>
-      </w:r>
-      <w:proofErr w:type="spellStart"/>
-      <w:r>
-        <w:rPr>
-          <w:sz w:val="28"/>
-          <w:szCs w:val="28"/>
-        </w:rPr>
-        <w:t>компартментной</w:t>
-      </w:r>
-      <w:proofErr w:type="spellEnd"/>
-      <w:r>
-        <w:rPr>
-          <w:sz w:val="28"/>
-          <w:szCs w:val="28"/>
-        </w:rPr>
-        <w:t xml:space="preserve"> эпидемиологической модели RR</w:t>
+        <w:t xml:space="preserve">В рамках используемой базовой модели предполагается, что эволюция вируса происходит на дискретной решетке (сетке) антигенных вариантов. Динамика инфекции описывается </w:t>
+      </w:r>
+      <w:r>
+        <w:rPr>
+          <w:sz w:val="28"/>
+          <w:szCs w:val="28"/>
+        </w:rPr>
+        <w:t>адаптацией стандартной</w:t>
       </w:r>
       <w:r>
         <w:rPr>
@@ -982,7 +1093,78 @@
           <w:sz w:val="28"/>
           <w:szCs w:val="28"/>
         </w:rPr>
-        <w:t>к распределенному пространству штаммов.</w:t>
+        <w:t>эпидемиологической модели</w:t>
+      </w:r>
+      <w:r>
+        <w:rPr>
+          <w:sz w:val="28"/>
+          <w:szCs w:val="28"/>
+        </w:rPr>
+        <w:t xml:space="preserve"> </w:t>
+      </w:r>
+      <w:r>
+        <w:rPr>
+          <w:sz w:val="28"/>
+          <w:szCs w:val="28"/>
+        </w:rPr>
+        <w:t>«</w:t>
+      </w:r>
+      <w:r>
+        <w:rPr>
+          <w:sz w:val="28"/>
+          <w:szCs w:val="28"/>
+        </w:rPr>
+        <w:t>выздоровевши-зараженные</w:t>
+      </w:r>
+      <w:r>
+        <w:rPr>
+          <w:sz w:val="28"/>
+          <w:szCs w:val="28"/>
+        </w:rPr>
+        <w:t>»</w:t>
+      </w:r>
+      <w:r>
+        <w:rPr>
+          <w:sz w:val="28"/>
+          <w:szCs w:val="28"/>
+        </w:rPr>
+        <w:t xml:space="preserve"> к распределенному пространству штаммов</w:t>
+      </w:r>
+      <w:r>
+        <w:rPr>
+          <w:sz w:val="28"/>
+          <w:szCs w:val="28"/>
+        </w:rPr>
+        <w:t xml:space="preserve"> </w:t>
+      </w:r>
+      <w:r>
+        <w:rPr>
+          <w:sz w:val="28"/>
+          <w:szCs w:val="28"/>
+        </w:rPr>
+        <w:t>[</w:t>
+      </w:r>
+      <w:r>
+        <w:rPr>
+          <w:sz w:val="28"/>
+          <w:szCs w:val="28"/>
+          <w:lang w:val="en-US"/>
+        </w:rPr>
+        <w:t>RR</w:t>
+      </w:r>
+      <w:r>
+        <w:rPr>
+          <w:sz w:val="28"/>
+          <w:szCs w:val="28"/>
+        </w:rPr>
+        <w:t>]</w:t>
+      </w:r>
+      <w:r>
+        <w:rPr>
+          <w:sz w:val="28"/>
+          <w:szCs w:val="28"/>
+        </w:rPr>
+        <w:t>.</w:t>
       </w:r>
     </w:p>
     <w:p>
@@ -1035,17 +1217,25 @@
           <w:sz w:val="28"/>
           <w:szCs w:val="28"/>
         </w:rPr>
-        <w:t xml:space="preserve">Состояние системы в любой момент времени t описывается двумя </w:t>
-      </w:r>
-      <w:proofErr w:type="spellStart"/>
-      <w:r>
-        <w:rPr>
-          <w:sz w:val="28"/>
-          <w:szCs w:val="28"/>
-        </w:rPr>
-        <w:t>пространственно</w:t>
-      </w:r>
-      <w:proofErr w:type="spellEnd"/>
+        <w:t xml:space="preserve">Состояние системы в любой момент времени </w:t>
+      </w:r>
+      <m:oMath>
+        <m:r>
+          <w:rPr>
+            <w:rFonts w:ascii="Cambria Math" w:hAnsi="Cambria Math"/>
+            <w:sz w:val="28"/>
+            <w:szCs w:val="28"/>
+          </w:rPr>
+          <m:t>t</m:t>
+        </m:r>
+      </m:oMath>
+      <w:r>
+        <w:rPr>
+          <w:sz w:val="28"/>
+          <w:szCs w:val="28"/>
+        </w:rPr>
+        <w:t xml:space="preserve"> описывается двумя пространственно</w:t>
+      </w:r>
       <w:r>
         <w:rPr>
           <w:sz w:val="28"/>
@@ -1076,12 +1266,41 @@
           <w:szCs w:val="28"/>
         </w:rPr>
       </w:pPr>
-      <w:r>
-        <w:rPr>
-          <w:sz w:val="28"/>
-          <w:szCs w:val="28"/>
-        </w:rPr>
-        <w:t>i(x, t) — доля (плотность) популяции, инфицированная в данный момент штаммом с координатой x;</w:t>
+      <m:oMath>
+        <m:r>
+          <w:rPr>
+            <w:rFonts w:ascii="Cambria Math" w:hAnsi="Cambria Math"/>
+            <w:sz w:val="28"/>
+            <w:szCs w:val="28"/>
+          </w:rPr>
+          <m:t>i(</m:t>
+        </m:r>
+        <m:r>
+          <m:rPr>
+            <m:sty m:val="bi"/>
+          </m:rPr>
+          <w:rPr>
+            <w:rFonts w:ascii="Cambria Math" w:hAnsi="Cambria Math"/>
+            <w:sz w:val="28"/>
+            <w:szCs w:val="28"/>
+          </w:rPr>
+          <m:t>x</m:t>
+        </m:r>
+        <m:r>
+          <w:rPr>
+            <w:rFonts w:ascii="Cambria Math" w:hAnsi="Cambria Math"/>
+            <w:sz w:val="28"/>
+            <w:szCs w:val="28"/>
+          </w:rPr>
+          <m:t xml:space="preserve">, t) </m:t>
+        </m:r>
+      </m:oMath>
+      <w:r>
+        <w:rPr>
+          <w:sz w:val="28"/>
+          <w:szCs w:val="28"/>
+        </w:rPr>
+        <w:t>— доля (плотность) популяции, инфицированная в данный момент штаммом с координатой x;</w:t>
       </w:r>
     </w:p>
     <w:p>
@@ -1099,13 +1318,41 @@
           <w:szCs w:val="28"/>
         </w:rPr>
       </w:pPr>
-      <w:r>
-        <w:rPr>
-          <w:sz w:val="28"/>
-          <w:szCs w:val="28"/>
-        </w:rPr>
-        <w:lastRenderedPageBreak/>
-        <w:t>r(x, t) — доля (плотность) популяции, чьей последней перенесенной инфекцией был штамм x, после чего они выздоровели и приобрели специфический иммунитет.</w:t>
+      <m:oMath>
+        <m:r>
+          <w:rPr>
+            <w:rFonts w:ascii="Cambria Math" w:hAnsi="Cambria Math"/>
+            <w:sz w:val="28"/>
+            <w:szCs w:val="28"/>
+          </w:rPr>
+          <m:t>r(</m:t>
+        </m:r>
+        <m:r>
+          <m:rPr>
+            <m:sty m:val="bi"/>
+          </m:rPr>
+          <w:rPr>
+            <w:rFonts w:ascii="Cambria Math" w:hAnsi="Cambria Math"/>
+            <w:sz w:val="28"/>
+            <w:szCs w:val="28"/>
+          </w:rPr>
+          <m:t>x</m:t>
+        </m:r>
+        <m:r>
+          <w:rPr>
+            <w:rFonts w:ascii="Cambria Math" w:hAnsi="Cambria Math"/>
+            <w:sz w:val="28"/>
+            <w:szCs w:val="28"/>
+          </w:rPr>
+          <m:t>, t)</m:t>
+        </m:r>
+      </m:oMath>
+      <w:r>
+        <w:rPr>
+          <w:sz w:val="28"/>
+          <w:szCs w:val="28"/>
+        </w:rPr>
+        <w:t xml:space="preserve"> — доля (плотность) популяции, чьей последней перенесенной инфекцией был штамм x, после чего они выздоровели и приобрели специфический иммунитет.</w:t>
       </w:r>
     </w:p>
     <w:p>
@@ -1124,7 +1371,50 @@
           <w:sz w:val="28"/>
           <w:szCs w:val="28"/>
         </w:rPr>
-        <w:t xml:space="preserve">Время в модели измеряется в единицах периода выздоровления (инфекционного периода) </w:t>
+        <w:lastRenderedPageBreak/>
+        <w:t xml:space="preserve">Время в модели измеряется в единицах </w:t>
+      </w:r>
+      <w:r>
+        <w:rPr>
+          <w:sz w:val="28"/>
+          <w:szCs w:val="28"/>
+        </w:rPr>
+        <w:t>цикла</w:t>
+      </w:r>
+      <w:r>
+        <w:rPr>
+          <w:sz w:val="28"/>
+          <w:szCs w:val="28"/>
+        </w:rPr>
+        <w:t xml:space="preserve"> </w:t>
+      </w:r>
+      <w:r>
+        <w:rPr>
+          <w:sz w:val="28"/>
+          <w:szCs w:val="28"/>
+        </w:rPr>
+        <w:t xml:space="preserve">передачи вируса (или </w:t>
+      </w:r>
+      <w:r>
+        <w:rPr>
+          <w:sz w:val="28"/>
+          <w:szCs w:val="28"/>
+        </w:rPr>
+        <w:t>инфекционного периода</w:t>
+      </w:r>
+      <w:r>
+        <w:rPr>
+          <w:sz w:val="28"/>
+          <w:szCs w:val="28"/>
+        </w:rPr>
+        <w:t>, так как оба обычно близки),</w:t>
+      </w:r>
+      <w:r>
+        <w:rPr>
+          <w:sz w:val="28"/>
+          <w:szCs w:val="28"/>
+        </w:rPr>
+        <w:t xml:space="preserve"> </w:t>
       </w:r>
       <m:oMath>
         <m:sSub>
@@ -1216,7 +1506,21 @@
           <w:sz w:val="28"/>
           <w:szCs w:val="28"/>
         </w:rPr>
-        <w:t xml:space="preserve"> определяет среднее количество вторичных заражений, вызываемых одним инфицированным индивидом в полностью восприимчивой популяции.</w:t>
+        <w:t xml:space="preserve"> определяет среднее количество вторичных заражений, вызываемых одним инфицированным индивидом в полностью восприимчивой популяции</w:t>
+      </w:r>
+      <w:r>
+        <w:rPr>
+          <w:sz w:val="28"/>
+          <w:szCs w:val="28"/>
+        </w:rPr>
+        <w:t xml:space="preserve"> без иммунитета</w:t>
+      </w:r>
+      <w:r>
+        <w:rPr>
+          <w:sz w:val="28"/>
+          <w:szCs w:val="28"/>
+        </w:rPr>
+        <w:t>.</w:t>
       </w:r>
     </w:p>
     <w:p>
@@ -1235,21 +1539,7 @@
           <w:sz w:val="28"/>
           <w:szCs w:val="28"/>
         </w:rPr>
-        <w:t>Фундаментальным свойством модели является закон сохранения общей численности популяции</w:t>
-      </w:r>
-      <w:r>
-        <w:rPr>
-          <w:sz w:val="28"/>
-          <w:szCs w:val="28"/>
-        </w:rPr>
-        <w:t xml:space="preserve"> - </w:t>
-      </w:r>
-      <w:r>
-        <w:rPr>
-          <w:sz w:val="28"/>
-          <w:szCs w:val="28"/>
-        </w:rPr>
-        <w:t>хозяина N. Предполагается, что демографическими изменениями на масштабе эпидемической волны можно пренебречь, и каждый индивид защищен иммунитетом только от своего последнего перенесенного штамма. Это выражается глобальным условием нормировки:</w:t>
+        <w:t>Предполагается, что демографическими изменениями на масштабе эпидемической волны можно пренебречь, и каждый индивид защищен иммунитетом только от своего последнего перенесенного штамма. Это выражается условием нормировки:</w:t>
       </w:r>
     </w:p>
     <w:p>
@@ -1431,6 +1721,59 @@
       <w:pPr>
         <w:pStyle w:val="ac"/>
         <w:spacing w:before="0" w:beforeAutospacing="0" w:afterLines="80" w:after="192" w:afterAutospacing="0"/>
+        <w:jc w:val="both"/>
+        <w:rPr>
+          <w:b/>
+          <w:bCs/>
+          <w:sz w:val="28"/>
+          <w:szCs w:val="28"/>
+        </w:rPr>
+      </w:pPr>
+    </w:p>
+    <w:p>
+      <w:pPr>
+        <w:pStyle w:val="ac"/>
+        <w:spacing w:before="0" w:beforeAutospacing="0" w:afterLines="80" w:after="192" w:afterAutospacing="0"/>
+        <w:jc w:val="both"/>
+        <w:rPr>
+          <w:b/>
+          <w:bCs/>
+          <w:sz w:val="28"/>
+          <w:szCs w:val="28"/>
+        </w:rPr>
+      </w:pPr>
+      <w:r>
+        <w:rPr>
+          <w:b/>
+          <w:bCs/>
+          <w:sz w:val="28"/>
+          <w:szCs w:val="28"/>
+        </w:rPr>
+        <w:t>3.3. Ядро кросс</w:t>
+      </w:r>
+      <w:r>
+        <w:rPr>
+          <w:b/>
+          <w:bCs/>
+          <w:sz w:val="28"/>
+          <w:szCs w:val="28"/>
+        </w:rPr>
+        <w:t xml:space="preserve"> - </w:t>
+      </w:r>
+      <w:r>
+        <w:rPr>
+          <w:b/>
+          <w:bCs/>
+          <w:sz w:val="28"/>
+          <w:szCs w:val="28"/>
+        </w:rPr>
+        <w:t>иммунитета и интегральные поля</w:t>
+      </w:r>
+    </w:p>
+    <w:p>
+      <w:pPr>
+        <w:pStyle w:val="ac"/>
+        <w:spacing w:before="0" w:beforeAutospacing="0" w:afterLines="80" w:after="192" w:afterAutospacing="0"/>
         <w:ind w:firstLine="708"/>
         <w:jc w:val="both"/>
         <w:rPr>
@@ -1443,79 +1786,28 @@
           <w:sz w:val="28"/>
           <w:szCs w:val="28"/>
         </w:rPr>
-        <w:t>Данное условие обеспечивает конкуренцию между штаммами: расширение пула инфицированных неизбежно истощает пул восприимчивых индивидов, регулируя эффективное репродуктивное число вируса по принципу глобальной отрицательной обратной связи.</w:t>
-      </w:r>
-    </w:p>
-    <w:p>
-      <w:pPr>
-        <w:pStyle w:val="ac"/>
-        <w:spacing w:before="0" w:beforeAutospacing="0" w:afterLines="80" w:after="192" w:afterAutospacing="0"/>
-        <w:jc w:val="both"/>
-        <w:rPr>
-          <w:b/>
-          <w:bCs/>
-          <w:sz w:val="28"/>
-          <w:szCs w:val="28"/>
-        </w:rPr>
-      </w:pPr>
-    </w:p>
-    <w:p>
-      <w:pPr>
-        <w:pStyle w:val="ac"/>
-        <w:spacing w:before="0" w:beforeAutospacing="0" w:afterLines="80" w:after="192" w:afterAutospacing="0"/>
-        <w:jc w:val="both"/>
-        <w:rPr>
-          <w:b/>
-          <w:bCs/>
-          <w:sz w:val="28"/>
-          <w:szCs w:val="28"/>
-        </w:rPr>
-      </w:pPr>
-      <w:r>
-        <w:rPr>
-          <w:b/>
-          <w:bCs/>
-          <w:sz w:val="28"/>
-          <w:szCs w:val="28"/>
-        </w:rPr>
-        <w:t>3.3. Ядро кросс</w:t>
-      </w:r>
-      <w:r>
-        <w:rPr>
-          <w:b/>
-          <w:bCs/>
-          <w:sz w:val="28"/>
-          <w:szCs w:val="28"/>
-        </w:rPr>
-        <w:t xml:space="preserve"> - </w:t>
-      </w:r>
-      <w:r>
-        <w:rPr>
-          <w:b/>
-          <w:bCs/>
-          <w:sz w:val="28"/>
-          <w:szCs w:val="28"/>
-        </w:rPr>
-        <w:t>иммунитета и интегральные поля</w:t>
-      </w:r>
-    </w:p>
-    <w:p>
-      <w:pPr>
-        <w:pStyle w:val="ac"/>
-        <w:spacing w:before="0" w:beforeAutospacing="0" w:afterLines="80" w:after="192" w:afterAutospacing="0"/>
-        <w:ind w:firstLine="708"/>
-        <w:jc w:val="both"/>
-        <w:rPr>
-          <w:sz w:val="28"/>
-          <w:szCs w:val="28"/>
-        </w:rPr>
-      </w:pPr>
-      <w:r>
-        <w:rPr>
-          <w:sz w:val="28"/>
-          <w:szCs w:val="28"/>
-        </w:rPr>
-        <w:t>Способность вируса заражать индивидов, переболевших другими антигенными вариантами, определяется ядром кросс-иммунитета K(u), где u — обобщенная антигенная дистанция между новым и предыдущим штаммами в фенотипическом пространстве. В зависимости от рассматриваемой топологии модели</w:t>
+        <w:t xml:space="preserve">Способность вируса заражать индивидов, переболевших другими антигенными вариантами, определяется ядром кросс-иммунитета K(u), где u — обобщенная антигенная дистанция между новым и предыдущим штаммами в </w:t>
+      </w:r>
+      <w:r>
+        <w:rPr>
+          <w:sz w:val="28"/>
+          <w:szCs w:val="28"/>
+        </w:rPr>
+        <w:t>антигенном</w:t>
+      </w:r>
+      <w:r>
+        <w:rPr>
+          <w:sz w:val="28"/>
+          <w:szCs w:val="28"/>
+        </w:rPr>
+        <w:t xml:space="preserve"> </w:t>
+      </w:r>
+      <w:r>
+        <w:rPr>
+          <w:sz w:val="28"/>
+          <w:szCs w:val="28"/>
+        </w:rPr>
+        <w:t>пространстве. В зависимости от рассматриваемой топологии модели</w:t>
       </w:r>
       <w:r>
         <w:rPr>
@@ -1529,7 +1821,21 @@
           <w:sz w:val="28"/>
           <w:szCs w:val="28"/>
         </w:rPr>
-        <w:t>метрика u задается индивидуально: как евклидово расстояние или как длина кратчайшего пути по ребрам графа. В данной работе используется экспоненциальная форма ядра, предложенная авторами базовой модели:</w:t>
+        <w:t xml:space="preserve">метрика u задается индивидуально: как евклидово расстояние или как длина кратчайшего пути по ребрам графа. В данной работе используется </w:t>
+      </w:r>
+      <w:r>
+        <w:rPr>
+          <w:sz w:val="28"/>
+          <w:szCs w:val="28"/>
+        </w:rPr>
+        <w:t xml:space="preserve">простая </w:t>
+      </w:r>
+      <w:r>
+        <w:rPr>
+          <w:sz w:val="28"/>
+          <w:szCs w:val="28"/>
+        </w:rPr>
+        <w:t>экспоненциальная форма</w:t>
       </w:r>
     </w:p>
     <w:p>
@@ -1658,6 +1964,59 @@
       <w:pPr>
         <w:pStyle w:val="ac"/>
         <w:spacing w:before="0" w:beforeAutospacing="0" w:afterLines="80" w:after="192" w:afterAutospacing="0"/>
+        <w:jc w:val="both"/>
+        <w:rPr>
+          <w:sz w:val="28"/>
+          <w:szCs w:val="28"/>
+        </w:rPr>
+      </w:pPr>
+      <w:r>
+        <w:rPr>
+          <w:sz w:val="28"/>
+          <w:szCs w:val="28"/>
+        </w:rPr>
+        <w:t>где a — дистанция кросс</w:t>
+      </w:r>
+      <w:r>
+        <w:rPr>
+          <w:sz w:val="28"/>
+          <w:szCs w:val="28"/>
+        </w:rPr>
+        <w:t>-</w:t>
+      </w:r>
+      <w:r>
+        <w:rPr>
+          <w:sz w:val="28"/>
+          <w:szCs w:val="28"/>
+        </w:rPr>
+        <w:t xml:space="preserve">иммунитета, отражающая </w:t>
+      </w:r>
+      <w:r>
+        <w:rPr>
+          <w:sz w:val="28"/>
+          <w:szCs w:val="28"/>
+        </w:rPr>
+        <w:t>антигенную</w:t>
+      </w:r>
+      <w:r>
+        <w:rPr>
+          <w:sz w:val="28"/>
+          <w:szCs w:val="28"/>
+        </w:rPr>
+        <w:t xml:space="preserve"> </w:t>
+      </w:r>
+      <w:r>
+        <w:rPr>
+          <w:sz w:val="28"/>
+          <w:szCs w:val="28"/>
+        </w:rPr>
+        <w:t>дистанцию, на которой защита снижается в e раз.</w:t>
+      </w:r>
+    </w:p>
+    <w:p>
+      <w:pPr>
+        <w:pStyle w:val="ac"/>
+        <w:spacing w:before="0" w:beforeAutospacing="0" w:afterLines="80" w:after="192" w:afterAutospacing="0"/>
         <w:ind w:firstLine="708"/>
         <w:jc w:val="both"/>
         <w:rPr>
@@ -1670,107 +2029,37 @@
           <w:sz w:val="28"/>
           <w:szCs w:val="28"/>
         </w:rPr>
-        <w:t>где a — дистанция кросс</w:t>
-      </w:r>
-      <w:r>
-        <w:rPr>
-          <w:sz w:val="28"/>
-          <w:szCs w:val="28"/>
-        </w:rPr>
-        <w:t xml:space="preserve"> - </w:t>
-      </w:r>
-      <w:r>
-        <w:rPr>
-          <w:sz w:val="28"/>
-          <w:szCs w:val="28"/>
-        </w:rPr>
-        <w:t>иммунитета (</w:t>
-      </w:r>
-      <w:proofErr w:type="spellStart"/>
-      <w:r>
-        <w:rPr>
-          <w:sz w:val="28"/>
-          <w:szCs w:val="28"/>
-        </w:rPr>
-        <w:t>immunity</w:t>
-      </w:r>
-      <w:proofErr w:type="spellEnd"/>
-      <w:r>
-        <w:rPr>
-          <w:sz w:val="28"/>
-          <w:szCs w:val="28"/>
-        </w:rPr>
-        <w:t xml:space="preserve"> </w:t>
-      </w:r>
-      <w:proofErr w:type="spellStart"/>
-      <w:r>
-        <w:rPr>
-          <w:sz w:val="28"/>
-          <w:szCs w:val="28"/>
-        </w:rPr>
-        <w:t>half</w:t>
-      </w:r>
-      <w:proofErr w:type="spellEnd"/>
-      <w:r>
-        <w:rPr>
-          <w:sz w:val="28"/>
-          <w:szCs w:val="28"/>
-        </w:rPr>
-        <w:t xml:space="preserve"> - </w:t>
-      </w:r>
-      <w:proofErr w:type="spellStart"/>
-      <w:r>
-        <w:rPr>
-          <w:sz w:val="28"/>
-          <w:szCs w:val="28"/>
-        </w:rPr>
-        <w:t>distance</w:t>
-      </w:r>
-      <w:proofErr w:type="spellEnd"/>
-      <w:r>
-        <w:rPr>
-          <w:sz w:val="28"/>
-          <w:szCs w:val="28"/>
-        </w:rPr>
-        <w:t>), отражающая генетическую дистанцию, на которой защита снижается в e раз.</w:t>
-      </w:r>
-    </w:p>
-    <w:p>
-      <w:pPr>
-        <w:pStyle w:val="ac"/>
-        <w:spacing w:before="0" w:beforeAutospacing="0" w:afterLines="80" w:after="192" w:afterAutospacing="0"/>
-        <w:ind w:firstLine="708"/>
-        <w:jc w:val="both"/>
-        <w:rPr>
-          <w:sz w:val="28"/>
-          <w:szCs w:val="28"/>
-        </w:rPr>
-      </w:pPr>
-      <w:r>
-        <w:rPr>
-          <w:sz w:val="28"/>
-          <w:szCs w:val="28"/>
-        </w:rPr>
-        <w:t>Эволюция и распространение вируса направляются двумя глобальными интегральными показателями (в дискретном пространстве — свертками с ядром K(u)):</w:t>
-      </w:r>
-    </w:p>
-    <w:p>
-      <w:pPr>
-        <w:pStyle w:val="ac"/>
-        <w:spacing w:before="0" w:beforeAutospacing="0" w:afterLines="80" w:after="192" w:afterAutospacing="0"/>
-        <w:ind w:firstLine="708"/>
-        <w:jc w:val="both"/>
-        <w:rPr>
-          <w:sz w:val="28"/>
-          <w:szCs w:val="28"/>
-        </w:rPr>
-      </w:pPr>
-      <w:r>
-        <w:rPr>
-          <w:sz w:val="28"/>
-          <w:szCs w:val="28"/>
-        </w:rPr>
-        <w:t>Ландшафт восприимчивости Q(x, t) — определяет долю населения, доступную для заражения штаммом x, с учетом перекрестного иммунитета ко всем ранее циркулировавшим вирусам:</w:t>
+        <w:t>Эволюция и распространение вируса направляются двумя свертками с ядром K(u)</w:t>
+      </w:r>
+      <w:r>
+        <w:rPr>
+          <w:sz w:val="28"/>
+          <w:szCs w:val="28"/>
+        </w:rPr>
+        <w:t xml:space="preserve">. </w:t>
+      </w:r>
+      <w:r>
+        <w:rPr>
+          <w:sz w:val="28"/>
+          <w:szCs w:val="28"/>
+        </w:rPr>
+        <w:t xml:space="preserve">Ландшафт восприимчивости </w:t>
+      </w:r>
+      <w:proofErr w:type="gramStart"/>
+      <w:r>
+        <w:rPr>
+          <w:sz w:val="28"/>
+          <w:szCs w:val="28"/>
+        </w:rPr>
+        <w:t>Q(</w:t>
+      </w:r>
+      <w:proofErr w:type="gramEnd"/>
+      <w:r>
+        <w:rPr>
+          <w:sz w:val="28"/>
+          <w:szCs w:val="28"/>
+        </w:rPr>
+        <w:t>x, t) определяет долю населения, доступную для заражения штаммом x, с учетом перекрестного иммунитета ко всем ранее циркулировавшим вирусам:</w:t>
       </w:r>
     </w:p>
     <w:p>
@@ -1792,7 +2081,6 @@
               <w:sz w:val="28"/>
               <w:szCs w:val="28"/>
             </w:rPr>
-            <w:lastRenderedPageBreak/>
             <m:t>Q</m:t>
           </m:r>
           <m:d>
@@ -2068,7 +2356,6 @@
       <w:pPr>
         <w:pStyle w:val="ac"/>
         <w:spacing w:before="0" w:beforeAutospacing="0" w:afterLines="80" w:after="192" w:afterAutospacing="0"/>
-        <w:ind w:firstLine="708"/>
         <w:jc w:val="both"/>
         <w:rPr>
           <w:sz w:val="28"/>
@@ -2163,24 +2450,107 @@
         </w:rPr>
         <w:t>.</w:t>
       </w:r>
-    </w:p>
-    <w:p>
-      <w:pPr>
-        <w:pStyle w:val="ac"/>
-        <w:spacing w:before="0" w:beforeAutospacing="0" w:afterLines="80" w:after="192" w:afterAutospacing="0"/>
-        <w:ind w:firstLine="708"/>
-        <w:jc w:val="both"/>
-        <w:rPr>
-          <w:sz w:val="28"/>
-          <w:szCs w:val="28"/>
-        </w:rPr>
-      </w:pPr>
-      <w:r>
-        <w:rPr>
-          <w:sz w:val="28"/>
-          <w:szCs w:val="28"/>
-        </w:rPr>
-        <w:t>Глобальное давление инфекции P(x, t) — описывает риск потери популяцией иммунного статуса к старому штамму x вследствие заражения новыми циркулирующими вариантами:</w:t>
+      <w:r>
+        <w:rPr>
+          <w:sz w:val="28"/>
+          <w:szCs w:val="28"/>
+        </w:rPr>
+        <w:t xml:space="preserve"> </w:t>
+      </w:r>
+      <w:r>
+        <w:rPr>
+          <w:sz w:val="28"/>
+          <w:szCs w:val="28"/>
+        </w:rPr>
+        <w:t xml:space="preserve">Глобальное давление инфекции </w:t>
+      </w:r>
+      <w:proofErr w:type="gramStart"/>
+      <w:r>
+        <w:rPr>
+          <w:sz w:val="28"/>
+          <w:szCs w:val="28"/>
+        </w:rPr>
+        <w:t>P(</w:t>
+      </w:r>
+      <w:proofErr w:type="gramEnd"/>
+      <w:r>
+        <w:rPr>
+          <w:sz w:val="28"/>
+          <w:szCs w:val="28"/>
+        </w:rPr>
+        <w:t xml:space="preserve">x, t) описывает </w:t>
+      </w:r>
+      <w:r>
+        <w:rPr>
+          <w:sz w:val="28"/>
+          <w:szCs w:val="28"/>
+        </w:rPr>
+        <w:t xml:space="preserve">обеднение </w:t>
+      </w:r>
+      <w:proofErr w:type="spellStart"/>
+      <w:r>
+        <w:rPr>
+          <w:sz w:val="28"/>
+          <w:szCs w:val="28"/>
+        </w:rPr>
+        <w:t>подпопуляции</w:t>
+      </w:r>
+      <w:proofErr w:type="spellEnd"/>
+      <w:r>
+        <w:rPr>
+          <w:sz w:val="28"/>
+          <w:szCs w:val="28"/>
+        </w:rPr>
+        <w:t xml:space="preserve"> с памятью</w:t>
+      </w:r>
+      <w:r>
+        <w:rPr>
+          <w:sz w:val="28"/>
+          <w:szCs w:val="28"/>
+        </w:rPr>
+        <w:t xml:space="preserve"> </w:t>
+      </w:r>
+      <w:r>
+        <w:rPr>
+          <w:sz w:val="28"/>
+          <w:szCs w:val="28"/>
+        </w:rPr>
+        <w:t>старо</w:t>
+      </w:r>
+      <w:r>
+        <w:rPr>
+          <w:sz w:val="28"/>
+          <w:szCs w:val="28"/>
+        </w:rPr>
+        <w:t>го</w:t>
+      </w:r>
+      <w:r>
+        <w:rPr>
+          <w:sz w:val="28"/>
+          <w:szCs w:val="28"/>
+        </w:rPr>
+        <w:t xml:space="preserve"> </w:t>
+      </w:r>
+      <w:r>
+        <w:rPr>
+          <w:sz w:val="28"/>
+          <w:szCs w:val="28"/>
+        </w:rPr>
+        <w:t>варианта вируса</w:t>
+      </w:r>
+      <w:r>
+        <w:rPr>
+          <w:sz w:val="28"/>
+          <w:szCs w:val="28"/>
+        </w:rPr>
+        <w:t xml:space="preserve"> x вследствие заражения циркулирующими вариантами</w:t>
+      </w:r>
+      <w:r>
+        <w:rPr>
+          <w:sz w:val="28"/>
+          <w:szCs w:val="28"/>
+        </w:rPr>
+        <w:t xml:space="preserve"> х'</w:t>
       </w:r>
     </w:p>
     <w:p>
@@ -2495,6 +2865,7 @@
           <w:bCs/>
           <w:sz w:val="28"/>
           <w:szCs w:val="28"/>
+          <w:lang w:val="en-US"/>
         </w:rPr>
       </w:pPr>
       <w:r>
@@ -2503,8 +2874,211 @@
           <w:bCs/>
           <w:sz w:val="28"/>
           <w:szCs w:val="28"/>
-        </w:rPr>
-        <w:t>3.4. Динамические уравнения эволюции</w:t>
+          <w:lang w:val="en-US"/>
+        </w:rPr>
+        <w:t xml:space="preserve">3.4. </w:t>
+      </w:r>
+      <w:r>
+        <w:rPr>
+          <w:b/>
+          <w:bCs/>
+          <w:sz w:val="28"/>
+          <w:szCs w:val="28"/>
+        </w:rPr>
+        <w:t>Динамические</w:t>
+      </w:r>
+      <w:r>
+        <w:rPr>
+          <w:b/>
+          <w:bCs/>
+          <w:sz w:val="28"/>
+          <w:szCs w:val="28"/>
+          <w:lang w:val="en-US"/>
+        </w:rPr>
+        <w:t xml:space="preserve"> </w:t>
+      </w:r>
+      <w:r>
+        <w:rPr>
+          <w:b/>
+          <w:bCs/>
+          <w:sz w:val="28"/>
+          <w:szCs w:val="28"/>
+        </w:rPr>
+        <w:t>уравнения</w:t>
+      </w:r>
+      <w:r>
+        <w:rPr>
+          <w:b/>
+          <w:bCs/>
+          <w:sz w:val="28"/>
+          <w:szCs w:val="28"/>
+          <w:lang w:val="en-US"/>
+        </w:rPr>
+        <w:t xml:space="preserve"> </w:t>
+      </w:r>
+      <w:r>
+        <w:rPr>
+          <w:b/>
+          <w:bCs/>
+          <w:sz w:val="28"/>
+          <w:szCs w:val="28"/>
+        </w:rPr>
+        <w:t>эволюции</w:t>
+      </w:r>
+    </w:p>
+    <w:p>
+      <w:pPr>
+        <w:pStyle w:val="ac"/>
+        <w:spacing w:before="0" w:beforeAutospacing="0" w:afterLines="80" w:after="192" w:afterAutospacing="0"/>
+        <w:jc w:val="both"/>
+        <w:rPr>
+          <w:sz w:val="28"/>
+          <w:szCs w:val="28"/>
+        </w:rPr>
+      </w:pPr>
+      <w:r>
+        <w:rPr>
+          <w:sz w:val="28"/>
+          <w:szCs w:val="28"/>
+        </w:rPr>
+        <w:t>В непрерывном пределе в x,</w:t>
+      </w:r>
+      <w:r>
+        <w:rPr>
+          <w:sz w:val="28"/>
+          <w:szCs w:val="28"/>
+        </w:rPr>
+        <w:t xml:space="preserve"> </w:t>
+      </w:r>
+      <w:r>
+        <w:rPr>
+          <w:sz w:val="28"/>
+          <w:szCs w:val="28"/>
+        </w:rPr>
+        <w:t>система</w:t>
+      </w:r>
+      <w:r>
+        <w:rPr>
+          <w:sz w:val="28"/>
+          <w:szCs w:val="28"/>
+        </w:rPr>
+        <w:t xml:space="preserve"> </w:t>
+      </w:r>
+      <w:r>
+        <w:rPr>
+          <w:sz w:val="28"/>
+          <w:szCs w:val="28"/>
+        </w:rPr>
+        <w:t>уравнений</w:t>
+      </w:r>
+      <w:r>
+        <w:rPr>
+          <w:sz w:val="28"/>
+          <w:szCs w:val="28"/>
+        </w:rPr>
+        <w:t xml:space="preserve"> </w:t>
+      </w:r>
+      <w:r>
+        <w:rPr>
+          <w:sz w:val="28"/>
+          <w:szCs w:val="28"/>
+        </w:rPr>
+        <w:t>имеет</w:t>
+      </w:r>
+      <w:r>
+        <w:rPr>
+          <w:sz w:val="28"/>
+          <w:szCs w:val="28"/>
+        </w:rPr>
+        <w:t xml:space="preserve"> </w:t>
+      </w:r>
+      <w:r>
+        <w:rPr>
+          <w:sz w:val="28"/>
+          <w:szCs w:val="28"/>
+        </w:rPr>
+        <w:t>вид</w:t>
+      </w:r>
+      <w:r>
+        <w:rPr>
+          <w:sz w:val="28"/>
+          <w:szCs w:val="28"/>
+        </w:rPr>
+        <w:t xml:space="preserve"> </w:t>
+      </w:r>
+      <w:r>
+        <w:rPr>
+          <w:sz w:val="28"/>
+          <w:szCs w:val="28"/>
+        </w:rPr>
+        <w:t>[</w:t>
+      </w:r>
+      <w:r>
+        <w:rPr>
+          <w:sz w:val="28"/>
+          <w:szCs w:val="28"/>
+          <w:lang w:val="en-US"/>
+        </w:rPr>
+        <w:t>Lin</w:t>
+      </w:r>
+      <w:r>
+        <w:rPr>
+          <w:sz w:val="28"/>
+          <w:szCs w:val="28"/>
+        </w:rPr>
+        <w:t xml:space="preserve"> </w:t>
+      </w:r>
+      <w:r>
+        <w:rPr>
+          <w:sz w:val="28"/>
+          <w:szCs w:val="28"/>
+          <w:lang w:val="en-US"/>
+        </w:rPr>
+        <w:t>et</w:t>
+      </w:r>
+      <w:r>
+        <w:rPr>
+          <w:sz w:val="28"/>
+          <w:szCs w:val="28"/>
+        </w:rPr>
+        <w:t xml:space="preserve"> </w:t>
+      </w:r>
+      <w:r>
+        <w:rPr>
+          <w:sz w:val="28"/>
+          <w:szCs w:val="28"/>
+          <w:lang w:val="en-US"/>
+        </w:rPr>
+        <w:t>al</w:t>
+      </w:r>
+      <w:r>
+        <w:rPr>
+          <w:sz w:val="28"/>
+          <w:szCs w:val="28"/>
+        </w:rPr>
+        <w:t xml:space="preserve">, </w:t>
+      </w:r>
+      <w:r>
+        <w:rPr>
+          <w:sz w:val="28"/>
+          <w:szCs w:val="28"/>
+          <w:lang w:val="en-US"/>
+        </w:rPr>
+        <w:t>RR</w:t>
+      </w:r>
+      <w:r>
+        <w:rPr>
+          <w:sz w:val="28"/>
+          <w:szCs w:val="28"/>
+        </w:rPr>
+        <w:t>]</w:t>
+      </w:r>
+      <w:r>
+        <w:rPr>
+          <w:sz w:val="28"/>
+          <w:szCs w:val="28"/>
+        </w:rPr>
+        <w:t>:</w:t>
       </w:r>
     </w:p>
     <w:p>
@@ -2516,41 +3090,7 @@
         <w:rPr>
           <w:sz w:val="28"/>
           <w:szCs w:val="28"/>
-        </w:rPr>
-      </w:pPr>
-      <w:r>
-        <w:rPr>
-          <w:sz w:val="28"/>
-          <w:szCs w:val="28"/>
-        </w:rPr>
-        <w:t xml:space="preserve">Базовая непрерывная система уравнений, предложенная </w:t>
-      </w:r>
-      <w:proofErr w:type="spellStart"/>
-      <w:r>
-        <w:rPr>
-          <w:sz w:val="28"/>
-          <w:szCs w:val="28"/>
-        </w:rPr>
-        <w:t>Рузиным</w:t>
-      </w:r>
-      <w:proofErr w:type="spellEnd"/>
-      <w:r>
-        <w:rPr>
-          <w:sz w:val="28"/>
-          <w:szCs w:val="28"/>
-        </w:rPr>
-        <w:t xml:space="preserve"> и Рожновой, имеет вид:</w:t>
-      </w:r>
-    </w:p>
-    <w:p>
-      <w:pPr>
-        <w:pStyle w:val="ac"/>
-        <w:spacing w:before="0" w:beforeAutospacing="0" w:afterLines="80" w:after="192" w:afterAutospacing="0"/>
-        <w:ind w:firstLine="708"/>
-        <w:jc w:val="both"/>
-        <w:rPr>
-          <w:sz w:val="28"/>
-          <w:szCs w:val="28"/>
+          <w:lang w:val="en-US"/>
         </w:rPr>
       </w:pPr>
       <m:oMathPara>
@@ -2601,6 +3141,7 @@
                       <w:rFonts w:ascii="Cambria Math" w:hAnsi="Cambria Math"/>
                       <w:sz w:val="28"/>
                       <w:szCs w:val="28"/>
+                      <w:lang w:val="en-US"/>
                     </w:rPr>
                     <m:t>,</m:t>
                   </m:r>
@@ -2634,6 +3175,7 @@
               <w:rFonts w:ascii="Cambria Math" w:hAnsi="Cambria Math"/>
               <w:sz w:val="28"/>
               <w:szCs w:val="28"/>
+              <w:lang w:val="en-US"/>
             </w:rPr>
             <m:t>=</m:t>
           </m:r>
@@ -2672,6 +3214,7 @@
                   <w:rFonts w:ascii="Cambria Math" w:hAnsi="Cambria Math"/>
                   <w:sz w:val="28"/>
                   <w:szCs w:val="28"/>
+                  <w:lang w:val="en-US"/>
                 </w:rPr>
                 <m:t>,</m:t>
               </m:r>
@@ -2727,6 +3270,7 @@
                       <w:rFonts w:ascii="Cambria Math" w:hAnsi="Cambria Math"/>
                       <w:sz w:val="28"/>
                       <w:szCs w:val="28"/>
+                      <w:lang w:val="en-US"/>
                     </w:rPr>
                     <m:t>0</m:t>
                   </m:r>
@@ -2767,6 +3311,7 @@
                       <w:rFonts w:ascii="Cambria Math" w:hAnsi="Cambria Math"/>
                       <w:sz w:val="28"/>
                       <w:szCs w:val="28"/>
+                      <w:lang w:val="en-US"/>
                     </w:rPr>
                     <m:t>,</m:t>
                   </m:r>
@@ -2788,6 +3333,7 @@
                   <w:rFonts w:ascii="Cambria Math" w:hAnsi="Cambria Math"/>
                   <w:sz w:val="28"/>
                   <w:szCs w:val="28"/>
+                  <w:lang w:val="en-US"/>
                 </w:rPr>
                 <m:t xml:space="preserve"> - 1</m:t>
               </m:r>
@@ -2801,81 +3347,20 @@
               <w:rFonts w:ascii="Cambria Math" w:hAnsi="Cambria Math"/>
               <w:sz w:val="28"/>
               <w:szCs w:val="28"/>
+              <w:lang w:val="en-US"/>
             </w:rPr>
             <m:t>+</m:t>
           </m:r>
-          <m:sSub>
-            <m:sSubPr>
-              <m:ctrlPr>
-                <w:rPr>
-                  <w:rFonts w:ascii="Cambria Math" w:hAnsi="Cambria Math"/>
-                  <w:sz w:val="28"/>
-                  <w:szCs w:val="28"/>
-                </w:rPr>
-              </m:ctrlPr>
-            </m:sSubPr>
-            <m:e>
-              <m:r>
-                <w:rPr>
-                  <w:rFonts w:ascii="Cambria Math" w:hAnsi="Cambria Math"/>
-                  <w:sz w:val="28"/>
-                  <w:szCs w:val="28"/>
-                </w:rPr>
-                <m:t>U</m:t>
-              </m:r>
-            </m:e>
-            <m:sub>
-              <m:r>
-                <w:rPr>
-                  <w:rFonts w:ascii="Cambria Math" w:hAnsi="Cambria Math"/>
-                  <w:sz w:val="28"/>
-                  <w:szCs w:val="28"/>
-                </w:rPr>
-                <m:t>b</m:t>
-              </m:r>
-            </m:sub>
-          </m:sSub>
-          <m:sSup>
-            <m:sSupPr>
-              <m:ctrlPr>
-                <w:rPr>
-                  <w:rFonts w:ascii="Cambria Math" w:hAnsi="Cambria Math"/>
-                  <w:sz w:val="28"/>
-                  <w:szCs w:val="28"/>
-                </w:rPr>
-              </m:ctrlPr>
-            </m:sSupPr>
-            <m:e>
-              <m:r>
-                <w:rPr>
-                  <w:rFonts w:ascii="Cambria Math" w:hAnsi="Cambria Math"/>
-                  <w:sz w:val="28"/>
-                  <w:szCs w:val="28"/>
-                </w:rPr>
-                <m:t>∇</m:t>
-              </m:r>
-            </m:e>
-            <m:sup>
-              <m:r>
-                <m:rPr>
-                  <m:sty m:val="p"/>
-                </m:rPr>
-                <w:rPr>
-                  <w:rFonts w:ascii="Cambria Math" w:hAnsi="Cambria Math"/>
-                  <w:sz w:val="28"/>
-                  <w:szCs w:val="28"/>
-                </w:rPr>
-                <m:t>2</m:t>
-              </m:r>
-            </m:sup>
-          </m:sSup>
           <m:r>
+            <m:rPr>
+              <m:nor/>
+            </m:rPr>
             <w:rPr>
-              <w:rFonts w:ascii="Cambria Math" w:hAnsi="Cambria Math"/>
               <w:sz w:val="28"/>
               <w:szCs w:val="28"/>
+              <w:lang w:val="en-US"/>
             </w:rPr>
-            <m:t>i</m:t>
+            <m:t>Mutation</m:t>
           </m:r>
           <m:d>
             <m:dPr>
@@ -2895,25 +3380,6 @@
                   <w:szCs w:val="28"/>
                 </w:rPr>
                 <m:t>x</m:t>
-              </m:r>
-              <m:r>
-                <m:rPr>
-                  <m:sty m:val="p"/>
-                </m:rPr>
-                <w:rPr>
-                  <w:rFonts w:ascii="Cambria Math" w:hAnsi="Cambria Math"/>
-                  <w:sz w:val="28"/>
-                  <w:szCs w:val="28"/>
-                </w:rPr>
-                <m:t>,</m:t>
-              </m:r>
-              <m:r>
-                <w:rPr>
-                  <w:rFonts w:ascii="Cambria Math" w:hAnsi="Cambria Math"/>
-                  <w:sz w:val="28"/>
-                  <w:szCs w:val="28"/>
-                </w:rPr>
-                <m:t>t</m:t>
               </m:r>
             </m:e>
           </m:d>
@@ -3211,13 +3677,41 @@
       <w:pPr>
         <w:pStyle w:val="ac"/>
         <w:spacing w:before="0" w:beforeAutospacing="0" w:afterLines="80" w:after="192" w:afterAutospacing="0"/>
-        <w:ind w:firstLine="708"/>
         <w:jc w:val="both"/>
         <w:rPr>
           <w:sz w:val="28"/>
           <w:szCs w:val="28"/>
         </w:rPr>
       </w:pPr>
+      <w:r>
+        <w:rPr>
+          <w:sz w:val="28"/>
+          <w:szCs w:val="28"/>
+        </w:rPr>
+        <w:t>где термин "</w:t>
+      </w:r>
+      <w:r>
+        <w:rPr>
+          <w:sz w:val="28"/>
+          <w:szCs w:val="28"/>
+          <w:lang w:val="en-US"/>
+        </w:rPr>
+        <w:t>Mutation</w:t>
+      </w:r>
+      <w:r>
+        <w:rPr>
+          <w:sz w:val="28"/>
+          <w:szCs w:val="28"/>
+        </w:rPr>
+        <w:t>" обсуждается позже.</w:t>
+      </w:r>
+      <w:r>
+        <w:rPr>
+          <w:sz w:val="28"/>
+          <w:szCs w:val="28"/>
+        </w:rPr>
+        <w:t xml:space="preserve"> </w:t>
+      </w:r>
       <w:r>
         <w:rPr>
           <w:sz w:val="28"/>
@@ -3243,25 +3737,7 @@
           <w:sz w:val="28"/>
           <w:szCs w:val="28"/>
         </w:rPr>
-        <w:t>. Динамика обновления системы принимает вид:</w:t>
-      </w:r>
-    </w:p>
-    <w:p>
-      <w:pPr>
-        <w:pStyle w:val="ac"/>
-        <w:spacing w:before="0" w:beforeAutospacing="0" w:afterLines="80" w:after="192" w:afterAutospacing="0"/>
-        <w:jc w:val="both"/>
-        <w:rPr>
-          <w:sz w:val="28"/>
-          <w:szCs w:val="28"/>
-        </w:rPr>
-      </w:pPr>
-      <w:r>
-        <w:rPr>
-          <w:sz w:val="28"/>
-          <w:szCs w:val="28"/>
-        </w:rPr>
-        <w:t>Уравнение убыли иммунной памяти и выздоровления:</w:t>
+        <w:t>. Уравнение убыли иммунной памяти и выздоровления</w:t>
       </w:r>
     </w:p>
     <w:p>
@@ -3650,7 +4126,7 @@
           <w:sz w:val="28"/>
           <w:szCs w:val="28"/>
         </w:rPr>
-        <w:t>Уравнение эпидемического роста и мутаций:</w:t>
+        <w:t>Уравнение эпидемического роста и мутаций</w:t>
       </w:r>
     </w:p>
     <w:p>
@@ -3662,6 +4138,7 @@
         <w:rPr>
           <w:sz w:val="28"/>
           <w:szCs w:val="28"/>
+          <w:lang w:val="en-US"/>
         </w:rPr>
       </w:pPr>
       <m:oMathPara>
@@ -3701,6 +4178,7 @@
                   <w:rFonts w:ascii="Cambria Math" w:hAnsi="Cambria Math"/>
                   <w:sz w:val="28"/>
                   <w:szCs w:val="28"/>
+                  <w:lang w:val="en-US"/>
                 </w:rPr>
                 <m:t>,</m:t>
               </m:r>
@@ -3720,6 +4198,7 @@
                   <w:rFonts w:ascii="Cambria Math" w:hAnsi="Cambria Math"/>
                   <w:sz w:val="28"/>
                   <w:szCs w:val="28"/>
+                  <w:lang w:val="en-US"/>
                 </w:rPr>
                 <m:t>+</m:t>
               </m:r>
@@ -3741,6 +4220,7 @@
               <w:rFonts w:ascii="Cambria Math" w:hAnsi="Cambria Math"/>
               <w:sz w:val="28"/>
               <w:szCs w:val="28"/>
+              <w:lang w:val="en-US"/>
             </w:rPr>
             <m:t>=</m:t>
           </m:r>
@@ -3779,6 +4259,7 @@
                   <w:rFonts w:ascii="Cambria Math" w:hAnsi="Cambria Math"/>
                   <w:sz w:val="28"/>
                   <w:szCs w:val="28"/>
+                  <w:lang w:val="en-US"/>
                 </w:rPr>
                 <m:t>,</m:t>
               </m:r>
@@ -3800,6 +4281,7 @@
               <w:rFonts w:ascii="Cambria Math" w:hAnsi="Cambria Math"/>
               <w:sz w:val="28"/>
               <w:szCs w:val="28"/>
+              <w:lang w:val="en-US"/>
             </w:rPr>
             <m:t>⋅</m:t>
           </m:r>
@@ -3824,6 +4306,7 @@
                   <w:rFonts w:ascii="Cambria Math" w:hAnsi="Cambria Math"/>
                   <w:sz w:val="28"/>
                   <w:szCs w:val="28"/>
+                  <w:lang w:val="en-US"/>
                 </w:rPr>
                 <m:t>1+</m:t>
               </m:r>
@@ -3843,6 +4326,7 @@
                   <w:rFonts w:ascii="Cambria Math" w:hAnsi="Cambria Math"/>
                   <w:sz w:val="28"/>
                   <w:szCs w:val="28"/>
+                  <w:lang w:val="en-US"/>
                 </w:rPr>
                 <m:t>⋅</m:t>
               </m:r>
@@ -3886,6 +4370,7 @@
                           <w:rFonts w:ascii="Cambria Math" w:hAnsi="Cambria Math"/>
                           <w:sz w:val="28"/>
                           <w:szCs w:val="28"/>
+                          <w:lang w:val="en-US"/>
                         </w:rPr>
                         <m:t>0</m:t>
                       </m:r>
@@ -3899,6 +4384,7 @@
                       <w:rFonts w:ascii="Cambria Math" w:hAnsi="Cambria Math"/>
                       <w:sz w:val="28"/>
                       <w:szCs w:val="28"/>
+                      <w:lang w:val="en-US"/>
                     </w:rPr>
                     <m:t>⋅</m:t>
                   </m:r>
@@ -3937,6 +4423,7 @@
                           <w:rFonts w:ascii="Cambria Math" w:hAnsi="Cambria Math"/>
                           <w:sz w:val="28"/>
                           <w:szCs w:val="28"/>
+                          <w:lang w:val="en-US"/>
                         </w:rPr>
                         <m:t>,</m:t>
                       </m:r>
@@ -3958,6 +4445,7 @@
                       <w:rFonts w:ascii="Cambria Math" w:hAnsi="Cambria Math"/>
                       <w:sz w:val="28"/>
                       <w:szCs w:val="28"/>
+                      <w:lang w:val="en-US"/>
                     </w:rPr>
                     <m:t xml:space="preserve"> - 1</m:t>
                   </m:r>
@@ -3973,6 +4461,7 @@
               <w:rFonts w:ascii="Cambria Math" w:hAnsi="Cambria Math"/>
               <w:sz w:val="28"/>
               <w:szCs w:val="28"/>
+              <w:lang w:val="en-US"/>
             </w:rPr>
             <m:t>+</m:t>
           </m:r>
@@ -3983,8 +4472,9 @@
             <w:rPr>
               <w:sz w:val="28"/>
               <w:szCs w:val="28"/>
+              <w:lang w:val="en-US"/>
             </w:rPr>
-            <m:t>Mutations</m:t>
+            <m:t>Mutation</m:t>
           </m:r>
           <m:d>
             <m:dPr>
@@ -4016,6 +4506,8 @@
         <w:spacing w:before="0" w:beforeAutospacing="0" w:afterLines="80" w:after="192" w:afterAutospacing="0"/>
         <w:jc w:val="both"/>
         <w:rPr>
+          <w:b/>
+          <w:bCs/>
           <w:sz w:val="28"/>
           <w:szCs w:val="28"/>
         </w:rPr>
@@ -4122,26 +4614,13 @@
           <w:szCs w:val="28"/>
         </w:rPr>
       </w:pPr>
-    </w:p>
-    <w:p>
-      <w:pPr>
-        <w:pStyle w:val="ac"/>
-        <w:spacing w:before="0" w:beforeAutospacing="0" w:afterLines="80" w:after="192" w:afterAutospacing="0"/>
-        <w:jc w:val="both"/>
+      <w:r>
         <w:rPr>
           <w:b/>
           <w:bCs/>
           <w:sz w:val="28"/>
           <w:szCs w:val="28"/>
         </w:rPr>
-      </w:pPr>
-      <w:r>
-        <w:rPr>
-          <w:b/>
-          <w:bCs/>
-          <w:sz w:val="28"/>
-          <w:szCs w:val="28"/>
-        </w:rPr>
         <w:t>3.5. Влияние стохастичности и конечного размера популяции</w:t>
       </w:r>
     </w:p>
@@ -4149,7 +4628,6 @@
       <w:pPr>
         <w:pStyle w:val="ac"/>
         <w:spacing w:before="0" w:beforeAutospacing="0" w:afterLines="80" w:after="192" w:afterAutospacing="0"/>
-        <w:ind w:firstLine="708"/>
         <w:jc w:val="both"/>
         <w:rPr>
           <w:sz w:val="28"/>
@@ -4161,15 +4639,53 @@
           <w:sz w:val="28"/>
           <w:szCs w:val="28"/>
         </w:rPr>
-        <w:lastRenderedPageBreak/>
-        <w:t>Полностью детерминированные непрерывные модели эволюции штаммов обладают существенным артефактом: они допускают существование бесконечно малых (дробных) долей инфицированных. Согласно теории базовой статьи, для корректного моделирования локализованной бегущей волны критически важен учет стохастического генетического дрейфа, обусловленного конечностью общего размера популяции N.</w:t>
-      </w:r>
-    </w:p>
-    <w:p>
-      <w:pPr>
-        <w:pStyle w:val="ac"/>
-        <w:spacing w:before="0" w:beforeAutospacing="0" w:afterLines="80" w:after="192" w:afterAutospacing="0"/>
-        <w:ind w:firstLine="708"/>
+        <w:t xml:space="preserve">Полностью детерминированные непрерывные модели эволюции штаммов обладают существенным артефактом: они допускают существование бесконечно малых (дробных) долей инфицированных. </w:t>
+      </w:r>
+      <w:r>
+        <w:rPr>
+          <w:sz w:val="28"/>
+          <w:szCs w:val="28"/>
+        </w:rPr>
+        <w:t>Д</w:t>
+      </w:r>
+      <w:r>
+        <w:rPr>
+          <w:sz w:val="28"/>
+          <w:szCs w:val="28"/>
+        </w:rPr>
+        <w:t xml:space="preserve">ля корректного моделирования локализованной бегущей волны критически важен учет стохастического генетического дрейфа, </w:t>
+      </w:r>
+      <w:proofErr w:type="gramStart"/>
+      <w:r>
+        <w:rPr>
+          <w:sz w:val="28"/>
+          <w:szCs w:val="28"/>
+        </w:rPr>
+        <w:t xml:space="preserve">обусловленного </w:t>
+      </w:r>
+      <w:r>
+        <w:t xml:space="preserve"> </w:t>
+      </w:r>
+      <w:r>
+        <w:rPr>
+          <w:sz w:val="28"/>
+          <w:szCs w:val="28"/>
+        </w:rPr>
+        <w:t>из</w:t>
+      </w:r>
+      <w:proofErr w:type="gramEnd"/>
+      <w:r>
+        <w:rPr>
+          <w:sz w:val="28"/>
+          <w:szCs w:val="28"/>
+        </w:rPr>
+        <w:t>-за ограниченного размера популяции N и дискретности геномов каждого класса, которые могут быть только целыми положительными числами [RR].</w:t>
+      </w:r>
+    </w:p>
+    <w:p>
+      <w:pPr>
+        <w:pStyle w:val="ac"/>
+        <w:spacing w:before="0" w:beforeAutospacing="0" w:afterLines="80" w:after="192" w:afterAutospacing="0"/>
         <w:jc w:val="both"/>
         <w:rPr>
           <w:sz w:val="28"/>
@@ -4184,25 +4700,6 @@
         <w:t xml:space="preserve">Ожидаемое абсолютное число инфицированных конкретным штаммом вычисляется как </w:t>
       </w:r>
       <m:oMath>
-        <m:r>
-          <w:rPr>
-            <w:rFonts w:ascii="Cambria Math" w:hAnsi="Cambria Math"/>
-            <w:sz w:val="28"/>
-            <w:szCs w:val="28"/>
-          </w:rPr>
-          <m:t>E</m:t>
-        </m:r>
-        <m:r>
-          <m:rPr>
-            <m:sty m:val="p"/>
-          </m:rPr>
-          <w:rPr>
-            <w:rFonts w:ascii="Cambria Math" w:hAnsi="Cambria Math"/>
-            <w:sz w:val="28"/>
-            <w:szCs w:val="28"/>
-          </w:rPr>
-          <m:t>=</m:t>
-        </m:r>
         <m:sSub>
           <m:sSubPr>
             <m:ctrlPr>
@@ -4259,17 +4756,60 @@
           <w:sz w:val="28"/>
           <w:szCs w:val="28"/>
         </w:rPr>
-        <w:t>. Поскольку реальный размер популяции N конечен, а численность особей дискретна, для слабо представленных штаммов (при E &lt; 10) детерминированное обновление заменяется стохастическим процессом. В этом случае новое число инфицированных генерируется как псевдослучайная величина из распределения Пуассона со средним значением E (в алгоритме используется вычислительно эффективная аппроксимация — метод «</w:t>
-      </w:r>
-      <w:proofErr w:type="spellStart"/>
-      <w:r>
-        <w:rPr>
-          <w:sz w:val="28"/>
-          <w:szCs w:val="28"/>
-        </w:rPr>
-        <w:t>Broken</w:t>
-      </w:r>
-      <w:proofErr w:type="spellEnd"/>
+        <w:t xml:space="preserve">. Поскольку реальный размер популяции N конечен, а численность особей дискретна, для слабо представленных штаммов (при </w:t>
+      </w:r>
+      <m:oMath>
+        <m:sSub>
+          <m:sSubPr>
+            <m:ctrlPr>
+              <w:rPr>
+                <w:rFonts w:ascii="Cambria Math" w:hAnsi="Cambria Math"/>
+                <w:sz w:val="28"/>
+                <w:szCs w:val="28"/>
+              </w:rPr>
+            </m:ctrlPr>
+          </m:sSubPr>
+          <m:e>
+            <m:r>
+              <w:rPr>
+                <w:rFonts w:ascii="Cambria Math" w:hAnsi="Cambria Math"/>
+                <w:sz w:val="28"/>
+                <w:szCs w:val="28"/>
+              </w:rPr>
+              <m:t>I</m:t>
+            </m:r>
+          </m:e>
+          <m:sub>
+            <m:r>
+              <w:rPr>
+                <w:rFonts w:ascii="Cambria Math" w:hAnsi="Cambria Math"/>
+                <w:sz w:val="28"/>
+                <w:szCs w:val="28"/>
+              </w:rPr>
+              <m:t>i</m:t>
+            </m:r>
+          </m:sub>
+        </m:sSub>
+        <m:r>
+          <m:rPr>
+            <m:sty m:val="p"/>
+          </m:rPr>
+          <w:rPr>
+            <w:rFonts w:ascii="Cambria Math" w:hAnsi="Cambria Math"/>
+            <w:sz w:val="28"/>
+            <w:szCs w:val="28"/>
+          </w:rPr>
+          <m:t>⋅</m:t>
+        </m:r>
+        <m:r>
+          <w:rPr>
+            <w:rFonts w:ascii="Cambria Math" w:hAnsi="Cambria Math"/>
+            <w:sz w:val="28"/>
+            <w:szCs w:val="28"/>
+          </w:rPr>
+          <m:t>N</m:t>
+        </m:r>
+      </m:oMath>
       <w:r>
         <w:rPr>
           <w:sz w:val="28"/>
@@ -4277,21 +4817,143 @@
         </w:rPr>
         <w:t xml:space="preserve"> </w:t>
       </w:r>
-      <w:proofErr w:type="spellStart"/>
-      <w:r>
-        <w:rPr>
-          <w:sz w:val="28"/>
-          <w:szCs w:val="28"/>
-        </w:rPr>
-        <w:t>stick</w:t>
-      </w:r>
-      <w:proofErr w:type="spellEnd"/>
-      <w:r>
-        <w:rPr>
-          <w:sz w:val="28"/>
-          <w:szCs w:val="28"/>
-        </w:rPr>
-        <w:t>»)</w:t>
+      <w:proofErr w:type="gramStart"/>
+      <w:r>
+        <w:rPr>
+          <w:sz w:val="28"/>
+          <w:szCs w:val="28"/>
+        </w:rPr>
+        <w:t>&lt; 10</w:t>
+      </w:r>
+      <w:proofErr w:type="gramEnd"/>
+      <w:r>
+        <w:rPr>
+          <w:sz w:val="28"/>
+          <w:szCs w:val="28"/>
+        </w:rPr>
+        <w:t xml:space="preserve">) детерминированное обновление заменяется стохастическим процессом. В этом случае новое число инфицированных генерируется как псевдослучайная величина из распределения Пуассона со средним значением </w:t>
+      </w:r>
+      <m:oMath>
+        <m:sSub>
+          <m:sSubPr>
+            <m:ctrlPr>
+              <w:rPr>
+                <w:rFonts w:ascii="Cambria Math" w:hAnsi="Cambria Math"/>
+                <w:sz w:val="28"/>
+                <w:szCs w:val="28"/>
+              </w:rPr>
+            </m:ctrlPr>
+          </m:sSubPr>
+          <m:e>
+            <m:r>
+              <w:rPr>
+                <w:rFonts w:ascii="Cambria Math" w:hAnsi="Cambria Math"/>
+                <w:sz w:val="28"/>
+                <w:szCs w:val="28"/>
+              </w:rPr>
+              <m:t>I</m:t>
+            </m:r>
+          </m:e>
+          <m:sub>
+            <m:r>
+              <w:rPr>
+                <w:rFonts w:ascii="Cambria Math" w:hAnsi="Cambria Math"/>
+                <w:sz w:val="28"/>
+                <w:szCs w:val="28"/>
+              </w:rPr>
+              <m:t>i</m:t>
+            </m:r>
+          </m:sub>
+        </m:sSub>
+        <m:r>
+          <m:rPr>
+            <m:sty m:val="p"/>
+          </m:rPr>
+          <w:rPr>
+            <w:rFonts w:ascii="Cambria Math" w:hAnsi="Cambria Math"/>
+            <w:sz w:val="28"/>
+            <w:szCs w:val="28"/>
+          </w:rPr>
+          <m:t>⋅</m:t>
+        </m:r>
+        <m:r>
+          <w:rPr>
+            <w:rFonts w:ascii="Cambria Math" w:hAnsi="Cambria Math"/>
+            <w:sz w:val="28"/>
+            <w:szCs w:val="28"/>
+          </w:rPr>
+          <m:t>N</m:t>
+        </m:r>
+      </m:oMath>
+      <w:r>
+        <w:rPr>
+          <w:sz w:val="28"/>
+          <w:szCs w:val="28"/>
+        </w:rPr>
+        <w:t xml:space="preserve">. </w:t>
+      </w:r>
+      <w:r>
+        <w:rPr>
+          <w:sz w:val="28"/>
+          <w:szCs w:val="28"/>
+        </w:rPr>
+        <w:t>В</w:t>
+      </w:r>
+      <w:r>
+        <w:rPr>
+          <w:sz w:val="28"/>
+          <w:szCs w:val="28"/>
+        </w:rPr>
+        <w:t xml:space="preserve"> алгоритме используется вычислительно эффективная аппроксимация</w:t>
+      </w:r>
+      <w:r>
+        <w:rPr>
+          <w:sz w:val="28"/>
+          <w:szCs w:val="28"/>
+        </w:rPr>
+        <w:t xml:space="preserve"> </w:t>
+      </w:r>
+      <w:r>
+        <w:rPr>
+          <w:sz w:val="28"/>
+          <w:szCs w:val="28"/>
+        </w:rPr>
+        <w:t>распределения Пуассона</w:t>
+      </w:r>
+      <w:r>
+        <w:rPr>
+          <w:sz w:val="28"/>
+          <w:szCs w:val="28"/>
+        </w:rPr>
+        <w:t xml:space="preserve"> — метод </w:t>
+      </w:r>
+      <w:r>
+        <w:rPr>
+          <w:sz w:val="28"/>
+          <w:szCs w:val="28"/>
+        </w:rPr>
+        <w:t>«</w:t>
+      </w:r>
+      <w:r>
+        <w:rPr>
+          <w:sz w:val="28"/>
+          <w:szCs w:val="28"/>
+        </w:rPr>
+        <w:t>сломанной палки</w:t>
+      </w:r>
+      <w:r>
+        <w:rPr>
+          <w:sz w:val="28"/>
+          <w:szCs w:val="28"/>
+        </w:rPr>
+        <w:t>»</w:t>
+      </w:r>
+      <w:r>
+        <w:rPr>
+          <w:sz w:val="28"/>
+          <w:szCs w:val="28"/>
+        </w:rPr>
+        <w:t>.</w:t>
       </w:r>
     </w:p>
     <w:p>
@@ -4310,14 +4972,15 @@
           <w:sz w:val="28"/>
           <w:szCs w:val="28"/>
         </w:rPr>
-        <w:t>В</w:t>
-      </w:r>
-      <w:r>
-        <w:rPr>
-          <w:sz w:val="28"/>
-          <w:szCs w:val="28"/>
-        </w:rPr>
-        <w:t xml:space="preserve">ажно отметить, что данный стохастический фильтр применяется не только к процессу размножения уже существующих штаммов, но и к входящему мутационному потоку. Приток новых мутантов из соседних узлов сначала оценивается как ожидаемое математическое ожидание, </w:t>
+        <w:lastRenderedPageBreak/>
+        <w:t>Д</w:t>
+      </w:r>
+      <w:r>
+        <w:rPr>
+          <w:sz w:val="28"/>
+          <w:szCs w:val="28"/>
+        </w:rPr>
+        <w:t xml:space="preserve">анный стохастический фильтр применяется не только к процессу размножения уже существующих штаммов, но и к входящему мутационному потоку. Приток новых мутантов из соседних узлов сначала оценивается как ожидаемое математическое ожидание, </w:t>
       </w:r>
       <w:r>
         <w:rPr>
@@ -4676,15 +5339,7 @@
           <w:sz w:val="28"/>
           <w:szCs w:val="28"/>
         </w:rPr>
-        <w:t xml:space="preserve"> вычисляются как одномерные дискретные свертки векторов R и I с ядром </w:t>
-      </w:r>
-      <w:r>
-        <w:rPr>
-          <w:sz w:val="28"/>
-          <w:szCs w:val="28"/>
-        </w:rPr>
-        <w:lastRenderedPageBreak/>
-        <w:t>кросс-иммунитета K(u) (математическое описание которого было дано в предыдущих разделах).</w:t>
+        <w:t xml:space="preserve"> вычисляются как одномерные дискретные свертки векторов R и I с ядром кросс-иммунитета K(u) (математическое описание которого было дано в предыдущих разделах).</w:t>
       </w:r>
     </w:p>
     <w:p>
@@ -5117,6 +5772,7 @@
         <w:rPr>
           <w:sz w:val="28"/>
           <w:szCs w:val="28"/>
+          <w:lang w:val="en-US"/>
         </w:rPr>
       </w:pPr>
       <m:oMathPara>
@@ -5179,6 +5835,7 @@
                   <w:rFonts w:ascii="Cambria Math" w:hAnsi="Cambria Math"/>
                   <w:sz w:val="28"/>
                   <w:szCs w:val="28"/>
+                  <w:lang w:val="en-US"/>
                 </w:rPr>
                 <m:t>+</m:t>
               </m:r>
@@ -5200,6 +5857,7 @@
               <w:rFonts w:ascii="Cambria Math" w:hAnsi="Cambria Math"/>
               <w:sz w:val="28"/>
               <w:szCs w:val="28"/>
+              <w:lang w:val="en-US"/>
             </w:rPr>
             <m:t>=</m:t>
           </m:r>
@@ -5263,6 +5921,7 @@
               <w:rFonts w:ascii="Cambria Math" w:hAnsi="Cambria Math"/>
               <w:sz w:val="28"/>
               <w:szCs w:val="28"/>
+              <w:lang w:val="en-US"/>
             </w:rPr>
             <m:t>⋅</m:t>
           </m:r>
@@ -5287,6 +5946,7 @@
                   <w:rFonts w:ascii="Cambria Math" w:hAnsi="Cambria Math"/>
                   <w:sz w:val="28"/>
                   <w:szCs w:val="28"/>
+                  <w:lang w:val="en-US"/>
                 </w:rPr>
                 <m:t>1+</m:t>
               </m:r>
@@ -5306,6 +5966,7 @@
                   <w:rFonts w:ascii="Cambria Math" w:hAnsi="Cambria Math"/>
                   <w:sz w:val="28"/>
                   <w:szCs w:val="28"/>
+                  <w:lang w:val="en-US"/>
                 </w:rPr>
                 <m:t>⋅</m:t>
               </m:r>
@@ -5349,6 +6010,7 @@
                           <w:rFonts w:ascii="Cambria Math" w:hAnsi="Cambria Math"/>
                           <w:sz w:val="28"/>
                           <w:szCs w:val="28"/>
+                          <w:lang w:val="en-US"/>
                         </w:rPr>
                         <m:t>0</m:t>
                       </m:r>
@@ -5414,6 +6076,7 @@
                       <w:rFonts w:ascii="Cambria Math" w:hAnsi="Cambria Math"/>
                       <w:sz w:val="28"/>
                       <w:szCs w:val="28"/>
+                      <w:lang w:val="en-US"/>
                     </w:rPr>
                     <m:t>-1</m:t>
                   </m:r>
@@ -5429,6 +6092,7 @@
               <w:rFonts w:ascii="Cambria Math" w:hAnsi="Cambria Math"/>
               <w:sz w:val="28"/>
               <w:szCs w:val="28"/>
+              <w:lang w:val="en-US"/>
             </w:rPr>
             <m:t>+</m:t>
           </m:r>
@@ -5439,6 +6103,7 @@
             <w:rPr>
               <w:sz w:val="28"/>
               <w:szCs w:val="28"/>
+              <w:lang w:val="en-US"/>
             </w:rPr>
             <m:t>Mutations</m:t>
           </m:r>
@@ -5544,18 +6209,7 @@
             <w:sz w:val="28"/>
             <w:szCs w:val="28"/>
           </w:rPr>
-          <m:t xml:space="preserve"> </m:t>
-        </m:r>
-        <m:r>
-          <m:rPr>
-            <m:sty m:val="p"/>
-          </m:rPr>
-          <w:rPr>
-            <w:rFonts w:ascii="Cambria Math" w:hAnsi="Cambria Math"/>
-            <w:sz w:val="28"/>
-            <w:szCs w:val="28"/>
-          </w:rPr>
-          <m:t>→∞</m:t>
+          <m:t xml:space="preserve"> →∞</m:t>
         </m:r>
       </m:oMath>
       <w:r>
@@ -5575,6 +6229,7 @@
         <w:rPr>
           <w:sz w:val="28"/>
           <w:szCs w:val="28"/>
+          <w:lang w:val="en-US"/>
         </w:rPr>
       </w:pPr>
       <m:oMathPara>
@@ -5586,6 +6241,7 @@
             <w:rPr>
               <w:sz w:val="28"/>
               <w:szCs w:val="28"/>
+              <w:lang w:val="en-US"/>
             </w:rPr>
             <m:t>Mutations</m:t>
           </m:r>
@@ -5618,6 +6274,7 @@
               <w:rFonts w:ascii="Cambria Math" w:hAnsi="Cambria Math"/>
               <w:sz w:val="28"/>
               <w:szCs w:val="28"/>
+              <w:lang w:val="en-US"/>
             </w:rPr>
             <m:t>=</m:t>
           </m:r>
@@ -5637,6 +6294,7 @@
               <w:rFonts w:ascii="Cambria Math" w:hAnsi="Cambria Math"/>
               <w:sz w:val="28"/>
               <w:szCs w:val="28"/>
+              <w:lang w:val="en-US"/>
             </w:rPr>
             <m:t>⋅</m:t>
           </m:r>
@@ -5679,6 +6337,7 @@
               <w:rFonts w:ascii="Cambria Math" w:hAnsi="Cambria Math"/>
               <w:sz w:val="28"/>
               <w:szCs w:val="28"/>
+              <w:lang w:val="en-US"/>
             </w:rPr>
             <m:t>⋅</m:t>
           </m:r>
@@ -5730,6 +6389,7 @@
                       <w:rFonts w:ascii="Cambria Math" w:hAnsi="Cambria Math"/>
                       <w:sz w:val="28"/>
                       <w:szCs w:val="28"/>
+                      <w:lang w:val="en-US"/>
                     </w:rPr>
                     <m:t>+1</m:t>
                   </m:r>
@@ -5743,6 +6403,7 @@
                   <w:rFonts w:ascii="Cambria Math" w:hAnsi="Cambria Math"/>
                   <w:sz w:val="28"/>
                   <w:szCs w:val="28"/>
+                  <w:lang w:val="en-US"/>
                 </w:rPr>
                 <m:t>+</m:t>
               </m:r>
@@ -5781,6 +6442,7 @@
                       <w:rFonts w:ascii="Cambria Math" w:hAnsi="Cambria Math"/>
                       <w:sz w:val="28"/>
                       <w:szCs w:val="28"/>
+                      <w:lang w:val="en-US"/>
                     </w:rPr>
                     <m:t>-1</m:t>
                   </m:r>
@@ -5794,6 +6456,7 @@
                   <w:rFonts w:ascii="Cambria Math" w:hAnsi="Cambria Math"/>
                   <w:sz w:val="28"/>
                   <w:szCs w:val="28"/>
+                  <w:lang w:val="en-US"/>
                 </w:rPr>
                 <m:t>-2</m:t>
               </m:r>
@@ -5847,7 +6510,15 @@
           <w:sz w:val="28"/>
           <w:szCs w:val="28"/>
         </w:rPr>
-        <w:t>В стохастическом случае (когда рассматривается конечная популяция размера N) малые доли инфекции не могут переноситься непрерывно. Поэтому входящие мутации (первые два слагаемых в скобках, отвечающие за диффузионный приток от соседних штаммов j</w:t>
+        <w:t xml:space="preserve">В стохастическом случае (когда рассматривается конечная популяция размера N) малые доли инфекции не могут переноситься непрерывно. Поэтому </w:t>
+      </w:r>
+      <w:r>
+        <w:rPr>
+          <w:sz w:val="28"/>
+          <w:szCs w:val="28"/>
+        </w:rPr>
+        <w:lastRenderedPageBreak/>
+        <w:t>входящие мутации (первые два слагаемых в скобках, отвечающие за диффузионный приток от соседних штаммов j</w:t>
       </w:r>
       <w:r>
         <w:rPr>
@@ -6432,7 +7103,6 @@
           <w:sz w:val="28"/>
           <w:szCs w:val="28"/>
         </w:rPr>
-        <w:lastRenderedPageBreak/>
         <w:t xml:space="preserve">Шаг по времени, </w:t>
       </w:r>
       <m:oMath>
@@ -6461,39 +7131,7 @@
           <w:sz w:val="28"/>
           <w:szCs w:val="28"/>
         </w:rPr>
-        <w:t>: 0.5 (в безразмерных единицах). За одну единицу времени принимается длительность инфекционного цикла (</w:t>
-      </w:r>
-      <w:proofErr w:type="spellStart"/>
-      <w:r>
-        <w:rPr>
-          <w:sz w:val="28"/>
-          <w:szCs w:val="28"/>
-        </w:rPr>
-        <w:t>cycle</w:t>
-      </w:r>
-      <w:proofErr w:type="spellEnd"/>
-      <w:r>
-        <w:rPr>
-          <w:sz w:val="28"/>
-          <w:szCs w:val="28"/>
-        </w:rPr>
-        <w:t xml:space="preserve"> = 5 </w:t>
-      </w:r>
-      <w:proofErr w:type="spellStart"/>
-      <w:r>
-        <w:rPr>
-          <w:sz w:val="28"/>
-          <w:szCs w:val="28"/>
-        </w:rPr>
-        <w:t>days</w:t>
-      </w:r>
-      <w:proofErr w:type="spellEnd"/>
-      <w:r>
-        <w:rPr>
-          <w:sz w:val="28"/>
-          <w:szCs w:val="28"/>
-        </w:rPr>
-        <w:t>).</w:t>
+        <w:t>: 0.5 (в безразмерных единицах). За одну единицу времени принимается длительность инфекционного цикла (cycle = 5 days).</w:t>
       </w:r>
     </w:p>
     <w:p>
@@ -6512,7 +7150,15 @@
           <w:sz w:val="28"/>
           <w:szCs w:val="28"/>
         </w:rPr>
-        <w:t>Начальные условия симуляции:</w:t>
+        <w:t>Начальные условия симуляции</w:t>
+      </w:r>
+      <w:proofErr w:type="gramStart"/>
+      <w:r>
+        <w:rPr>
+          <w:sz w:val="28"/>
+          <w:szCs w:val="28"/>
+        </w:rPr>
+        <w:t>:</w:t>
       </w:r>
       <w:r>
         <w:rPr>
@@ -6526,7 +7172,15 @@
           <w:sz w:val="28"/>
           <w:szCs w:val="28"/>
         </w:rPr>
-        <w:t>Для формирования направленной бегущей волны задается асимметричное начальное распределение. Инфекция инициализируется точечно в узле j</w:t>
+        <w:t>Для</w:t>
+      </w:r>
+      <w:proofErr w:type="gramEnd"/>
+      <w:r>
+        <w:rPr>
+          <w:sz w:val="28"/>
+          <w:szCs w:val="28"/>
+        </w:rPr>
+        <w:t xml:space="preserve"> формирования направленной бегущей волны задается асимметричное начальное распределение. Инфекция инициализируется точечно в узле j</w:t>
       </w:r>
       <w:r>
         <w:rPr>
@@ -6806,29 +7460,7 @@
             <w:sz w:val="28"/>
             <w:szCs w:val="28"/>
           </w:rPr>
-          <m:t xml:space="preserve"> </m:t>
-        </m:r>
-        <m:r>
-          <m:rPr>
-            <m:sty m:val="p"/>
-          </m:rPr>
-          <w:rPr>
-            <w:rFonts w:ascii="Cambria Math" w:hAnsi="Cambria Math"/>
-            <w:sz w:val="28"/>
-            <w:szCs w:val="28"/>
-          </w:rPr>
-          <m:t>≥</m:t>
-        </m:r>
-        <m:r>
-          <m:rPr>
-            <m:sty m:val="p"/>
-          </m:rPr>
-          <w:rPr>
-            <w:rFonts w:ascii="Cambria Math" w:hAnsi="Cambria Math"/>
-            <w:sz w:val="28"/>
-            <w:szCs w:val="28"/>
-          </w:rPr>
-          <m:t>20</m:t>
+          <m:t xml:space="preserve"> ≥20</m:t>
         </m:r>
       </m:oMath>
       <w:r>
@@ -6970,8 +7602,9 @@
         <w:rPr>
           <w:noProof/>
         </w:rPr>
+        <w:lastRenderedPageBreak/>
         <w:drawing>
-          <wp:inline distT="0" distB="0" distL="0" distR="0" wp14:anchorId="6D3B3F5C" wp14:editId="7A30FB8F">
+          <wp:inline distT="0" distB="0" distL="0" distR="0" wp14:anchorId="6D3B3F5C" wp14:editId="408ACDA5">
             <wp:extent cx="5664432" cy="3148642"/>
             <wp:effectExtent l="0" t="0" r="0" b="0"/>
             <wp:docPr id="5" name="Рисунок 5"/>
@@ -7168,15 +7801,7 @@
           <w:sz w:val="28"/>
           <w:szCs w:val="28"/>
         </w:rPr>
-        <w:t xml:space="preserve">) — в каждый момент времени в популяции доминирует строго один антигенный вариант вируса (одна мажорная линия). Опережающие </w:t>
-      </w:r>
-      <w:r>
-        <w:rPr>
-          <w:sz w:val="28"/>
-          <w:szCs w:val="28"/>
-        </w:rPr>
-        <w:lastRenderedPageBreak/>
-        <w:t>мутации строго контролируются стохастическим фильтром, отсекающим нежизнеспособные «дробные» фенотипы впереди волны.</w:t>
+        <w:t>) — в каждый момент времени в популяции доминирует строго один антигенный вариант вируса (одна мажорная линия). Опережающие мутации строго контролируются стохастическим фильтром, отсекающим нежизнеспособные «дробные» фенотипы впереди волны.</w:t>
       </w:r>
     </w:p>
     <w:p>
@@ -7276,11 +7901,13 @@
       </w:pPr>
       <w:r>
         <w:rPr>
-          <w:sz w:val="28"/>
-          <w:szCs w:val="28"/>
-        </w:rPr>
+          <w:noProof/>
+          <w:sz w:val="28"/>
+          <w:szCs w:val="28"/>
+        </w:rPr>
+        <w:lastRenderedPageBreak/>
         <w:drawing>
-          <wp:inline distT="0" distB="0" distL="0" distR="0" wp14:anchorId="7B9ABFC8" wp14:editId="4B2C022A">
+          <wp:inline distT="0" distB="0" distL="0" distR="0" wp14:anchorId="7B9ABFC8" wp14:editId="3E403700">
             <wp:extent cx="4956666" cy="2973788"/>
             <wp:effectExtent l="0" t="0" r="0" b="0"/>
             <wp:docPr id="6" name="Рисунок 6"/>
@@ -7502,23 +8129,7 @@
           <w:sz w:val="28"/>
           <w:szCs w:val="28"/>
         </w:rPr>
-        <w:t xml:space="preserve">. Этот результат </w:t>
-      </w:r>
-      <w:proofErr w:type="spellStart"/>
-      <w:r>
-        <w:rPr>
-          <w:sz w:val="28"/>
-          <w:szCs w:val="28"/>
-        </w:rPr>
-        <w:t>эпидемиологически</w:t>
-      </w:r>
-      <w:proofErr w:type="spellEnd"/>
-      <w:r>
-        <w:rPr>
-          <w:sz w:val="28"/>
-          <w:szCs w:val="28"/>
-        </w:rPr>
-        <w:t xml:space="preserve"> достоверен, так как в любой произвольный момент времени сезонным вирусом инфицирована лишь крайне малая доля от общей численности популяции. Траектория центра инфекционного фронта демонстрирует идеальную линейную зависимость от времени. Это доказывает постоянство скорости антигенного дрейфа. Рассчитанная скорость эволюции составила v</w:t>
+        <w:t>. Этот результат эпидемиологически достоверен, так как в любой произвольный момент времени сезонным вирусом инфицирована лишь крайне малая доля от общей численности популяции. Траектория центра инфекционного фронта демонстрирует идеальную линейную зависимость от времени. Это доказывает постоянство скорости антигенного дрейфа. Рассчитанная скорость эволюции составила v</w:t>
       </w:r>
       <w:r>
         <w:rPr>
@@ -7653,7 +8264,15 @@
           <w:sz w:val="28"/>
           <w:szCs w:val="28"/>
         </w:rPr>
-        <w:t xml:space="preserve">В данном разделе осуществляется переход от одномерной фенотипической оси к двумерному (2D) дискретному пространству антигенных признаков размером </w:t>
+        <w:t xml:space="preserve">В данном разделе осуществляется переход от одномерной фенотипической оси к двумерному (2D) дискретному пространству </w:t>
+      </w:r>
+      <w:r>
+        <w:rPr>
+          <w:sz w:val="28"/>
+          <w:szCs w:val="28"/>
+        </w:rPr>
+        <w:lastRenderedPageBreak/>
+        <w:t xml:space="preserve">антигенных признаков размером </w:t>
       </w:r>
       <m:oMath>
         <m:r>
@@ -7673,18 +8292,7 @@
             <w:sz w:val="28"/>
             <w:szCs w:val="28"/>
           </w:rPr>
-          <m:t xml:space="preserve"> </m:t>
-        </m:r>
-        <m:r>
-          <m:rPr>
-            <m:sty m:val="p"/>
-          </m:rPr>
-          <w:rPr>
-            <w:rFonts w:ascii="Cambria Math" w:hAnsi="Cambria Math"/>
-            <w:sz w:val="28"/>
-            <w:szCs w:val="28"/>
-          </w:rPr>
-          <m:t>×</m:t>
+          <m:t xml:space="preserve"> ×</m:t>
         </m:r>
         <m:r>
           <w:rPr>
@@ -8009,7 +8617,23 @@
           <w:sz w:val="28"/>
           <w:szCs w:val="28"/>
         </w:rPr>
-        <w:t>Многомерные интегралы. Глобальные параметры ландшафта восприимчивости Q(x,</w:t>
+        <w:t xml:space="preserve">Многомерные интегралы. Глобальные параметры ландшафта восприимчивости </w:t>
+      </w:r>
+      <w:proofErr w:type="gramStart"/>
+      <w:r>
+        <w:rPr>
+          <w:sz w:val="28"/>
+          <w:szCs w:val="28"/>
+        </w:rPr>
+        <w:t>Q(</w:t>
+      </w:r>
+      <w:proofErr w:type="gramEnd"/>
+      <w:r>
+        <w:rPr>
+          <w:sz w:val="28"/>
+          <w:szCs w:val="28"/>
+        </w:rPr>
+        <w:t>x,</w:t>
       </w:r>
       <w:r>
         <w:rPr>
@@ -8023,7 +8647,23 @@
           <w:sz w:val="28"/>
           <w:szCs w:val="28"/>
         </w:rPr>
-        <w:t>y) и давления инфекции P(x,</w:t>
+        <w:t xml:space="preserve">y) и давления инфекции </w:t>
+      </w:r>
+      <w:proofErr w:type="gramStart"/>
+      <w:r>
+        <w:rPr>
+          <w:sz w:val="28"/>
+          <w:szCs w:val="28"/>
+        </w:rPr>
+        <w:t>P(</w:t>
+      </w:r>
+      <w:proofErr w:type="gramEnd"/>
+      <w:r>
+        <w:rPr>
+          <w:sz w:val="28"/>
+          <w:szCs w:val="28"/>
+        </w:rPr>
+        <w:t>x,</w:t>
       </w:r>
       <w:r>
         <w:rPr>
@@ -8233,7 +8873,6 @@
           <w:sz w:val="28"/>
           <w:szCs w:val="28"/>
         </w:rPr>
-        <w:lastRenderedPageBreak/>
         <w:t xml:space="preserve">Базовое репродуктивное число, </w:t>
       </w:r>
       <m:oMath>
@@ -8510,6 +9149,7 @@
           <w:sz w:val="28"/>
           <w:szCs w:val="28"/>
         </w:rPr>
+        <w:lastRenderedPageBreak/>
         <w:t xml:space="preserve">Шаг по времени, </w:t>
       </w:r>
       <m:oMath>
@@ -8557,7 +9197,23 @@
           <w:sz w:val="28"/>
           <w:szCs w:val="28"/>
         </w:rPr>
-        <w:t>Начальные условия: Для наглядного исследования стабильности бегущей волны в изотропном пространстве моделируется ситуация распространения плоского инфекционного фронта.</w:t>
+        <w:t>Начальные условия</w:t>
+      </w:r>
+      <w:proofErr w:type="gramStart"/>
+      <w:r>
+        <w:rPr>
+          <w:sz w:val="28"/>
+          <w:szCs w:val="28"/>
+        </w:rPr>
+        <w:t>: Для</w:t>
+      </w:r>
+      <w:proofErr w:type="gramEnd"/>
+      <w:r>
+        <w:rPr>
+          <w:sz w:val="28"/>
+          <w:szCs w:val="28"/>
+        </w:rPr>
+        <w:t xml:space="preserve"> наглядного исследования стабильности бегущей волны в изотропном пространстве моделируется ситуация распространения плоского инфекционного фронта.</w:t>
       </w:r>
     </w:p>
     <w:p>
@@ -8604,7 +9260,23 @@
           <w:sz w:val="28"/>
           <w:szCs w:val="28"/>
         </w:rPr>
-        <w:t xml:space="preserve">30 (формируя сплошную линию). Пространство позади инфекционного фронта (x &lt; 30) равномерно заполнено переболевшими индивидами, образуя непроницаемую «иммунную стену» с суммарным иммунитетом </w:t>
+        <w:t xml:space="preserve">30 (формируя сплошную линию). Пространство позади инфекционного фронта (x </w:t>
+      </w:r>
+      <w:proofErr w:type="gramStart"/>
+      <w:r>
+        <w:rPr>
+          <w:sz w:val="28"/>
+          <w:szCs w:val="28"/>
+        </w:rPr>
+        <w:t>&lt; 30</w:t>
+      </w:r>
+      <w:proofErr w:type="gramEnd"/>
+      <w:r>
+        <w:rPr>
+          <w:sz w:val="28"/>
+          <w:szCs w:val="28"/>
+        </w:rPr>
+        <w:t xml:space="preserve">) равномерно заполнено переболевшими индивидами, образуя непроницаемую «иммунную стену» с суммарным иммунитетом </w:t>
       </w:r>
       <m:oMath>
         <m:r>
@@ -8661,7 +9333,23 @@
           <w:sz w:val="28"/>
           <w:szCs w:val="28"/>
         </w:rPr>
-        <w:t>. Пространство впереди фронта (x &gt; 30) остается абсолютно восприимчивым (R</w:t>
+        <w:t>. Пространство впереди фронта (</w:t>
+      </w:r>
+      <w:proofErr w:type="gramStart"/>
+      <w:r>
+        <w:rPr>
+          <w:sz w:val="28"/>
+          <w:szCs w:val="28"/>
+        </w:rPr>
+        <w:t>x &gt;</w:t>
+      </w:r>
+      <w:proofErr w:type="gramEnd"/>
+      <w:r>
+        <w:rPr>
+          <w:sz w:val="28"/>
+          <w:szCs w:val="28"/>
+        </w:rPr>
+        <w:t xml:space="preserve"> 30) остается абсолютно восприимчивым (R</w:t>
       </w:r>
       <w:r>
         <w:rPr>
@@ -8870,15 +9558,7 @@
           <w:sz w:val="28"/>
           <w:szCs w:val="28"/>
         </w:rPr>
-        <w:t xml:space="preserve">. Однако, поскольку фенотипическое пространство изотропно, боковые (поперечные) перемещения вдоль оси Y энергетически </w:t>
-      </w:r>
-      <w:r>
-        <w:rPr>
-          <w:sz w:val="28"/>
-          <w:szCs w:val="28"/>
-        </w:rPr>
-        <w:lastRenderedPageBreak/>
-        <w:t>равноценны движению вперед. В ходе симуляции (Step 320) отчетливо наблюдается физический эффект поперечной неустойчивости фронта.</w:t>
+        <w:t>. Однако, поскольку фенотипическое пространство изотропно, боковые (поперечные) перемещения вдоль оси Y энергетически равноценны движению вперед. В ходе симуляции (Step 320) отчетливо наблюдается физический эффект поперечной неустойчивости фронта.</w:t>
       </w:r>
     </w:p>
     <w:p>
@@ -8897,7 +9577,15 @@
           <w:sz w:val="28"/>
           <w:szCs w:val="28"/>
         </w:rPr>
-        <w:t>Случайные стохастические флуктуации (обусловленные демографическим дрейфом) приводят к тому, что отдельные участки линейного фронта начинают вырываться вперед или отставать. Из-за отсутствия ограничений на боковые мутации, плоская волна теряет свою строгую геометрию, начинает изгибаться, фрагментироваться и "морщиниться". Вирус активно использует дополнительные степени свободы для локальных обходов иммунных барьеров.</w:t>
+        <w:t xml:space="preserve">Случайные стохастические флуктуации (обусловленные демографическим дрейфом) приводят к тому, что отдельные участки линейного фронта начинают вырываться вперед или отставать. Из-за отсутствия ограничений на боковые мутации, плоская волна теряет свою </w:t>
+      </w:r>
+      <w:r>
+        <w:rPr>
+          <w:sz w:val="28"/>
+          <w:szCs w:val="28"/>
+        </w:rPr>
+        <w:lastRenderedPageBreak/>
+        <w:t>строгую геометрию, начинает изгибаться, фрагментироваться и "морщиниться". Вирус активно использует дополнительные степени свободы для локальных обходов иммунных барьеров.</w:t>
       </w:r>
     </w:p>
     <w:p>
@@ -9230,23 +9918,7 @@
           <w:sz w:val="28"/>
           <w:szCs w:val="28"/>
         </w:rPr>
-        <w:t xml:space="preserve">. Макроскопические осцилляции заболеваемости напрямую отражают процесс постоянной деформации, распада и слияния сегментов инфекционного фронта. В изотропном пространстве вирус постоянно "прощупывает" боковые ниши, формируя множественные локальные </w:t>
-      </w:r>
-      <w:proofErr w:type="spellStart"/>
-      <w:r>
-        <w:rPr>
-          <w:sz w:val="28"/>
-          <w:szCs w:val="28"/>
-        </w:rPr>
-        <w:t>микроэпидемии</w:t>
-      </w:r>
-      <w:proofErr w:type="spellEnd"/>
-      <w:r>
-        <w:rPr>
-          <w:sz w:val="28"/>
-          <w:szCs w:val="28"/>
-        </w:rPr>
-        <w:t>, что в сумме дает высокую и шумную эндемическую нагрузку на популяцию.</w:t>
+        <w:t>. Макроскопические осцилляции заболеваемости напрямую отражают процесс постоянной деформации, распада и слияния сегментов инфекционного фронта. В изотропном пространстве вирус постоянно "прощупывает" боковые ниши, формируя множественные локальные микроэпидемии, что в сумме дает высокую и шумную эндемическую нагрузку на популяцию.</w:t>
       </w:r>
     </w:p>
     <w:p>
@@ -9298,7 +9970,6 @@
           <w:sz w:val="28"/>
           <w:szCs w:val="28"/>
         </w:rPr>
-        <w:lastRenderedPageBreak/>
         <w:t>Проведенный эксперимент с распространением плоского инфекционного фронта позволяет сделать фундаментальные выводы о природе многомерной антигенной эволюции вируса гриппа А (H3N2)</w:t>
       </w:r>
       <w:r>
@@ -9353,7 +10024,15 @@
           <w:sz w:val="28"/>
           <w:szCs w:val="28"/>
         </w:rPr>
-        <w:t>). Вопреки ожиданиям катастрофического экспоненциального роста, система самостоятельно выходит на устойчивое динамическое равновесие. Это строго доказывает правильность работы математического аппарата: механизмы формирования перекрестного иммунитета и стохастического дрейфа эффективно ограничивают распространение вируса даже при наличии дополнительных пространственных степеней свободы.</w:t>
+        <w:t xml:space="preserve">). Вопреки ожиданиям катастрофического экспоненциального роста, система самостоятельно </w:t>
+      </w:r>
+      <w:r>
+        <w:rPr>
+          <w:sz w:val="28"/>
+          <w:szCs w:val="28"/>
+        </w:rPr>
+        <w:lastRenderedPageBreak/>
+        <w:t>выходит на устойчивое динамическое равновесие. Это строго доказывает правильность работы математического аппарата: механизмы формирования перекрестного иммунитета и стохастического дрейфа эффективно ограничивают распространение вируса даже при наличии дополнительных пространственных степеней свободы.</w:t>
       </w:r>
       <w:r>
         <w:rPr>
@@ -9367,7 +10046,7 @@
           <w:sz w:val="28"/>
           <w:szCs w:val="28"/>
         </w:rPr>
-        <w:t>Наблюдаемая на графиках трансформация строгого одномерного солитона в широкий, флуктуирующий фронт с высокой дисперсией не является «разрушением» волны. Напротив, она демонстрирует более глубокую и реалистичную картину антигенного дрейфа. Использованные параметры, специфичные для гриппа А, приводят к тому, что вирус начинает активно использовать латеральные ниши. Такое поведение фенотипически точно отражает внутр</w:t>
+        <w:t xml:space="preserve">Наблюдаемая на графиках трансформация строгого одномерного солитона в широкий, флуктуирующий фронт с высокой дисперсией не является «разрушением» волны. Напротив, она демонстрирует более глубокую и реалистичную картину антигенного дрейфа. Использованные параметры, специфичные для гриппа А, приводят к тому, что вирус начинает активно использовать латеральные ниши. Такое поведение фенотипически точно отражает </w:t>
       </w:r>
       <w:proofErr w:type="spellStart"/>
       <w:r>
@@ -9375,7 +10054,7 @@
           <w:sz w:val="28"/>
           <w:szCs w:val="28"/>
         </w:rPr>
-        <w:t>исезонную</w:t>
+        <w:t>внутрисезонную</w:t>
       </w:r>
       <w:proofErr w:type="spellEnd"/>
       <w:r>
@@ -9501,23 +10180,7 @@
           <w:sz w:val="28"/>
           <w:szCs w:val="28"/>
         </w:rPr>
-        <w:t xml:space="preserve">Переход в 2D-пространство наглядно показал, как вирус адаптируется к давлению коллективного иммунитета, находя обходные пути. Многомерная модель оказалась способна описать не просто идеализированное линейное движение, но сложный, </w:t>
-      </w:r>
-      <w:proofErr w:type="spellStart"/>
-      <w:r>
-        <w:rPr>
-          <w:sz w:val="28"/>
-          <w:szCs w:val="28"/>
-        </w:rPr>
-        <w:t>многовекторный</w:t>
-      </w:r>
-      <w:proofErr w:type="spellEnd"/>
-      <w:r>
-        <w:rPr>
-          <w:sz w:val="28"/>
-          <w:szCs w:val="28"/>
-        </w:rPr>
-        <w:t xml:space="preserve"> процесс поиска оптимальных эволюционных траекторий.</w:t>
+        <w:t>Переход в 2D-пространство наглядно показал, как вирус адаптируется к давлению коллективного иммунитета, находя обходные пути. Многомерная модель оказалась способна описать не просто идеализированное линейное движение, но сложный, многовекторный процесс поиска оптимальных эволюционных траекторий.</w:t>
       </w:r>
     </w:p>
     <w:p>
@@ -9626,15 +10289,7 @@
           <w:sz w:val="28"/>
           <w:szCs w:val="28"/>
         </w:rPr>
-        <w:t xml:space="preserve">Переход от одномерной модели к двумерному непрерывному фенотипическому пространству требует существенного усложнения математического аппарата. Каждый вирусный штамм теперь характеризуется </w:t>
-      </w:r>
-      <w:r>
-        <w:rPr>
-          <w:sz w:val="28"/>
-          <w:szCs w:val="28"/>
-        </w:rPr>
-        <w:lastRenderedPageBreak/>
-        <w:t xml:space="preserve">вектором </w:t>
+        <w:t xml:space="preserve">Переход от одномерной модели к двумерному непрерывному фенотипическому пространству требует существенного усложнения математического аппарата. Каждый вирусный штамм теперь характеризуется вектором </w:t>
       </w:r>
       <w:r>
         <w:rPr>
@@ -9736,18 +10391,7 @@
             <w:sz w:val="28"/>
             <w:szCs w:val="28"/>
           </w:rPr>
-          <m:t xml:space="preserve"> </m:t>
-        </m:r>
-        <m:r>
-          <m:rPr>
-            <m:sty m:val="p"/>
-          </m:rPr>
-          <w:rPr>
-            <w:rFonts w:ascii="Cambria Math" w:hAnsi="Cambria Math"/>
-            <w:sz w:val="28"/>
-            <w:szCs w:val="28"/>
-          </w:rPr>
-          <m:t>×</m:t>
+          <m:t xml:space="preserve"> ×</m:t>
         </m:r>
         <m:r>
           <w:rPr>
@@ -9802,7 +10446,15 @@
           <w:sz w:val="28"/>
           <w:szCs w:val="28"/>
         </w:rPr>
-        <w:t xml:space="preserve">) Моделирование диффузии на декартовой квадратной сетке неизбежно порождает топологические артефакты. В частности, радиально распространяющаяся волна со временем принимает неестественную крестообразную форму из-за дискретности шагов. Для исключения этих артефактов в модель внедрен расчет дистанций с учетом случайного поворота системы координат на угол </w:t>
+        <w:t xml:space="preserve">) Моделирование диффузии на декартовой квадратной сетке неизбежно порождает топологические артефакты. В частности, радиально распространяющаяся волна со временем принимает неестественную крестообразную форму из-за дискретности шагов. Для исключения этих </w:t>
+      </w:r>
+      <w:r>
+        <w:rPr>
+          <w:sz w:val="28"/>
+          <w:szCs w:val="28"/>
+        </w:rPr>
+        <w:lastRenderedPageBreak/>
+        <w:t xml:space="preserve">артефактов в модель внедрен расчет дистанций с учетом случайного поворота системы координат на угол </w:t>
       </w:r>
       <m:oMath>
         <m:r>
@@ -9889,18 +10541,7 @@
               <w:sz w:val="28"/>
               <w:szCs w:val="28"/>
             </w:rPr>
-            <m:t>=</m:t>
-          </m:r>
-          <m:r>
-            <m:rPr>
-              <m:sty m:val="p"/>
-            </m:rPr>
-            <w:rPr>
-              <w:rFonts w:ascii="Cambria Math" w:hAnsi="Cambria Math"/>
-              <w:sz w:val="28"/>
-              <w:szCs w:val="28"/>
-            </w:rPr>
-            <m:t>Δ</m:t>
+            <m:t>=Δ</m:t>
           </m:r>
           <m:r>
             <w:rPr>
@@ -9956,18 +10597,7 @@
               <w:sz w:val="28"/>
               <w:szCs w:val="28"/>
             </w:rPr>
-            <m:t>+</m:t>
-          </m:r>
-          <m:r>
-            <m:rPr>
-              <m:sty m:val="p"/>
-            </m:rPr>
-            <w:rPr>
-              <w:rFonts w:ascii="Cambria Math" w:hAnsi="Cambria Math"/>
-              <w:sz w:val="28"/>
-              <w:szCs w:val="28"/>
-            </w:rPr>
-            <m:t>Δ</m:t>
+            <m:t>+Δ</m:t>
           </m:r>
           <m:r>
             <w:rPr>
@@ -10078,18 +10708,7 @@
               <w:sz w:val="28"/>
               <w:szCs w:val="28"/>
             </w:rPr>
-            <m:t>=-</m:t>
-          </m:r>
-          <m:r>
-            <m:rPr>
-              <m:sty m:val="p"/>
-            </m:rPr>
-            <w:rPr>
-              <w:rFonts w:ascii="Cambria Math" w:hAnsi="Cambria Math"/>
-              <w:sz w:val="28"/>
-              <w:szCs w:val="28"/>
-            </w:rPr>
-            <m:t>Δ</m:t>
+            <m:t>=-Δ</m:t>
           </m:r>
           <m:r>
             <w:rPr>
@@ -10145,18 +10764,7 @@
               <w:sz w:val="28"/>
               <w:szCs w:val="28"/>
             </w:rPr>
-            <m:t>+</m:t>
-          </m:r>
-          <m:r>
-            <m:rPr>
-              <m:sty m:val="p"/>
-            </m:rPr>
-            <w:rPr>
-              <w:rFonts w:ascii="Cambria Math" w:hAnsi="Cambria Math"/>
-              <w:sz w:val="28"/>
-              <w:szCs w:val="28"/>
-            </w:rPr>
-            <m:t>Δ</m:t>
+            <m:t>+Δ</m:t>
           </m:r>
           <m:r>
             <w:rPr>
@@ -10396,18 +11004,7 @@
                   <w:sz w:val="28"/>
                   <w:szCs w:val="28"/>
                 </w:rPr>
-                <m:t>+</m:t>
-              </m:r>
-              <m:r>
-                <m:rPr>
-                  <m:sty m:val="p"/>
-                </m:rPr>
-                <w:rPr>
-                  <w:rFonts w:ascii="Cambria Math" w:hAnsi="Cambria Math"/>
-                  <w:sz w:val="28"/>
-                  <w:szCs w:val="28"/>
-                </w:rPr>
-                <m:t>α</m:t>
+                <m:t>+α</m:t>
               </m:r>
               <m:sSup>
                 <m:sSupPr>
@@ -10633,23 +11230,7 @@
           <w:sz w:val="28"/>
           <w:szCs w:val="28"/>
         </w:rPr>
-        <w:t xml:space="preserve">. Параметр </w:t>
-      </w:r>
-      <w:proofErr w:type="spellStart"/>
-      <w:r>
-        <w:rPr>
-          <w:sz w:val="28"/>
-          <w:szCs w:val="28"/>
-        </w:rPr>
-        <w:t>shift</w:t>
-      </w:r>
-      <w:proofErr w:type="spellEnd"/>
-      <w:r>
-        <w:rPr>
-          <w:sz w:val="28"/>
-          <w:szCs w:val="28"/>
-        </w:rPr>
-        <w:t xml:space="preserve"> позволяет задавать смещение центра инфекции относительно центра иммунитета.</w:t>
+        <w:t>. Параметр shift позволяет задавать смещение центра инфекции относительно центра иммунитета.</w:t>
       </w:r>
     </w:p>
     <w:p>
@@ -10668,7 +11249,23 @@
           <w:sz w:val="28"/>
           <w:szCs w:val="28"/>
         </w:rPr>
-        <w:t xml:space="preserve">Вычислительная оптимизация Для обеспечения производительности на сетках высокой плотности прямой расчет сверток заменен на расчет в частотной области с использованием библиотеки FFTW3. Это снижает алгоритмическую сложность двумерной свертки с </w:t>
+        <w:t xml:space="preserve">Вычислительная </w:t>
+      </w:r>
+      <w:proofErr w:type="gramStart"/>
+      <w:r>
+        <w:rPr>
+          <w:sz w:val="28"/>
+          <w:szCs w:val="28"/>
+        </w:rPr>
+        <w:t>оптимизация</w:t>
+      </w:r>
+      <w:proofErr w:type="gramEnd"/>
+      <w:r>
+        <w:rPr>
+          <w:sz w:val="28"/>
+          <w:szCs w:val="28"/>
+        </w:rPr>
+        <w:t xml:space="preserve"> Для обеспечения производительности на сетках высокой плотности прямой расчет сверток заменен на расчет в частотной области с использованием библиотеки FFTW3. Это снижает алгоритмическую сложность двумерной свертки с </w:t>
       </w:r>
       <m:oMath>
         <m:r>
@@ -11412,6 +12009,7 @@
         <w:rPr>
           <w:noProof/>
         </w:rPr>
+        <w:lastRenderedPageBreak/>
         <w:drawing>
           <wp:inline distT="0" distB="0" distL="0" distR="0" wp14:anchorId="358D5403" wp14:editId="516C71CF">
             <wp:extent cx="5253487" cy="2399283"/>
@@ -11732,7 +12330,6 @@
           <w:sz w:val="28"/>
           <w:szCs w:val="28"/>
         </w:rPr>
-        <w:lastRenderedPageBreak/>
         <w:t>6.3. Эксперимент 2: Влияние асимметрии начального распределения</w:t>
       </w:r>
     </w:p>
@@ -11764,29 +12361,7 @@
             <w:sz w:val="28"/>
             <w:szCs w:val="28"/>
           </w:rPr>
-          <m:t>α</m:t>
-        </m:r>
-        <m:r>
-          <m:rPr>
-            <m:sty m:val="p"/>
-          </m:rPr>
-          <w:rPr>
-            <w:rFonts w:ascii="Cambria Math" w:hAnsi="Cambria Math"/>
-            <w:sz w:val="28"/>
-            <w:szCs w:val="28"/>
-          </w:rPr>
-          <m:t>=1.0,</m:t>
-        </m:r>
-        <m:r>
-          <m:rPr>
-            <m:sty m:val="p"/>
-          </m:rPr>
-          <w:rPr>
-            <w:rFonts w:ascii="Cambria Math" w:hAnsi="Cambria Math"/>
-            <w:sz w:val="28"/>
-            <w:szCs w:val="28"/>
-          </w:rPr>
-          <m:t xml:space="preserve"> </m:t>
+          <m:t xml:space="preserve">α=1.0, </m:t>
         </m:r>
         <m:r>
           <m:rPr>
@@ -11815,7 +12390,15 @@
           <w:sz w:val="28"/>
           <w:szCs w:val="28"/>
         </w:rPr>
-        <w:t>), однако радиус инфекционного очага был сделан меньше радиуса иммунного пула (</w:t>
+        <w:t xml:space="preserve">), однако радиус </w:t>
+      </w:r>
+      <w:r>
+        <w:rPr>
+          <w:sz w:val="28"/>
+          <w:szCs w:val="28"/>
+        </w:rPr>
+        <w:lastRenderedPageBreak/>
+        <w:t>инфекционного очага был сделан меньше радиуса иммунного пула (</w:t>
       </w:r>
       <m:oMath>
         <m:sSub>
@@ -11858,18 +12441,7 @@
             <w:sz w:val="28"/>
             <w:szCs w:val="28"/>
           </w:rPr>
-          <m:t>=3,</m:t>
-        </m:r>
-        <m:r>
-          <m:rPr>
-            <m:sty m:val="p"/>
-          </m:rPr>
-          <w:rPr>
-            <w:rFonts w:ascii="Cambria Math" w:hAnsi="Cambria Math"/>
-            <w:sz w:val="28"/>
-            <w:szCs w:val="28"/>
-          </w:rPr>
-          <m:t xml:space="preserve">  </m:t>
+          <m:t xml:space="preserve">=3,  </m:t>
         </m:r>
         <m:sSub>
           <m:sSubPr>
@@ -11919,23 +12491,7 @@
           <w:sz w:val="28"/>
           <w:szCs w:val="28"/>
         </w:rPr>
-        <w:t>), ис</w:t>
-      </w:r>
-      <w:proofErr w:type="spellStart"/>
-      <w:r>
-        <w:rPr>
-          <w:sz w:val="28"/>
-          <w:szCs w:val="28"/>
-        </w:rPr>
-        <w:t>кусственно</w:t>
-      </w:r>
-      <w:proofErr w:type="spellEnd"/>
-      <w:r>
-        <w:rPr>
-          <w:sz w:val="28"/>
-          <w:szCs w:val="28"/>
-        </w:rPr>
-        <w:t xml:space="preserve"> помещая вирус в «иммунную ловушку».</w:t>
+        <w:t>), искусственно помещая вирус в «иммунную ловушку».</w:t>
       </w:r>
     </w:p>
     <w:p>
@@ -12230,7 +12786,6 @@
           <w:sz w:val="28"/>
           <w:szCs w:val="28"/>
         </w:rPr>
-        <w:lastRenderedPageBreak/>
         <w:t>6.4. Эксперимент 3: Анизотропия фенотипа и эффект конечного размера</w:t>
       </w:r>
     </w:p>
@@ -12269,18 +12824,7 @@
             <w:sz w:val="28"/>
             <w:szCs w:val="28"/>
           </w:rPr>
-          <m:t>α</m:t>
-        </m:r>
-        <m:r>
-          <m:rPr>
-            <m:sty m:val="p"/>
-          </m:rPr>
-          <w:rPr>
-            <w:rFonts w:ascii="Cambria Math" w:hAnsi="Cambria Math"/>
-            <w:sz w:val="28"/>
-            <w:szCs w:val="28"/>
-          </w:rPr>
-          <m:t>= 0.3</m:t>
+          <m:t>α= 0.3</m:t>
         </m:r>
       </m:oMath>
       <w:r>
@@ -12288,23 +12832,15 @@
           <w:sz w:val="28"/>
           <w:szCs w:val="28"/>
         </w:rPr>
-        <w:t>), делающая боковые мутации невыгодными. Центр инфекции был смещен вперед относительно иммунитета (</w:t>
-      </w:r>
-      <w:proofErr w:type="spellStart"/>
-      <w:r>
-        <w:rPr>
-          <w:sz w:val="28"/>
-          <w:szCs w:val="28"/>
-        </w:rPr>
-        <w:t>shift</w:t>
-      </w:r>
-      <w:proofErr w:type="spellEnd"/>
-      <w:r>
-        <w:rPr>
-          <w:sz w:val="28"/>
-          <w:szCs w:val="28"/>
-        </w:rPr>
-        <w:t xml:space="preserve"> = 10), имитируя наличие мощной иммунной стены позади вируса</w:t>
+        <w:t xml:space="preserve">), делающая боковые мутации </w:t>
+      </w:r>
+      <w:r>
+        <w:rPr>
+          <w:sz w:val="28"/>
+          <w:szCs w:val="28"/>
+        </w:rPr>
+        <w:lastRenderedPageBreak/>
+        <w:t>невыгодными. Центр инфекции был смещен вперед относительно иммунитета (shift = 10), имитируя наличие мощной иммунной стены позади вируса</w:t>
       </w:r>
       <w:r>
         <w:rPr>
@@ -12393,7 +12929,7 @@
           <w:noProof/>
         </w:rPr>
         <w:drawing>
-          <wp:inline distT="0" distB="0" distL="0" distR="0" wp14:anchorId="496C0720" wp14:editId="715A90F5">
+          <wp:inline distT="0" distB="0" distL="0" distR="0" wp14:anchorId="496C0720" wp14:editId="7CBEC95F">
             <wp:extent cx="5433650" cy="2773105"/>
             <wp:effectExtent l="0" t="0" r="0" b="8255"/>
             <wp:docPr id="9" name="Рисунок 9"/>
@@ -12519,39 +13055,7 @@
           <w:sz w:val="28"/>
           <w:szCs w:val="28"/>
         </w:rPr>
-        <w:t>) проявляется фундаментальный недостаток непрерывных сеток. Стабильная комета фрагментируется, и из-за конечного размера решетки (</w:t>
-      </w:r>
-      <w:proofErr w:type="spellStart"/>
-      <w:r>
-        <w:rPr>
-          <w:sz w:val="28"/>
-          <w:szCs w:val="28"/>
-        </w:rPr>
-        <w:t>самоинтерференция</w:t>
-      </w:r>
-      <w:proofErr w:type="spellEnd"/>
-      <w:r>
-        <w:rPr>
-          <w:sz w:val="28"/>
-          <w:szCs w:val="28"/>
-        </w:rPr>
-        <w:t xml:space="preserve"> на торе) инфекция наталкивается на свой собственный иммунный след. Единый фронт расщепляется на множество хаотичных </w:t>
-      </w:r>
-      <w:proofErr w:type="spellStart"/>
-      <w:r>
-        <w:rPr>
-          <w:sz w:val="28"/>
-          <w:szCs w:val="28"/>
-        </w:rPr>
-        <w:t>микроэпидемий</w:t>
-      </w:r>
-      <w:proofErr w:type="spellEnd"/>
-      <w:r>
-        <w:rPr>
-          <w:sz w:val="28"/>
-          <w:szCs w:val="28"/>
-        </w:rPr>
-        <w:t>, а глобальная заболеваемость уходит в экспоненциальный рост, достигая нереалистичных ~32%.</w:t>
+        <w:t>) проявляется фундаментальный недостаток непрерывных сеток. Стабильная комета фрагментируется, и из-за конечного размера решетки (самоинтерференция на торе) инфекция наталкивается на свой собственный иммунный след. Единый фронт расщепляется на множество хаотичных микроэпидемий, а глобальная заболеваемость уходит в экспоненциальный рост, достигая нереалистичных ~32%.</w:t>
       </w:r>
     </w:p>
     <w:p>
@@ -12586,6 +13090,7 @@
           <w:sz w:val="28"/>
           <w:szCs w:val="28"/>
         </w:rPr>
+        <w:lastRenderedPageBreak/>
         <w:t>6.5. Выводы по разделу: Ограничения непрерывного многомерного пространства</w:t>
       </w:r>
     </w:p>
@@ -12781,7 +13286,23 @@
           <w:sz w:val="28"/>
           <w:szCs w:val="28"/>
         </w:rPr>
-        <w:t xml:space="preserve"> стремится к 1. Физически это означает, что чем дальше штаммы находятся друг от друга в фенотипическом пространстве, тем выше их взаимная восприимчивость. В 2D-пространстве, когда инфекционный фронт расщепляется на несколько расходящихся «комет», инфекционной «голове» одной кометы становится энергетически выгодно смещаться в сторону и поглощать чужой иммунный «хвост» (оставленный другой кометой). На большом расстоянии этот чужой хвост воспринимается матрицей ландшафта Q(x,</w:t>
+        <w:t xml:space="preserve"> стремится к 1. Физически это означает, что чем дальше штаммы находятся друг от друга в фенотипическом пространстве, тем выше их взаимная восприимчивость. В 2D-пространстве, когда инфекционный фронт расщепляется на несколько расходящихся «комет», инфекционной «голове» одной кометы становится энергетически выгодно смещаться в сторону и поглощать чужой иммунный «хвост» (оставленный другой кометой). На большом расстоянии этот чужой хвост воспринимается матрицей ландшафта </w:t>
+      </w:r>
+      <w:proofErr w:type="gramStart"/>
+      <w:r>
+        <w:rPr>
+          <w:sz w:val="28"/>
+          <w:szCs w:val="28"/>
+        </w:rPr>
+        <w:t>Q(</w:t>
+      </w:r>
+      <w:proofErr w:type="gramEnd"/>
+      <w:r>
+        <w:rPr>
+          <w:sz w:val="28"/>
+          <w:szCs w:val="28"/>
+        </w:rPr>
+        <w:t>x,</w:t>
       </w:r>
       <w:r>
         <w:rPr>
@@ -12925,6 +13446,7 @@
           <w:sz w:val="28"/>
           <w:szCs w:val="28"/>
         </w:rPr>
+        <w:lastRenderedPageBreak/>
         <w:t xml:space="preserve">7. Моделирование эволюции на </w:t>
       </w:r>
       <w:proofErr w:type="spellStart"/>
@@ -13197,13 +13719,23 @@
           <w:lang w:val="en-US"/>
         </w:rPr>
       </w:pPr>
+      <w:proofErr w:type="spellStart"/>
       <w:r>
         <w:rPr>
           <w:sz w:val="28"/>
           <w:szCs w:val="28"/>
           <w:lang w:val="fr-FR"/>
         </w:rPr>
-        <w:t xml:space="preserve">Ballegooijen W. M. et al. </w:t>
+        <w:t>Ballegooijen</w:t>
+      </w:r>
+      <w:proofErr w:type="spellEnd"/>
+      <w:r>
+        <w:rPr>
+          <w:sz w:val="28"/>
+          <w:szCs w:val="28"/>
+          <w:lang w:val="fr-FR"/>
+        </w:rPr>
+        <w:t xml:space="preserve"> W. M. et al. </w:t>
       </w:r>
       <w:r>
         <w:rPr>
@@ -13406,7 +13938,7 @@
 </file>
 
 <file path=word/numbering.xml><?xml version="1.0" encoding="utf-8"?>
-<w:numbering xmlns:wpc="http://schemas.microsoft.com/office/word/2010/wordprocessingCanvas" xmlns:cx="http://schemas.microsoft.com/office/drawing/2014/chartex" xmlns:cx1="http://schemas.microsoft.com/office/drawing/2015/9/8/chartex" xmlns:cx2="http://schemas.microsoft.com/office/drawing/2015/10/21/chartex" xmlns:cx3="http://schemas.microsoft.com/office/drawing/2016/5/9/chartex" xmlns:cx4="http://schemas.microsoft.com/office/drawing/2016/5/10/chartex" xmlns:cx5="http://schemas.microsoft.com/office/drawing/2016/5/11/chartex" xmlns:cx6="http://schemas.microsoft.com/office/drawing/2016/5/12/chartex" xmlns:cx7="http://schemas.microsoft.com/office/drawing/2016/5/13/chartex" xmlns:cx8="http://schemas.microsoft.com/office/drawing/2016/5/14/chartex" xmlns:mc="http://schemas.openxmlformats.org/markup-compatibility/2006" xmlns:aink="http://schemas.microsoft.com/office/drawing/2016/ink" xmlns:am3d="http://schemas.microsoft.com/office/drawing/2017/model3d" xmlns:o="urn:schemas-microsoft-com:office:office" xmlns:r="http://schemas.openxmlformats.org/officeDocument/2006/relationships" xmlns:m="http://schemas.openxmlformats.org/officeDocument/2006/math" xmlns:v="urn:schemas-microsoft-com:vml" xmlns:wp14="http://schemas.microsoft.com/office/word/2010/wordprocessingDrawing" xmlns:wp="http://schemas.openxmlformats.org/drawingml/2006/wordprocessingDrawing" xmlns:w10="urn:schemas-microsoft-com:office:word" xmlns:w="http://schemas.openxmlformats.org/wordprocessingml/2006/main" xmlns:w14="http://schemas.microsoft.com/office/word/2010/wordml" xmlns:w15="http://schemas.microsoft.com/office/word/2012/wordml" xmlns:w16cex="http://schemas.microsoft.com/office/word/2018/wordml/cex" xmlns:w16cid="http://schemas.microsoft.com/office/word/2016/wordml/cid" xmlns:w16="http://schemas.microsoft.com/office/word/2018/wordml" xmlns:w16sdtdh="http://schemas.microsoft.com/office/word/2020/wordml/sdtdatahash" xmlns:w16se="http://schemas.microsoft.com/office/word/2015/wordml/symex" xmlns:wpg="http://schemas.microsoft.com/office/word/2010/wordprocessingGroup" xmlns:wpi="http://schemas.microsoft.com/office/word/2010/wordprocessingInk" xmlns:wne="http://schemas.microsoft.com/office/word/2006/wordml" xmlns:wps="http://schemas.microsoft.com/office/word/2010/wordprocessingShape" mc:Ignorable="w14 w15 w16se w16cid w16 w16cex w16sdtdh wp14">
+<w:numbering xmlns:wpc="http://schemas.microsoft.com/office/word/2010/wordprocessingCanvas" xmlns:cx="http://schemas.microsoft.com/office/drawing/2014/chartex" xmlns:cx1="http://schemas.microsoft.com/office/drawing/2015/9/8/chartex" xmlns:cx2="http://schemas.microsoft.com/office/drawing/2015/10/21/chartex" xmlns:cx3="http://schemas.microsoft.com/office/drawing/2016/5/9/chartex" xmlns:cx4="http://schemas.microsoft.com/office/drawing/2016/5/10/chartex" xmlns:cx5="http://schemas.microsoft.com/office/drawing/2016/5/11/chartex" xmlns:cx6="http://schemas.microsoft.com/office/drawing/2016/5/12/chartex" xmlns:cx7="http://schemas.microsoft.com/office/drawing/2016/5/13/chartex" xmlns:cx8="http://schemas.microsoft.com/office/drawing/2016/5/14/chartex" xmlns:mc="http://schemas.openxmlformats.org/markup-compatibility/2006" xmlns:aink="http://schemas.microsoft.com/office/drawing/2016/ink" xmlns:am3d="http://schemas.microsoft.com/office/drawing/2017/model3d" xmlns:o="urn:schemas-microsoft-com:office:office" xmlns:oel="http://schemas.microsoft.com/office/2019/extlst" xmlns:r="http://schemas.openxmlformats.org/officeDocument/2006/relationships" xmlns:m="http://schemas.openxmlformats.org/officeDocument/2006/math" xmlns:v="urn:schemas-microsoft-com:vml" xmlns:wp14="http://schemas.microsoft.com/office/word/2010/wordprocessingDrawing" xmlns:wp="http://schemas.openxmlformats.org/drawingml/2006/wordprocessingDrawing" xmlns:w10="urn:schemas-microsoft-com:office:word" xmlns:w="http://schemas.openxmlformats.org/wordprocessingml/2006/main" xmlns:w14="http://schemas.microsoft.com/office/word/2010/wordml" xmlns:w15="http://schemas.microsoft.com/office/word/2012/wordml" xmlns:w16cex="http://schemas.microsoft.com/office/word/2018/wordml/cex" xmlns:w16cid="http://schemas.microsoft.com/office/word/2016/wordml/cid" xmlns:w16="http://schemas.microsoft.com/office/word/2018/wordml" xmlns:w16du="http://schemas.microsoft.com/office/word/2023/wordml/word16du" xmlns:w16sdtdh="http://schemas.microsoft.com/office/word/2020/wordml/sdtdatahash" xmlns:w16sdtfl="http://schemas.microsoft.com/office/word/2024/wordml/sdtformatlock" xmlns:w16se="http://schemas.microsoft.com/office/word/2015/wordml/symex" xmlns:wpg="http://schemas.microsoft.com/office/word/2010/wordprocessingGroup" xmlns:wpi="http://schemas.microsoft.com/office/word/2010/wordprocessingInk" xmlns:wne="http://schemas.microsoft.com/office/word/2006/wordml" xmlns:wps="http://schemas.microsoft.com/office/word/2010/wordprocessingShape" mc:Ignorable="w14 w15 w16se w16cid w16 w16cex w16sdtdh w16sdtfl w16du wp14">
   <w:abstractNum w:abstractNumId="0" w15:restartNumberingAfterBreak="0">
     <w:nsid w:val="0F607F0A"/>
     <w:multiLevelType w:val="hybridMultilevel"/>
@@ -14804,43 +15336,43 @@
       </w:rPr>
     </w:lvl>
   </w:abstractNum>
-  <w:num w:numId="1">
+  <w:num w:numId="1" w16cid:durableId="1258832500">
     <w:abstractNumId w:val="11"/>
   </w:num>
-  <w:num w:numId="2">
+  <w:num w:numId="2" w16cid:durableId="1451626697">
     <w:abstractNumId w:val="12"/>
   </w:num>
-  <w:num w:numId="3">
+  <w:num w:numId="3" w16cid:durableId="1837695377">
     <w:abstractNumId w:val="0"/>
   </w:num>
-  <w:num w:numId="4">
+  <w:num w:numId="4" w16cid:durableId="1555391753">
     <w:abstractNumId w:val="4"/>
   </w:num>
-  <w:num w:numId="5">
+  <w:num w:numId="5" w16cid:durableId="751974583">
     <w:abstractNumId w:val="9"/>
   </w:num>
-  <w:num w:numId="6">
+  <w:num w:numId="6" w16cid:durableId="706224876">
     <w:abstractNumId w:val="10"/>
   </w:num>
-  <w:num w:numId="7">
+  <w:num w:numId="7" w16cid:durableId="917986133">
     <w:abstractNumId w:val="2"/>
   </w:num>
-  <w:num w:numId="8">
+  <w:num w:numId="8" w16cid:durableId="1234075599">
     <w:abstractNumId w:val="6"/>
   </w:num>
-  <w:num w:numId="9">
+  <w:num w:numId="9" w16cid:durableId="1339038054">
     <w:abstractNumId w:val="7"/>
   </w:num>
-  <w:num w:numId="10">
+  <w:num w:numId="10" w16cid:durableId="1103843010">
     <w:abstractNumId w:val="3"/>
   </w:num>
-  <w:num w:numId="11">
+  <w:num w:numId="11" w16cid:durableId="1049035603">
     <w:abstractNumId w:val="8"/>
   </w:num>
-  <w:num w:numId="12">
+  <w:num w:numId="12" w16cid:durableId="1480460531">
     <w:abstractNumId w:val="1"/>
   </w:num>
-  <w:num w:numId="13">
+  <w:num w:numId="13" w16cid:durableId="1220823836">
     <w:abstractNumId w:val="5"/>
   </w:num>
   <w:numIdMacAtCleanup w:val="6"/>
@@ -14848,7 +15380,7 @@
 </file>
 
 <file path=word/styles.xml><?xml version="1.0" encoding="utf-8"?>
-<w:styles xmlns:mc="http://schemas.openxmlformats.org/markup-compatibility/2006" xmlns:r="http://schemas.openxmlformats.org/officeDocument/2006/relationships" xmlns:w="http://schemas.openxmlformats.org/wordprocessingml/2006/main" xmlns:w14="http://schemas.microsoft.com/office/word/2010/wordml" xmlns:w15="http://schemas.microsoft.com/office/word/2012/wordml" xmlns:w16cex="http://schemas.microsoft.com/office/word/2018/wordml/cex" xmlns:w16cid="http://schemas.microsoft.com/office/word/2016/wordml/cid" xmlns:w16="http://schemas.microsoft.com/office/word/2018/wordml" xmlns:w16sdtdh="http://schemas.microsoft.com/office/word/2020/wordml/sdtdatahash" xmlns:w16se="http://schemas.microsoft.com/office/word/2015/wordml/symex" mc:Ignorable="w14 w15 w16se w16cid w16 w16cex w16sdtdh">
+<w:styles xmlns:mc="http://schemas.openxmlformats.org/markup-compatibility/2006" xmlns:r="http://schemas.openxmlformats.org/officeDocument/2006/relationships" xmlns:w="http://schemas.openxmlformats.org/wordprocessingml/2006/main" xmlns:w14="http://schemas.microsoft.com/office/word/2010/wordml" xmlns:w15="http://schemas.microsoft.com/office/word/2012/wordml" xmlns:w16cex="http://schemas.microsoft.com/office/word/2018/wordml/cex" xmlns:w16cid="http://schemas.microsoft.com/office/word/2016/wordml/cid" xmlns:w16="http://schemas.microsoft.com/office/word/2018/wordml" xmlns:w16du="http://schemas.microsoft.com/office/word/2023/wordml/word16du" xmlns:w16sdtdh="http://schemas.microsoft.com/office/word/2020/wordml/sdtdatahash" xmlns:w16sdtfl="http://schemas.microsoft.com/office/word/2024/wordml/sdtformatlock" xmlns:w16se="http://schemas.microsoft.com/office/word/2015/wordml/symex" mc:Ignorable="w14 w15 w16se w16cid w16 w16cex w16sdtdh w16sdtfl w16du">
   <w:docDefaults>
     <w:rPrDefault>
       <w:rPr>
